--- a/deploy/windows/ZED-Staging-Deployment-Guide.docx
+++ b/deploy/windows/ZED-Staging-Deployment-Guide.docx
@@ -1408,7 +1408,7 @@
               <w:rPr>
                 <w:sz w:val="19"/>
               </w:rPr>
-              <w:t>An e-mail address for certificate expiry notices (Let's Encrypt).</w:t>
+              <w:t>An e-mail address for the free Let's Encrypt SSL certificate account.</w:t>
             </w:r>
           </w:p>
         </w:tc>
@@ -3131,7 +3131,24 @@
         <w:pStyle w:val="Heading3"/>
       </w:pPr>
       <w:r>
-        <w:t>B6. Switch on HTTPS (once)</w:t>
+        <w:t>B6. Free SSL certificate and HTTPS (once)</w:t>
+      </w:r>
+    </w:p>
+    <w:p>
+      <w:pPr>
+        <w:spacing w:after="80"/>
+      </w:pPr>
+      <w:r>
+        <w:t xml:space="preserve">The site uses a </w:t>
+      </w:r>
+      <w:r>
+        <w:rPr>
+          <w:b/>
+        </w:rPr>
+        <w:t>free SSL certificate from Let's Encrypt</w:t>
+      </w:r>
+      <w:r>
+        <w:t xml:space="preserve"> (no cost, no account to buy, trusted by all browsers). One command gets it and switches the site to HTTPS:</w:t>
       </w:r>
     </w:p>
     <w:p>
@@ -3153,7 +3170,7 @@
         <w:spacing w:after="80"/>
       </w:pPr>
       <w:r>
-        <w:t xml:space="preserve">It downloads win-acme, gets a free Let's Encrypt certificate for zedcms.umon.in, adds the https binding in IIS and then switches the website to HTTPS: </w:t>
+        <w:t xml:space="preserve">It downloads win-acme (the Let's Encrypt client for Windows), gets the certificate for zedcms.umon.in, adds the https binding in IIS and then switches the website to HTTPS: </w:t>
       </w:r>
       <w:r>
         <w:rPr>
@@ -3163,8 +3180,348 @@
         <w:t>APP_URL=https://zedcms.umon.in</w:t>
       </w:r>
       <w:r>
-        <w:t>, secure cookies, and every http address redirects to https. win-acme renews the certificate automatically (Task Scheduler).</w:t>
+        <w:t>, secure cookies, and every http address redirects to https. It ends by showing the certificate's expiry date and the automatic renewal task.</w:t>
       </w:r>
+    </w:p>
+    <w:p>
+      <w:pPr>
+        <w:spacing w:after="80"/>
+      </w:pPr>
+      <w:r>
+        <w:t xml:space="preserve">Tip: on the first deployment you can do B4 and B6 in one go by adding </w:t>
+      </w:r>
+      <w:r>
+        <w:rPr>
+          <w:rFonts w:ascii="Consolas" w:hAnsi="Consolas" w:eastAsia="Consolas"/>
+          <w:sz w:val="19"/>
+        </w:rPr>
+        <w:t>-HttpsEmail your.name@example.com</w:t>
+      </w:r>
+      <w:r>
+        <w:t xml:space="preserve"> to the </w:t>
+      </w:r>
+      <w:r>
+        <w:rPr>
+          <w:rFonts w:ascii="Consolas" w:hAnsi="Consolas" w:eastAsia="Consolas"/>
+          <w:sz w:val="19"/>
+        </w:rPr>
+        <w:t>Deploy-ZedSite.ps1</w:t>
+      </w:r>
+      <w:r>
+        <w:t xml:space="preserve"> command.</w:t>
+      </w:r>
+    </w:p>
+    <w:tbl>
+      <w:tblPr>
+        <w:tblStyle w:val="TableGrid"/>
+        <w:tblW w:type="auto" w:w="0"/>
+        <w:jc w:val="center"/>
+        <w:tblLook w:firstColumn="1" w:firstRow="1" w:lastColumn="0" w:lastRow="0" w:noHBand="0" w:noVBand="1" w:val="04A0"/>
+      </w:tblPr>
+      <w:tblGrid>
+        <w:gridCol w:w="4819"/>
+        <w:gridCol w:w="4819"/>
+      </w:tblGrid>
+      <w:tr>
+        <w:tc>
+          <w:tcPr>
+            <w:tcW w:type="dxa" w:w="1984"/>
+            <w:shd w:val="clear" w:color="auto" w:fill="2E7D4F"/>
+          </w:tcPr>
+          <w:p>
+            <w:pPr>
+              <w:spacing w:after="20"/>
+            </w:pPr>
+            <w:r>
+              <w:rPr>
+                <w:sz w:val="19"/>
+              </w:rPr>
+            </w:r>
+            <w:r>
+              <w:rPr>
+                <w:b/>
+                <w:color w:val="FFFFFF"/>
+                <w:sz w:val="19"/>
+              </w:rPr>
+              <w:t>Free certificate facts</w:t>
+            </w:r>
+          </w:p>
+        </w:tc>
+        <w:tc>
+          <w:tcPr>
+            <w:tcW w:type="dxa" w:w="7654"/>
+            <w:shd w:val="clear" w:color="auto" w:fill="2E7D4F"/>
+          </w:tcPr>
+          <w:p>
+            <w:pPr>
+              <w:spacing w:after="20"/>
+            </w:pPr>
+            <w:r>
+              <w:rPr>
+                <w:sz w:val="19"/>
+              </w:rPr>
+            </w:r>
+            <w:r>
+              <w:rPr>
+                <w:b/>
+                <w:color w:val="FFFFFF"/>
+                <w:sz w:val="19"/>
+              </w:rPr>
+            </w:r>
+          </w:p>
+        </w:tc>
+      </w:tr>
+      <w:tr>
+        <w:tc>
+          <w:tcPr>
+            <w:tcW w:type="dxa" w:w="1984"/>
+          </w:tcPr>
+          <w:p>
+            <w:pPr>
+              <w:spacing w:after="20"/>
+            </w:pPr>
+            <w:r>
+              <w:rPr>
+                <w:sz w:val="19"/>
+              </w:rPr>
+            </w:r>
+            <w:r>
+              <w:rPr>
+                <w:sz w:val="19"/>
+              </w:rPr>
+              <w:t>Cost</w:t>
+            </w:r>
+          </w:p>
+        </w:tc>
+        <w:tc>
+          <w:tcPr>
+            <w:tcW w:type="dxa" w:w="7654"/>
+          </w:tcPr>
+          <w:p>
+            <w:pPr>
+              <w:spacing w:after="20"/>
+            </w:pPr>
+            <w:r>
+              <w:rPr>
+                <w:sz w:val="19"/>
+              </w:rPr>
+            </w:r>
+            <w:r>
+              <w:rPr>
+                <w:sz w:val="19"/>
+              </w:rPr>
+              <w:t>Free (Let's Encrypt, a non-profit certificate authority).</w:t>
+            </w:r>
+          </w:p>
+        </w:tc>
+      </w:tr>
+      <w:tr>
+        <w:tc>
+          <w:tcPr>
+            <w:tcW w:type="dxa" w:w="1984"/>
+          </w:tcPr>
+          <w:p>
+            <w:pPr>
+              <w:spacing w:after="20"/>
+            </w:pPr>
+            <w:r>
+              <w:rPr>
+                <w:sz w:val="19"/>
+              </w:rPr>
+            </w:r>
+            <w:r>
+              <w:rPr>
+                <w:sz w:val="19"/>
+              </w:rPr>
+              <w:t>Valid for</w:t>
+            </w:r>
+          </w:p>
+        </w:tc>
+        <w:tc>
+          <w:tcPr>
+            <w:tcW w:type="dxa" w:w="7654"/>
+          </w:tcPr>
+          <w:p>
+            <w:pPr>
+              <w:spacing w:after="20"/>
+            </w:pPr>
+            <w:r>
+              <w:rPr>
+                <w:sz w:val="19"/>
+              </w:rPr>
+            </w:r>
+            <w:r>
+              <w:rPr>
+                <w:sz w:val="19"/>
+              </w:rPr>
+              <w:t>90 days (Let's Encrypt is gradually making this shorter).</w:t>
+            </w:r>
+          </w:p>
+        </w:tc>
+      </w:tr>
+      <w:tr>
+        <w:tc>
+          <w:tcPr>
+            <w:tcW w:type="dxa" w:w="1984"/>
+          </w:tcPr>
+          <w:p>
+            <w:pPr>
+              <w:spacing w:after="20"/>
+            </w:pPr>
+            <w:r>
+              <w:rPr>
+                <w:sz w:val="19"/>
+              </w:rPr>
+            </w:r>
+            <w:r>
+              <w:rPr>
+                <w:sz w:val="19"/>
+              </w:rPr>
+              <w:t>Renewal</w:t>
+            </w:r>
+          </w:p>
+        </w:tc>
+        <w:tc>
+          <w:tcPr>
+            <w:tcW w:type="dxa" w:w="7654"/>
+          </w:tcPr>
+          <w:p>
+            <w:pPr>
+              <w:spacing w:after="20"/>
+            </w:pPr>
+            <w:r>
+              <w:rPr>
+                <w:sz w:val="19"/>
+              </w:rPr>
+            </w:r>
+            <w:r>
+              <w:rPr>
+                <w:sz w:val="19"/>
+              </w:rPr>
+              <w:t xml:space="preserve">Automatic: the Windows scheduled task </w:t>
+            </w:r>
+            <w:r>
+              <w:rPr>
+                <w:b/>
+                <w:sz w:val="19"/>
+              </w:rPr>
+              <w:t>win-acme renew</w:t>
+            </w:r>
+            <w:r>
+              <w:rPr>
+                <w:sz w:val="19"/>
+              </w:rPr>
+              <w:t xml:space="preserve"> runs daily and renews about 30 days before expiry, then updates IIS by itself. Nothing to do by hand.</w:t>
+            </w:r>
+          </w:p>
+        </w:tc>
+      </w:tr>
+      <w:tr>
+        <w:tc>
+          <w:tcPr>
+            <w:tcW w:type="dxa" w:w="1984"/>
+          </w:tcPr>
+          <w:p>
+            <w:pPr>
+              <w:spacing w:after="20"/>
+            </w:pPr>
+            <w:r>
+              <w:rPr>
+                <w:sz w:val="19"/>
+              </w:rPr>
+            </w:r>
+            <w:r>
+              <w:rPr>
+                <w:sz w:val="19"/>
+              </w:rPr>
+              <w:t>Requirement</w:t>
+            </w:r>
+          </w:p>
+        </w:tc>
+        <w:tc>
+          <w:tcPr>
+            <w:tcW w:type="dxa" w:w="7654"/>
+          </w:tcPr>
+          <w:p>
+            <w:pPr>
+              <w:spacing w:after="20"/>
+            </w:pPr>
+            <w:r>
+              <w:rPr>
+                <w:sz w:val="19"/>
+              </w:rPr>
+            </w:r>
+            <w:r>
+              <w:rPr>
+                <w:sz w:val="19"/>
+              </w:rPr>
+              <w:t>Port 80 must stay open to the internet (Azure inbound rule): every renewal is checked over http. The website keeps that check path out of the https redirect.</w:t>
+            </w:r>
+          </w:p>
+        </w:tc>
+      </w:tr>
+      <w:tr>
+        <w:tc>
+          <w:tcPr>
+            <w:tcW w:type="dxa" w:w="1984"/>
+          </w:tcPr>
+          <w:p>
+            <w:pPr>
+              <w:spacing w:after="20"/>
+            </w:pPr>
+            <w:r>
+              <w:rPr>
+                <w:sz w:val="19"/>
+              </w:rPr>
+            </w:r>
+            <w:r>
+              <w:rPr>
+                <w:sz w:val="19"/>
+              </w:rPr>
+              <w:t>Expiry e-mails</w:t>
+            </w:r>
+          </w:p>
+        </w:tc>
+        <w:tc>
+          <w:tcPr>
+            <w:tcW w:type="dxa" w:w="7654"/>
+          </w:tcPr>
+          <w:p>
+            <w:pPr>
+              <w:spacing w:after="20"/>
+            </w:pPr>
+            <w:r>
+              <w:rPr>
+                <w:sz w:val="19"/>
+              </w:rPr>
+            </w:r>
+            <w:r>
+              <w:rPr>
+                <w:sz w:val="19"/>
+              </w:rPr>
+              <w:t xml:space="preserve">Let's Encrypt no longer sends them (since 2025). Check now and then with </w:t>
+            </w:r>
+            <w:r>
+              <w:rPr>
+                <w:rFonts w:ascii="Consolas" w:hAnsi="Consolas" w:eastAsia="Consolas"/>
+                <w:sz w:val="19"/>
+              </w:rPr>
+              <w:t>.\Enable-ZedHttps.ps1 -Status</w:t>
+            </w:r>
+            <w:r>
+              <w:rPr>
+                <w:sz w:val="19"/>
+              </w:rPr>
+              <w:t xml:space="preserve"> (Part D).</w:t>
+            </w:r>
+          </w:p>
+        </w:tc>
+      </w:tr>
+    </w:tbl>
+    <w:p>
+      <w:pPr>
+        <w:spacing w:after="40"/>
+      </w:pPr>
     </w:p>
     <w:p>
       <w:pPr>
@@ -4740,7 +5097,7 @@
               <w:rPr>
                 <w:sz w:val="19"/>
               </w:rPr>
-              <w:t>Certificate renewal</w:t>
+              <w:t>SSL certificate status (monthly)</w:t>
             </w:r>
           </w:p>
         </w:tc>
@@ -4761,7 +5118,77 @@
               <w:rPr>
                 <w:sz w:val="19"/>
               </w:rPr>
-              <w:t xml:space="preserve">Automatic (Task Scheduler &gt; win-acme renew). Manual: </w:t>
+              <w:t xml:space="preserve">From any release </w:t>
+            </w:r>
+            <w:r>
+              <w:rPr>
+                <w:rFonts w:ascii="Consolas" w:hAnsi="Consolas" w:eastAsia="Consolas"/>
+                <w:sz w:val="19"/>
+              </w:rPr>
+              <w:t>scripts</w:t>
+            </w:r>
+            <w:r>
+              <w:rPr>
+                <w:sz w:val="19"/>
+              </w:rPr>
+              <w:t xml:space="preserve"> folder: </w:t>
+            </w:r>
+            <w:r>
+              <w:rPr>
+                <w:rFonts w:ascii="Consolas" w:hAnsi="Consolas" w:eastAsia="Consolas"/>
+                <w:sz w:val="19"/>
+              </w:rPr>
+              <w:t>.\Enable-ZedHttps.ps1 -Status</w:t>
+            </w:r>
+            <w:r>
+              <w:rPr>
+                <w:sz w:val="19"/>
+              </w:rPr>
+              <w:t xml:space="preserve"> - shows the expiry date, days left and the renewal task (and recreates the task if missing).</w:t>
+            </w:r>
+          </w:p>
+        </w:tc>
+      </w:tr>
+      <w:tr>
+        <w:tc>
+          <w:tcPr>
+            <w:tcW w:type="dxa" w:w="2551"/>
+          </w:tcPr>
+          <w:p>
+            <w:pPr>
+              <w:spacing w:after="20"/>
+            </w:pPr>
+            <w:r>
+              <w:rPr>
+                <w:sz w:val="19"/>
+              </w:rPr>
+            </w:r>
+            <w:r>
+              <w:rPr>
+                <w:sz w:val="19"/>
+              </w:rPr>
+              <w:t>SSL certificate renewal</w:t>
+            </w:r>
+          </w:p>
+        </w:tc>
+        <w:tc>
+          <w:tcPr>
+            <w:tcW w:type="dxa" w:w="7087"/>
+          </w:tcPr>
+          <w:p>
+            <w:pPr>
+              <w:spacing w:after="20"/>
+            </w:pPr>
+            <w:r>
+              <w:rPr>
+                <w:sz w:val="19"/>
+              </w:rPr>
+            </w:r>
+            <w:r>
+              <w:rPr>
+                <w:sz w:val="19"/>
+              </w:rPr>
+              <w:t xml:space="preserve">Automatic (Task Scheduler &gt; win-acme renew). Renew now by hand: </w:t>
             </w:r>
             <w:r>
               <w:rPr>
@@ -5696,7 +6123,7 @@
               <w:rPr>
                 <w:sz w:val="19"/>
               </w:rPr>
-              <w:t>Let's Encrypt fails</w:t>
+              <w:t>Free SSL certificate cannot be issued or renewed</w:t>
             </w:r>
           </w:p>
         </w:tc>
@@ -5717,7 +6144,7 @@
               <w:rPr>
                 <w:sz w:val="19"/>
               </w:rPr>
-              <w:t>Port 80 not reachable from the internet.</w:t>
+              <w:t>Port 80 not reachable from the internet, or DNS changed.</w:t>
             </w:r>
           </w:p>
         </w:tc>
@@ -5738,7 +6165,118 @@
               <w:rPr>
                 <w:sz w:val="19"/>
               </w:rPr>
-              <w:t>Azure NSG inbound rule for TCP 80; Windows Firewall rule "ZED website".</w:t>
+              <w:t xml:space="preserve">Azure NSG inbound rule for TCP 80; Windows Firewall rule "ZED website"; </w:t>
+            </w:r>
+            <w:r>
+              <w:rPr>
+                <w:rFonts w:ascii="Consolas" w:hAnsi="Consolas" w:eastAsia="Consolas"/>
+                <w:sz w:val="19"/>
+              </w:rPr>
+              <w:t>nslookup zedcms.umon.in</w:t>
+            </w:r>
+            <w:r>
+              <w:rPr>
+                <w:sz w:val="19"/>
+              </w:rPr>
+              <w:t xml:space="preserve">. Then </w:t>
+            </w:r>
+            <w:r>
+              <w:rPr>
+                <w:rFonts w:ascii="Consolas" w:hAnsi="Consolas" w:eastAsia="Consolas"/>
+                <w:sz w:val="19"/>
+              </w:rPr>
+              <w:t>C:\win-acme\wacs.exe --renew</w:t>
+            </w:r>
+            <w:r>
+              <w:rPr>
+                <w:sz w:val="19"/>
+              </w:rPr>
+              <w:t>.</w:t>
+            </w:r>
+          </w:p>
+        </w:tc>
+      </w:tr>
+      <w:tr>
+        <w:tc>
+          <w:tcPr>
+            <w:tcW w:type="dxa" w:w="2608"/>
+          </w:tcPr>
+          <w:p>
+            <w:pPr>
+              <w:spacing w:after="20"/>
+            </w:pPr>
+            <w:r>
+              <w:rPr>
+                <w:sz w:val="19"/>
+              </w:rPr>
+            </w:r>
+            <w:r>
+              <w:rPr>
+                <w:sz w:val="19"/>
+              </w:rPr>
+              <w:t>Browser warns the certificate expired</w:t>
+            </w:r>
+          </w:p>
+        </w:tc>
+        <w:tc>
+          <w:tcPr>
+            <w:tcW w:type="dxa" w:w="2608"/>
+          </w:tcPr>
+          <w:p>
+            <w:pPr>
+              <w:spacing w:after="20"/>
+            </w:pPr>
+            <w:r>
+              <w:rPr>
+                <w:sz w:val="19"/>
+              </w:rPr>
+            </w:r>
+            <w:r>
+              <w:rPr>
+                <w:sz w:val="19"/>
+              </w:rPr>
+              <w:t>Automatic renewal stopped.</w:t>
+            </w:r>
+          </w:p>
+        </w:tc>
+        <w:tc>
+          <w:tcPr>
+            <w:tcW w:type="dxa" w:w="4422"/>
+          </w:tcPr>
+          <w:p>
+            <w:pPr>
+              <w:spacing w:after="20"/>
+            </w:pPr>
+            <w:r>
+              <w:rPr>
+                <w:sz w:val="19"/>
+              </w:rPr>
+            </w:r>
+            <w:r>
+              <w:rPr>
+                <w:rFonts w:ascii="Consolas" w:hAnsi="Consolas" w:eastAsia="Consolas"/>
+                <w:sz w:val="19"/>
+              </w:rPr>
+              <w:t>.\Enable-ZedHttps.ps1 -Status</w:t>
+            </w:r>
+            <w:r>
+              <w:rPr>
+                <w:sz w:val="19"/>
+              </w:rPr>
+              <w:t xml:space="preserve">; fix as above; </w:t>
+            </w:r>
+            <w:r>
+              <w:rPr>
+                <w:rFonts w:ascii="Consolas" w:hAnsi="Consolas" w:eastAsia="Consolas"/>
+                <w:sz w:val="19"/>
+              </w:rPr>
+              <w:t>C:\win-acme\wacs.exe --renew --force</w:t>
+            </w:r>
+            <w:r>
+              <w:rPr>
+                <w:sz w:val="19"/>
+              </w:rPr>
+              <w:t>.</w:t>
             </w:r>
           </w:p>
         </w:tc>
@@ -6420,6 +6958,19 @@
                 <w:rFonts w:ascii="Consolas" w:hAnsi="Consolas" w:eastAsia="Consolas"/>
                 <w:sz w:val="19"/>
               </w:rPr>
+              <w:t>-HttpsEmail</w:t>
+            </w:r>
+            <w:r>
+              <w:rPr>
+                <w:sz w:val="19"/>
+              </w:rPr>
+              <w:t xml:space="preserve">, </w:t>
+            </w:r>
+            <w:r>
+              <w:rPr>
+                <w:rFonts w:ascii="Consolas" w:hAnsi="Consolas" w:eastAsia="Consolas"/>
+                <w:sz w:val="19"/>
+              </w:rPr>
               <w:t>-Rollback</w:t>
             </w:r>
             <w:r>
@@ -6501,6 +7052,19 @@
                 <w:sz w:val="19"/>
               </w:rPr>
               <w:t>-Email</w:t>
+            </w:r>
+            <w:r>
+              <w:rPr>
+                <w:sz w:val="19"/>
+              </w:rPr>
+              <w:t xml:space="preserve">, </w:t>
+            </w:r>
+            <w:r>
+              <w:rPr>
+                <w:rFonts w:ascii="Consolas" w:hAnsi="Consolas" w:eastAsia="Consolas"/>
+                <w:sz w:val="19"/>
+              </w:rPr>
+              <w:t>-Status</w:t>
             </w:r>
             <w:r>
               <w:rPr>

--- a/deploy/windows/ZED-Staging-Deployment-Guide.docx
+++ b/deploy/windows/ZED-Staging-Deployment-Guide.docx
@@ -30,7 +30,7 @@
           <w:color w:val="555555"/>
           <w:sz w:val="24"/>
         </w:rPr>
-        <w:t>zedcms.umon.in  |  Windows Server (Azure) + IIS + PHP 8.4 + MySQL 8.4</w:t>
+        <w:t>zedcms.umon.in  |  Ubuntu (AWS) + nginx + PHP 8.4 + MySQL + free SSL certificate</w:t>
       </w:r>
     </w:p>
     <w:p/>
@@ -191,7 +191,7 @@
               <w:rPr>
                 <w:sz w:val="19"/>
               </w:rPr>
-              <w:t>http://zedcms.umon.in (https:// after step B6)</w:t>
+              <w:t>http://zedcms.umon.in, then https:// with a free Let's Encrypt certificate</w:t>
             </w:r>
           </w:p>
         </w:tc>
@@ -235,7 +235,20 @@
               <w:rPr>
                 <w:sz w:val="19"/>
               </w:rPr>
-              <w:t>Windows Server on Azure, public IP 20.219.21.200 (DNS already points here)</w:t>
+              <w:t xml:space="preserve">Ubuntu Linux on AWS (Mumbai), public IP </w:t>
+            </w:r>
+            <w:r>
+              <w:rPr>
+                <w:b/>
+                <w:sz w:val="19"/>
+              </w:rPr>
+              <w:t>13.232.227.197</w:t>
+            </w:r>
+            <w:r>
+              <w:rPr>
+                <w:sz w:val="19"/>
+              </w:rPr>
+              <w:t>. The server already hosts another website; the ZED site is added next to it without changing it.</w:t>
             </w:r>
           </w:p>
         </w:tc>
@@ -258,7 +271,7 @@
               <w:rPr>
                 <w:sz w:val="19"/>
               </w:rPr>
-              <w:t>Code</w:t>
+              <w:t>Server login</w:t>
             </w:r>
           </w:p>
         </w:tc>
@@ -279,14 +292,20 @@
               <w:rPr>
                 <w:sz w:val="19"/>
               </w:rPr>
-              <w:t xml:space="preserve">https://github.com/mahavirtiwari/ZED-Website (private), branch </w:t>
+              <w:t xml:space="preserve">SSH, user </w:t>
             </w:r>
             <w:r>
               <w:rPr>
                 <w:rFonts w:ascii="Consolas" w:hAnsi="Consolas" w:eastAsia="Consolas"/>
                 <w:sz w:val="19"/>
               </w:rPr>
-              <w:t>main</w:t>
+              <w:t>ubuntu</w:t>
+            </w:r>
+            <w:r>
+              <w:rPr>
+                <w:sz w:val="19"/>
+              </w:rPr>
+              <w:t>, with the key file (.pem) of the server</w:t>
             </w:r>
           </w:p>
         </w:tc>
@@ -309,7 +328,7 @@
               <w:rPr>
                 <w:sz w:val="19"/>
               </w:rPr>
-              <w:t>Scripts</w:t>
+              <w:t>Code</w:t>
             </w:r>
           </w:p>
         </w:tc>
@@ -328,16 +347,80 @@
             </w:r>
             <w:r>
               <w:rPr>
+                <w:sz w:val="19"/>
+              </w:rPr>
+              <w:t xml:space="preserve">https://github.com/mahavirtiwari/ZED-Website (private), branch </w:t>
+            </w:r>
+            <w:r>
+              <w:rPr>
                 <w:rFonts w:ascii="Consolas" w:hAnsi="Consolas" w:eastAsia="Consolas"/>
                 <w:sz w:val="19"/>
               </w:rPr>
+              <w:t>main</w:t>
+            </w:r>
+          </w:p>
+        </w:tc>
+      </w:tr>
+      <w:tr>
+        <w:tc>
+          <w:tcPr>
+            <w:tcW w:type="dxa" w:w="2268"/>
+          </w:tcPr>
+          <w:p>
+            <w:pPr>
+              <w:spacing w:after="20"/>
+            </w:pPr>
+            <w:r>
+              <w:rPr>
+                <w:sz w:val="19"/>
+              </w:rPr>
+            </w:r>
+            <w:r>
+              <w:rPr>
+                <w:sz w:val="19"/>
+              </w:rPr>
+              <w:t>Scripts</w:t>
+            </w:r>
+          </w:p>
+        </w:tc>
+        <w:tc>
+          <w:tcPr>
+            <w:tcW w:type="dxa" w:w="7370"/>
+          </w:tcPr>
+          <w:p>
+            <w:pPr>
+              <w:spacing w:after="20"/>
+            </w:pPr>
+            <w:r>
+              <w:rPr>
+                <w:sz w:val="19"/>
+              </w:rPr>
+            </w:r>
+            <w:r>
+              <w:rPr>
+                <w:rFonts w:ascii="Consolas" w:hAnsi="Consolas" w:eastAsia="Consolas"/>
+                <w:sz w:val="19"/>
+              </w:rPr>
               <w:t>deploy/windows/*.ps1</w:t>
             </w:r>
             <w:r>
               <w:rPr>
                 <w:sz w:val="19"/>
               </w:rPr>
-              <w:t xml:space="preserve"> in the repository</w:t>
+              <w:t xml:space="preserve"> (run on your Windows PC) and </w:t>
+            </w:r>
+            <w:r>
+              <w:rPr>
+                <w:rFonts w:ascii="Consolas" w:hAnsi="Consolas" w:eastAsia="Consolas"/>
+                <w:sz w:val="19"/>
+              </w:rPr>
+              <w:t>deploy/linux/*.sh</w:t>
+            </w:r>
+            <w:r>
+              <w:rPr>
+                <w:sz w:val="19"/>
+              </w:rPr>
+              <w:t xml:space="preserve"> (run on the server for you)</w:t>
             </w:r>
           </w:p>
         </w:tc>
@@ -397,7 +480,7 @@
         <w:spacing w:after="120"/>
       </w:pPr>
       <w:r>
-        <w:t>Who this is for: the person deploying the website. You need administrator access to the staging server (Remote Desktop) and access to the GitHub repository. No programming knowledge is needed: every step is a command to copy and paste.</w:t>
+        <w:t>Who this is for: the person deploying the website from a Windows PC (the Dell). You need the server's SSH key and access to the GitHub repository. You never have to type Linux commands for a normal deployment: two PowerShell commands on the Dell do everything.</w:t>
       </w:r>
     </w:p>
     <w:p>
@@ -434,7 +517,7 @@
         <w:spacing w:after="40"/>
       </w:pPr>
       <w:r>
-        <w:t>Part A - On your computer (Dell): get the code and build the package</w:t>
+        <w:t>Part A - On your Dell: Git, the code, the SSH key and the release package</w:t>
       </w:r>
     </w:p>
     <w:p>
@@ -442,7 +525,7 @@
         <w:spacing w:after="40"/>
       </w:pPr>
       <w:r>
-        <w:t>Part B - On the staging server: first installation</w:t>
+        <w:t>Part B - First installation on the server (one command)</w:t>
       </w:r>
     </w:p>
     <w:p>
@@ -458,7 +541,7 @@
         <w:spacing w:after="40"/>
       </w:pPr>
       <w:r>
-        <w:t>Part D - Day-to-day operation: logs, settings, backups</w:t>
+        <w:t>Part D - Day-to-day operation: logs, settings, backups, SSL certificate</w:t>
       </w:r>
     </w:p>
     <w:p>
@@ -474,7 +557,7 @@
         <w:spacing w:after="40"/>
       </w:pPr>
       <w:r>
-        <w:t>Appendix - Script reference, server layout, code changes for staging</w:t>
+        <w:t>Appendix - Script reference, server layout, code changes, security</w:t>
       </w:r>
     </w:p>
     <w:p>
@@ -488,14 +571,6 @@
       </w:pPr>
       <w:r>
         <w:t>1. How the deployment works</w:t>
-      </w:r>
-    </w:p>
-    <w:p>
-      <w:pPr>
-        <w:spacing w:after="80"/>
-      </w:pPr>
-      <w:r>
-        <w:t>The website is deployed in three places, always in this order:</w:t>
       </w:r>
     </w:p>
     <w:tbl>
@@ -513,7 +588,7 @@
       <w:tr>
         <w:tc>
           <w:tcPr>
-            <w:tcW w:type="dxa" w:w="1814"/>
+            <w:tcW w:type="dxa" w:w="2041"/>
             <w:shd w:val="clear" w:color="auto" w:fill="2E7D4F"/>
           </w:tcPr>
           <w:p>
@@ -537,7 +612,7 @@
         </w:tc>
         <w:tc>
           <w:tcPr>
-            <w:tcW w:type="dxa" w:w="5272"/>
+            <w:tcW w:type="dxa" w:w="5102"/>
             <w:shd w:val="clear" w:color="auto" w:fill="2E7D4F"/>
           </w:tcPr>
           <w:p>
@@ -561,7 +636,7 @@
         </w:tc>
         <w:tc>
           <w:tcPr>
-            <w:tcW w:type="dxa" w:w="2551"/>
+            <w:tcW w:type="dxa" w:w="2494"/>
             <w:shd w:val="clear" w:color="auto" w:fill="2E7D4F"/>
           </w:tcPr>
           <w:p>
@@ -587,7 +662,7 @@
       <w:tr>
         <w:tc>
           <w:tcPr>
-            <w:tcW w:type="dxa" w:w="1814"/>
+            <w:tcW w:type="dxa" w:w="2041"/>
           </w:tcPr>
           <w:p>
             <w:pPr>
@@ -608,7 +683,7 @@
         </w:tc>
         <w:tc>
           <w:tcPr>
-            <w:tcW w:type="dxa" w:w="5272"/>
+            <w:tcW w:type="dxa" w:w="5102"/>
           </w:tcPr>
           <w:p>
             <w:pPr>
@@ -629,7 +704,7 @@
         </w:tc>
         <w:tc>
           <w:tcPr>
-            <w:tcW w:type="dxa" w:w="2551"/>
+            <w:tcW w:type="dxa" w:w="2494"/>
           </w:tcPr>
           <w:p>
             <w:pPr>
@@ -652,7 +727,7 @@
       <w:tr>
         <w:tc>
           <w:tcPr>
-            <w:tcW w:type="dxa" w:w="1814"/>
+            <w:tcW w:type="dxa" w:w="2041"/>
           </w:tcPr>
           <w:p>
             <w:pPr>
@@ -667,13 +742,13 @@
               <w:rPr>
                 <w:sz w:val="19"/>
               </w:rPr>
-              <w:t>Your Dell computer</w:t>
+              <w:t>Your Dell (PowerShell)</w:t>
             </w:r>
           </w:p>
         </w:tc>
         <w:tc>
           <w:tcPr>
-            <w:tcW w:type="dxa" w:w="5272"/>
+            <w:tcW w:type="dxa" w:w="5102"/>
           </w:tcPr>
           <w:p>
             <w:pPr>
@@ -688,7 +763,7 @@
               <w:rPr>
                 <w:sz w:val="19"/>
               </w:rPr>
-              <w:t>Downloads the latest code from GitHub and packs it into one zip file (</w:t>
+              <w:t>Downloads the latest code and packs it into one zip (</w:t>
             </w:r>
             <w:r>
               <w:rPr>
@@ -701,13 +776,13 @@
               <w:rPr>
                 <w:sz w:val="19"/>
               </w:rPr>
-              <w:t>, about 90 MB).</w:t>
+              <w:t>, about 65 MB).</w:t>
             </w:r>
           </w:p>
         </w:tc>
         <w:tc>
           <w:tcPr>
-            <w:tcW w:type="dxa" w:w="2551"/>
+            <w:tcW w:type="dxa" w:w="2494"/>
           </w:tcPr>
           <w:p>
             <w:pPr>
@@ -731,7 +806,7 @@
       <w:tr>
         <w:tc>
           <w:tcPr>
-            <w:tcW w:type="dxa" w:w="1814"/>
+            <w:tcW w:type="dxa" w:w="2041"/>
           </w:tcPr>
           <w:p>
             <w:pPr>
@@ -746,13 +821,13 @@
               <w:rPr>
                 <w:sz w:val="19"/>
               </w:rPr>
-              <w:t>Staging server</w:t>
+              <w:t>Your Dell (PowerShell)</w:t>
             </w:r>
           </w:p>
         </w:tc>
         <w:tc>
           <w:tcPr>
-            <w:tcW w:type="dxa" w:w="5272"/>
+            <w:tcW w:type="dxa" w:w="5102"/>
           </w:tcPr>
           <w:p>
             <w:pPr>
@@ -767,13 +842,13 @@
               <w:rPr>
                 <w:sz w:val="19"/>
               </w:rPr>
-              <w:t>First time: installs IIS, PHP, MySQL, creates the database. Every release: installs the zip as the website and switches over in a few seconds.</w:t>
+              <w:t>Uploads the zip to the server over SSH and runs the server scripts there.</w:t>
             </w:r>
           </w:p>
         </w:tc>
         <w:tc>
           <w:tcPr>
-            <w:tcW w:type="dxa" w:w="2551"/>
+            <w:tcW w:type="dxa" w:w="2494"/>
           </w:tcPr>
           <w:p>
             <w:pPr>
@@ -789,7 +864,73 @@
                 <w:rFonts w:ascii="Consolas" w:hAnsi="Consolas" w:eastAsia="Consolas"/>
                 <w:sz w:val="19"/>
               </w:rPr>
-              <w:t>Install-ZedServer.ps1</w:t>
+              <w:t>Publish-ZedRelease.ps1</w:t>
+            </w:r>
+          </w:p>
+        </w:tc>
+      </w:tr>
+      <w:tr>
+        <w:tc>
+          <w:tcPr>
+            <w:tcW w:type="dxa" w:w="2041"/>
+          </w:tcPr>
+          <w:p>
+            <w:pPr>
+              <w:spacing w:after="20"/>
+            </w:pPr>
+            <w:r>
+              <w:rPr>
+                <w:sz w:val="19"/>
+              </w:rPr>
+            </w:r>
+            <w:r>
+              <w:rPr>
+                <w:sz w:val="19"/>
+              </w:rPr>
+              <w:t>Ubuntu server (bash, started by Publish)</w:t>
+            </w:r>
+          </w:p>
+        </w:tc>
+        <w:tc>
+          <w:tcPr>
+            <w:tcW w:type="dxa" w:w="5102"/>
+          </w:tcPr>
+          <w:p>
+            <w:pPr>
+              <w:spacing w:after="20"/>
+            </w:pPr>
+            <w:r>
+              <w:rPr>
+                <w:sz w:val="19"/>
+              </w:rPr>
+            </w:r>
+            <w:r>
+              <w:rPr>
+                <w:sz w:val="19"/>
+              </w:rPr>
+              <w:t>First time: nginx site, PHP 8.4, MySQL database, free SSL certificate. Every release: installs the new version and switches over in seconds.</w:t>
+            </w:r>
+          </w:p>
+        </w:tc>
+        <w:tc>
+          <w:tcPr>
+            <w:tcW w:type="dxa" w:w="2494"/>
+          </w:tcPr>
+          <w:p>
+            <w:pPr>
+              <w:spacing w:after="20"/>
+            </w:pPr>
+            <w:r>
+              <w:rPr>
+                <w:sz w:val="19"/>
+              </w:rPr>
+            </w:r>
+            <w:r>
+              <w:rPr>
+                <w:rFonts w:ascii="Consolas" w:hAnsi="Consolas" w:eastAsia="Consolas"/>
+                <w:sz w:val="19"/>
+              </w:rPr>
+              <w:t>install-server.sh</w:t>
             </w:r>
             <w:r>
               <w:rPr>
@@ -802,7 +943,7 @@
                 <w:rFonts w:ascii="Consolas" w:hAnsi="Consolas" w:eastAsia="Consolas"/>
                 <w:sz w:val="19"/>
               </w:rPr>
-              <w:t>Initialize-ZedDatabase.ps1</w:t>
+              <w:t>init-database.sh</w:t>
             </w:r>
             <w:r>
               <w:rPr>
@@ -815,7 +956,7 @@
                 <w:rFonts w:ascii="Consolas" w:hAnsi="Consolas" w:eastAsia="Consolas"/>
                 <w:sz w:val="19"/>
               </w:rPr>
-              <w:t>Deploy-ZedSite.ps1</w:t>
+              <w:t>deploy.sh</w:t>
             </w:r>
             <w:r>
               <w:rPr>
@@ -828,7 +969,7 @@
                 <w:rFonts w:ascii="Consolas" w:hAnsi="Consolas" w:eastAsia="Consolas"/>
                 <w:sz w:val="19"/>
               </w:rPr>
-              <w:t>Enable-ZedHttps.ps1</w:t>
+              <w:t>enable-https.sh</w:t>
             </w:r>
           </w:p>
         </w:tc>
@@ -875,7 +1016,36 @@
         <w:t xml:space="preserve">Note: </w:t>
       </w:r>
       <w:r>
-        <w:t>The scripts download the software they install (PHP, MySQL, IIS URL Rewrite, Composer, Let's Encrypt client) from the official websites, so the server needs internet access while you run them.</w:t>
+        <w:t xml:space="preserve">The server already runs another website (it answers with a *.qci.org.in certificate). The ZED scripts only </w:t>
+      </w:r>
+      <w:r>
+        <w:rPr>
+          <w:b/>
+        </w:rPr>
+        <w:t>add</w:t>
+      </w:r>
+      <w:r>
+        <w:t>: their own nginx site for zedcms.umon.in, their own PHP-FPM pool and Linux user (</w:t>
+      </w:r>
+      <w:r>
+        <w:rPr>
+          <w:rFonts w:ascii="Consolas" w:hAnsi="Consolas" w:eastAsia="Consolas"/>
+          <w:sz w:val="19"/>
+        </w:rPr>
+        <w:t>zedcms</w:t>
+      </w:r>
+      <w:r>
+        <w:t>), and a database in the existing MySQL if there is one. They never change other nginx sites, other PHP settings or the firewall, and every nginx change is tested (</w:t>
+      </w:r>
+      <w:r>
+        <w:rPr>
+          <w:rFonts w:ascii="Consolas" w:hAnsi="Consolas" w:eastAsia="Consolas"/>
+          <w:sz w:val="19"/>
+        </w:rPr>
+        <w:t>nginx -t</w:t>
+      </w:r>
+      <w:r>
+        <w:t>) before it is applied.</w:t>
       </w:r>
     </w:p>
     <w:p>
@@ -925,7 +1095,7 @@
         </w:tc>
         <w:tc>
           <w:tcPr>
-            <w:tcW w:type="dxa" w:w="4649"/>
+            <w:tcW w:type="dxa" w:w="4365"/>
             <w:shd w:val="clear" w:color="auto" w:fill="2E7D4F"/>
           </w:tcPr>
           <w:p>
@@ -949,7 +1119,7 @@
         </w:tc>
         <w:tc>
           <w:tcPr>
-            <w:tcW w:type="dxa" w:w="4535"/>
+            <w:tcW w:type="dxa" w:w="4819"/>
             <w:shd w:val="clear" w:color="auto" w:fill="2E7D4F"/>
           </w:tcPr>
           <w:p>
@@ -967,7 +1137,7 @@
                 <w:color w:val="FFFFFF"/>
                 <w:sz w:val="19"/>
               </w:rPr>
-              <w:t>How</w:t>
+              <w:t>How / status</w:t>
             </w:r>
           </w:p>
         </w:tc>
@@ -996,7 +1166,7 @@
         </w:tc>
         <w:tc>
           <w:tcPr>
-            <w:tcW w:type="dxa" w:w="4649"/>
+            <w:tcW w:type="dxa" w:w="4365"/>
           </w:tcPr>
           <w:p>
             <w:pPr>
@@ -1011,13 +1181,26 @@
               <w:rPr>
                 <w:sz w:val="19"/>
               </w:rPr>
-              <w:t>You can sign in to the server with Remote Desktop as an administrator.</w:t>
+              <w:t xml:space="preserve">You have the server's SSH key file (.pem) and the user name (AWS Ubuntu: </w:t>
+            </w:r>
+            <w:r>
+              <w:rPr>
+                <w:rFonts w:ascii="Consolas" w:hAnsi="Consolas" w:eastAsia="Consolas"/>
+                <w:sz w:val="19"/>
+              </w:rPr>
+              <w:t>ubuntu</w:t>
+            </w:r>
+            <w:r>
+              <w:rPr>
+                <w:sz w:val="19"/>
+              </w:rPr>
+              <w:t>).</w:t>
             </w:r>
           </w:p>
         </w:tc>
         <w:tc>
           <w:tcPr>
-            <w:tcW w:type="dxa" w:w="4535"/>
+            <w:tcW w:type="dxa" w:w="4819"/>
           </w:tcPr>
           <w:p>
             <w:pPr>
@@ -1032,7 +1215,20 @@
               <w:rPr>
                 <w:sz w:val="19"/>
               </w:rPr>
-              <w:t>Remote Desktop Connection (mstsc) to 20.219.21.200, or via the Azure portal (Connect &gt; RDP).</w:t>
+              <w:t xml:space="preserve">From whoever created the server (AWS console &gt; EC2 &gt; Key pairs). Store it as </w:t>
+            </w:r>
+            <w:r>
+              <w:rPr>
+                <w:rFonts w:ascii="Consolas" w:hAnsi="Consolas" w:eastAsia="Consolas"/>
+                <w:sz w:val="19"/>
+              </w:rPr>
+              <w:t>C:\ZED\keys\zed-staging.pem</w:t>
+            </w:r>
+            <w:r>
+              <w:rPr>
+                <w:sz w:val="19"/>
+              </w:rPr>
+              <w:t>.</w:t>
             </w:r>
           </w:p>
         </w:tc>
@@ -1061,7 +1257,7 @@
         </w:tc>
         <w:tc>
           <w:tcPr>
-            <w:tcW w:type="dxa" w:w="4649"/>
+            <w:tcW w:type="dxa" w:w="4365"/>
           </w:tcPr>
           <w:p>
             <w:pPr>
@@ -1076,13 +1272,52 @@
               <w:rPr>
                 <w:sz w:val="19"/>
               </w:rPr>
-              <w:t>The server is Windows Server 2019, 2022 or 2025, with at least 4 GB RAM and 20 GB free disk on C:.</w:t>
+              <w:t xml:space="preserve">AWS security group of the server allows inbound: </w:t>
+            </w:r>
+            <w:r>
+              <w:rPr>
+                <w:b/>
+                <w:sz w:val="19"/>
+              </w:rPr>
+              <w:t>TCP 22</w:t>
+            </w:r>
+            <w:r>
+              <w:rPr>
+                <w:sz w:val="19"/>
+              </w:rPr>
+              <w:t xml:space="preserve"> from your office IP, </w:t>
+            </w:r>
+            <w:r>
+              <w:rPr>
+                <w:b/>
+                <w:sz w:val="19"/>
+              </w:rPr>
+              <w:t>TCP 80</w:t>
+            </w:r>
+            <w:r>
+              <w:rPr>
+                <w:sz w:val="19"/>
+              </w:rPr>
+              <w:t xml:space="preserve"> and </w:t>
+            </w:r>
+            <w:r>
+              <w:rPr>
+                <w:b/>
+                <w:sz w:val="19"/>
+              </w:rPr>
+              <w:t>TCP 443</w:t>
+            </w:r>
+            <w:r>
+              <w:rPr>
+                <w:sz w:val="19"/>
+              </w:rPr>
+              <w:t xml:space="preserve"> from anywhere (0.0.0.0/0).</w:t>
             </w:r>
           </w:p>
         </w:tc>
         <w:tc>
           <w:tcPr>
-            <w:tcW w:type="dxa" w:w="4535"/>
+            <w:tcW w:type="dxa" w:w="4819"/>
           </w:tcPr>
           <w:p>
             <w:pPr>
@@ -1097,7 +1332,7 @@
               <w:rPr>
                 <w:sz w:val="19"/>
               </w:rPr>
-              <w:t>On the server: Settings &gt; System &gt; About.</w:t>
+              <w:t>AWS console &gt; EC2 &gt; Instances &gt; the server &gt; Security &gt; Security groups &gt; Edit inbound rules. On 16 Oct 2026 port 80 did not answer from outside: it must be opened for the free SSL certificate.</w:t>
             </w:r>
           </w:p>
         </w:tc>
@@ -1126,7 +1361,7 @@
         </w:tc>
         <w:tc>
           <w:tcPr>
-            <w:tcW w:type="dxa" w:w="4649"/>
+            <w:tcW w:type="dxa" w:w="4365"/>
           </w:tcPr>
           <w:p>
             <w:pPr>
@@ -1141,13 +1376,39 @@
               <w:rPr>
                 <w:sz w:val="19"/>
               </w:rPr>
-              <w:t>DNS: zedcms.umon.in points to the server.</w:t>
+              <w:t xml:space="preserve">DNS: the A record of </w:t>
+            </w:r>
+            <w:r>
+              <w:rPr>
+                <w:b/>
+                <w:sz w:val="19"/>
+              </w:rPr>
+              <w:t>zedcms.umon.in</w:t>
+            </w:r>
+            <w:r>
+              <w:rPr>
+                <w:sz w:val="19"/>
+              </w:rPr>
+              <w:t xml:space="preserve"> points to </w:t>
+            </w:r>
+            <w:r>
+              <w:rPr>
+                <w:b/>
+                <w:sz w:val="19"/>
+              </w:rPr>
+              <w:t>13.232.227.197</w:t>
+            </w:r>
+            <w:r>
+              <w:rPr>
+                <w:sz w:val="19"/>
+              </w:rPr>
+              <w:t>.</w:t>
             </w:r>
           </w:p>
         </w:tc>
         <w:tc>
           <w:tcPr>
-            <w:tcW w:type="dxa" w:w="4535"/>
+            <w:tcW w:type="dxa" w:w="4819"/>
           </w:tcPr>
           <w:p>
             <w:pPr>
@@ -1162,7 +1423,20 @@
               <w:rPr>
                 <w:sz w:val="19"/>
               </w:rPr>
-              <w:t xml:space="preserve">Already done (20.219.21.200). Check: </w:t>
+              <w:t xml:space="preserve">At the DNS provider of umon.in. On 16 Oct 2026 it still pointed to 20.219.21.200: </w:t>
+            </w:r>
+            <w:r>
+              <w:rPr>
+                <w:b/>
+                <w:sz w:val="19"/>
+              </w:rPr>
+              <w:t>change it</w:t>
+            </w:r>
+            <w:r>
+              <w:rPr>
+                <w:sz w:val="19"/>
+              </w:rPr>
+              <w:t xml:space="preserve">. Check from the Dell: </w:t>
             </w:r>
             <w:r>
               <w:rPr>
@@ -1198,7 +1472,7 @@
         </w:tc>
         <w:tc>
           <w:tcPr>
-            <w:tcW w:type="dxa" w:w="4649"/>
+            <w:tcW w:type="dxa" w:w="4365"/>
           </w:tcPr>
           <w:p>
             <w:pPr>
@@ -1213,13 +1487,13 @@
               <w:rPr>
                 <w:sz w:val="19"/>
               </w:rPr>
-              <w:t>Azure network security group allows inbound TCP 80 and 443 from the internet (and 3389 for Remote Desktop only from your office IP).</w:t>
+              <w:t>Ubuntu 22.04 or 24.04, at least 2 GB RAM and 10 GB free disk.</w:t>
             </w:r>
           </w:p>
         </w:tc>
         <w:tc>
           <w:tcPr>
-            <w:tcW w:type="dxa" w:w="4535"/>
+            <w:tcW w:type="dxa" w:w="4819"/>
           </w:tcPr>
           <w:p>
             <w:pPr>
@@ -1234,7 +1508,7 @@
               <w:rPr>
                 <w:sz w:val="19"/>
               </w:rPr>
-              <w:t>Azure portal &gt; the VM &gt; Networking &gt; Inbound port rules &gt; Add.</w:t>
+              <w:t>The installer checks the version.</w:t>
             </w:r>
           </w:p>
         </w:tc>
@@ -1263,7 +1537,7 @@
         </w:tc>
         <w:tc>
           <w:tcPr>
-            <w:tcW w:type="dxa" w:w="4649"/>
+            <w:tcW w:type="dxa" w:w="4365"/>
           </w:tcPr>
           <w:p>
             <w:pPr>
@@ -1278,13 +1552,13 @@
               <w:rPr>
                 <w:sz w:val="19"/>
               </w:rPr>
-              <w:t>Port 80/443 not used by another program on the server.</w:t>
+              <w:t>You can open the private GitHub repository.</w:t>
             </w:r>
           </w:p>
         </w:tc>
         <w:tc>
           <w:tcPr>
-            <w:tcW w:type="dxa" w:w="4535"/>
+            <w:tcW w:type="dxa" w:w="4819"/>
           </w:tcPr>
           <w:p>
             <w:pPr>
@@ -1299,7 +1573,7 @@
               <w:rPr>
                 <w:sz w:val="19"/>
               </w:rPr>
-              <w:t>If IIS already hosts other sites that is fine: this site gets its own host name binding.</w:t>
+              <w:t>Sign in at github.com; mahavirtiwari/ZED-Website must be visible.</w:t>
             </w:r>
           </w:p>
         </w:tc>
@@ -1328,7 +1602,7 @@
         </w:tc>
         <w:tc>
           <w:tcPr>
-            <w:tcW w:type="dxa" w:w="4649"/>
+            <w:tcW w:type="dxa" w:w="4365"/>
           </w:tcPr>
           <w:p>
             <w:pPr>
@@ -1343,13 +1617,13 @@
               <w:rPr>
                 <w:sz w:val="19"/>
               </w:rPr>
-              <w:t>You can open the private GitHub repository.</w:t>
+              <w:t>An e-mail address for the free Let's Encrypt SSL certificate account.</w:t>
             </w:r>
           </w:p>
         </w:tc>
         <w:tc>
           <w:tcPr>
-            <w:tcW w:type="dxa" w:w="4535"/>
+            <w:tcW w:type="dxa" w:w="4819"/>
           </w:tcPr>
           <w:p>
             <w:pPr>
@@ -1364,7 +1638,7 @@
               <w:rPr>
                 <w:sz w:val="19"/>
               </w:rPr>
-              <w:t>Sign in at github.com; mahavirtiwari/ZED-Website must be visible.</w:t>
+              <w:t>Any monitored mailbox.</w:t>
             </w:r>
           </w:p>
         </w:tc>
@@ -1393,7 +1667,7 @@
         </w:tc>
         <w:tc>
           <w:tcPr>
-            <w:tcW w:type="dxa" w:w="4649"/>
+            <w:tcW w:type="dxa" w:w="4365"/>
           </w:tcPr>
           <w:p>
             <w:pPr>
@@ -1408,13 +1682,13 @@
               <w:rPr>
                 <w:sz w:val="19"/>
               </w:rPr>
-              <w:t>An e-mail address for the free Let's Encrypt SSL certificate account.</w:t>
+              <w:t>(Recommended) A recent export of the production database and the uploaded files (uploads, slider, photogallery folders) from zed.msme.gov.in.</w:t>
             </w:r>
           </w:p>
         </w:tc>
         <w:tc>
           <w:tcPr>
-            <w:tcW w:type="dxa" w:w="4535"/>
+            <w:tcW w:type="dxa" w:w="4819"/>
           </w:tcPr>
           <w:p>
             <w:pPr>
@@ -1429,72 +1703,7 @@
               <w:rPr>
                 <w:sz w:val="19"/>
               </w:rPr>
-              <w:t>Any monitored mailbox.</w:t>
-            </w:r>
-          </w:p>
-        </w:tc>
-      </w:tr>
-      <w:tr>
-        <w:tc>
-          <w:tcPr>
-            <w:tcW w:type="dxa" w:w="454"/>
-          </w:tcPr>
-          <w:p>
-            <w:pPr>
-              <w:spacing w:after="20"/>
-            </w:pPr>
-            <w:r>
-              <w:rPr>
-                <w:sz w:val="19"/>
-              </w:rPr>
-            </w:r>
-            <w:r>
-              <w:rPr>
-                <w:sz w:val="19"/>
-              </w:rPr>
-              <w:t>8</w:t>
-            </w:r>
-          </w:p>
-        </w:tc>
-        <w:tc>
-          <w:tcPr>
-            <w:tcW w:type="dxa" w:w="4649"/>
-          </w:tcPr>
-          <w:p>
-            <w:pPr>
-              <w:spacing w:after="20"/>
-            </w:pPr>
-            <w:r>
-              <w:rPr>
-                <w:sz w:val="19"/>
-              </w:rPr>
-            </w:r>
-            <w:r>
-              <w:rPr>
-                <w:sz w:val="19"/>
-              </w:rPr>
-              <w:t>(Recommended) A recent export of the production database and the uploaded files (uploads, slider, photogallery folders) from zed.msme.gov.in.</w:t>
-            </w:r>
-          </w:p>
-        </w:tc>
-        <w:tc>
-          <w:tcPr>
-            <w:tcW w:type="dxa" w:w="4535"/>
-          </w:tcPr>
-          <w:p>
-            <w:pPr>
-              <w:spacing w:after="20"/>
-            </w:pPr>
-            <w:r>
-              <w:rPr>
-                <w:sz w:val="19"/>
-              </w:rPr>
-            </w:r>
-            <w:r>
-              <w:rPr>
-                <w:sz w:val="19"/>
-              </w:rPr>
-              <w:t>Ask the production hosting team. Without them, staging uses the database copy in the repository (older content) and shows only the uploaded files that are in the media package.</w:t>
+              <w:t>Ask the production hosting team. Without them, staging uses the database copy in the repository (older content).</w:t>
             </w:r>
           </w:p>
         </w:tc>
@@ -1507,18 +1716,42 @@
     </w:p>
     <w:p>
       <w:pPr>
+        <w:pBdr>
+          <w:top w:val="single" w:sz="6" w:space="4" w:color="C77700"/>
+          <w:left w:val="single" w:sz="6" w:space="4" w:color="C77700"/>
+          <w:bottom w:val="single" w:sz="6" w:space="4" w:color="C77700"/>
+          <w:right w:val="single" w:sz="6" w:space="4" w:color="C77700"/>
+        </w:pBdr>
+        <w:shd w:val="clear" w:color="auto" w:fill="FFF4E5"/>
+        <w:spacing w:after="160"/>
+        <w:ind w:left="113" w:right="113"/>
+      </w:pPr>
+      <w:r>
+        <w:rPr>
+          <w:b/>
+        </w:rPr>
+        <w:t xml:space="preserve">Important: </w:t>
+      </w:r>
+      <w:r>
+        <w:t xml:space="preserve">Items 2 and 3 are needed for the free SSL certificate. You can install the website before they are done (leave out </w:t>
+      </w:r>
+      <w:r>
+        <w:rPr>
+          <w:rFonts w:ascii="Consolas" w:hAnsi="Consolas" w:eastAsia="Consolas"/>
+          <w:sz w:val="19"/>
+        </w:rPr>
+        <w:t>-HttpsEmail</w:t>
+      </w:r>
+      <w:r>
+        <w:t xml:space="preserve"> in B2) and get the certificate later (B5).</w:t>
+      </w:r>
+    </w:p>
+    <w:p>
+      <w:pPr>
         <w:pStyle w:val="Heading2"/>
       </w:pPr>
       <w:r>
         <w:t>Images and uploaded files</w:t>
-      </w:r>
-    </w:p>
-    <w:p>
-      <w:pPr>
-        <w:spacing w:after="80"/>
-      </w:pPr>
-      <w:r>
-        <w:t>Two kinds of files are needed besides the code:</w:t>
       </w:r>
     </w:p>
     <w:p>
@@ -1543,7 +1776,7 @@
         <w:t>Code/zedcms/assets</w:t>
       </w:r>
       <w:r>
-        <w:t>). They are in GitHub and come with the release package automatically.</w:t>
+        <w:t>) are in GitHub and come with the release package automatically.</w:t>
       </w:r>
     </w:p>
     <w:p>
@@ -1558,7 +1791,7 @@
         <w:t>Uploaded content</w:t>
       </w:r>
       <w:r>
-        <w:t xml:space="preserve"> (what editors add in the CMS: news images, slider, gallery photos, PDFs). These are not in GitHub (about 360 MB, and they change on the live site). They travel separately as a </w:t>
+        <w:t xml:space="preserve"> (what editors add in the CMS: news images, slider, gallery photos, PDFs) is not in GitHub. It travels separately as a </w:t>
       </w:r>
       <w:r>
         <w:rPr>
@@ -1590,7 +1823,7 @@
         <w:pStyle w:val="Heading1"/>
       </w:pPr>
       <w:r>
-        <w:t>Part A - On your computer (Dell)</w:t>
+        <w:t>Part A - On your Dell</w:t>
       </w:r>
     </w:p>
     <w:p>
@@ -1598,7 +1831,7 @@
         <w:spacing w:after="80"/>
       </w:pPr>
       <w:r>
-        <w:t xml:space="preserve">Do this in </w:t>
+        <w:t xml:space="preserve">Use </w:t>
       </w:r>
       <w:r>
         <w:rPr>
@@ -1607,7 +1840,7 @@
         <w:t>Windows PowerShell</w:t>
       </w:r>
       <w:r>
-        <w:t xml:space="preserve"> on your Dell (Start menu &gt; type PowerShell &gt; Windows PowerShell). Administrator rights are not needed.</w:t>
+        <w:t xml:space="preserve"> (Start menu &gt; type PowerShell &gt; Windows PowerShell). Administrator rights are not needed.</w:t>
       </w:r>
     </w:p>
     <w:p>
@@ -1616,14 +1849,6 @@
       </w:pPr>
       <w:r>
         <w:t>A1. Install Git (first time only)</w:t>
-      </w:r>
-    </w:p>
-    <w:p>
-      <w:pPr>
-        <w:spacing w:after="80"/>
-      </w:pPr>
-      <w:r>
-        <w:t>Check whether Git is installed:</w:t>
       </w:r>
     </w:p>
     <w:p>
@@ -1689,7 +1914,7 @@
           <w:rFonts w:ascii="Consolas" w:hAnsi="Consolas" w:eastAsia="Consolas"/>
           <w:sz w:val="18"/>
         </w:rPr>
-        <w:t>New-Item -ItemType Directory -Force C:\ZED | Out-Null</w:t>
+        <w:t>New-Item -ItemType Directory -Force C:\ZED, C:\ZED\keys | Out-Null</w:t>
       </w:r>
     </w:p>
     <w:p>
@@ -1733,7 +1958,74 @@
         <w:pStyle w:val="Heading3"/>
       </w:pPr>
       <w:r>
-        <w:t>A3. Build the release package (every release)</w:t>
+        <w:t>A3. SSH key and connection test (first time only)</w:t>
+      </w:r>
+    </w:p>
+    <w:p>
+      <w:pPr>
+        <w:spacing w:after="80"/>
+      </w:pPr>
+      <w:r>
+        <w:t xml:space="preserve">Copy the server's key file to </w:t>
+      </w:r>
+      <w:r>
+        <w:rPr>
+          <w:rFonts w:ascii="Consolas" w:hAnsi="Consolas" w:eastAsia="Consolas"/>
+          <w:sz w:val="19"/>
+        </w:rPr>
+        <w:t>C:\ZED\keys\zed-staging.pem</w:t>
+      </w:r>
+      <w:r>
+        <w:t xml:space="preserve">, then test the connection (type </w:t>
+      </w:r>
+      <w:r>
+        <w:rPr>
+          <w:b/>
+        </w:rPr>
+        <w:t>yes</w:t>
+      </w:r>
+      <w:r>
+        <w:t xml:space="preserve"> when asked whether to trust the server):</w:t>
+      </w:r>
+    </w:p>
+    <w:p>
+      <w:pPr>
+        <w:shd w:val="clear" w:color="auto" w:fill="F2F4F5"/>
+        <w:spacing w:before="0" w:after="120"/>
+        <w:ind w:left="227"/>
+      </w:pPr>
+      <w:r>
+        <w:rPr>
+          <w:rFonts w:ascii="Consolas" w:hAnsi="Consolas" w:eastAsia="Consolas"/>
+          <w:sz w:val="18"/>
+        </w:rPr>
+        <w:t>ssh -i C:\ZED\keys\zed-staging.pem ubuntu@13.232.227.197 "hostname; lsb_release -ds"</w:t>
+      </w:r>
+    </w:p>
+    <w:p>
+      <w:pPr>
+        <w:spacing w:after="80"/>
+      </w:pPr>
+      <w:r>
+        <w:t xml:space="preserve">It should print the server's name and Ubuntu version. If it says "UNPROTECTED PRIVATE KEY FILE", the publish script fixes the file permissions for you; you can also run </w:t>
+      </w:r>
+      <w:r>
+        <w:rPr>
+          <w:rFonts w:ascii="Consolas" w:hAnsi="Consolas" w:eastAsia="Consolas"/>
+          <w:sz w:val="19"/>
+        </w:rPr>
+        <w:t>icacls C:\ZED\keys\zed-staging.pem /inheritance:r /grant:r "$($env:USERNAME):R"</w:t>
+      </w:r>
+      <w:r>
+        <w:t>.</w:t>
+      </w:r>
+    </w:p>
+    <w:p>
+      <w:pPr>
+        <w:pStyle w:val="Heading3"/>
+      </w:pPr>
+      <w:r>
+        <w:t>A4. Build the release package (every release)</w:t>
       </w:r>
     </w:p>
     <w:p>
@@ -1755,7 +2047,7 @@
         <w:spacing w:after="80"/>
       </w:pPr>
       <w:r>
-        <w:t>The script downloads the newest code from GitHub (branch main) and creates the package. It ends with:</w:t>
+        <w:t>It downloads the newest code from GitHub (branch main) and ends with:</w:t>
       </w:r>
     </w:p>
     <w:p>
@@ -1769,29 +2061,7 @@
           <w:rFonts w:ascii="Consolas" w:hAnsi="Consolas" w:eastAsia="Consolas"/>
           <w:sz w:val="18"/>
         </w:rPr>
-        <w:t>Package ready: C:\ZED\packages\ZED-release-20261016-1700-2c04118.zip (90 MB)</w:t>
-      </w:r>
-    </w:p>
-    <w:p>
-      <w:pPr>
-        <w:pBdr>
-          <w:top w:val="single" w:sz="6" w:space="4" w:color="C77700"/>
-          <w:left w:val="single" w:sz="6" w:space="4" w:color="C77700"/>
-          <w:bottom w:val="single" w:sz="6" w:space="4" w:color="C77700"/>
-          <w:right w:val="single" w:sz="6" w:space="4" w:color="C77700"/>
-        </w:pBdr>
-        <w:shd w:val="clear" w:color="auto" w:fill="FFF4E5"/>
-        <w:spacing w:after="160"/>
-        <w:ind w:left="113" w:right="113"/>
-      </w:pPr>
-      <w:r>
-        <w:rPr>
-          <w:b/>
-        </w:rPr>
-        <w:t xml:space="preserve">Important: </w:t>
-      </w:r>
-      <w:r>
-        <w:t>If it warns "Only N theme images found", the theme images are not in GitHub yet. Ask the developer to commit them (see Part E) before deploying, otherwise logos and icons are missing.</w:t>
+        <w:t>Package ready: C:\ZED\packages\ZED-release-20261016-1700-2c04118.zip (65 MB)</w:t>
       </w:r>
     </w:p>
     <w:p>
@@ -1799,7 +2069,7 @@
         <w:pStyle w:val="Heading3"/>
       </w:pPr>
       <w:r>
-        <w:t>A4. Build the media package (first deployment, and whenever you want to refresh uploaded files)</w:t>
+        <w:t>A5. Build the media package (first deployment, and whenever you want to refresh uploaded files)</w:t>
       </w:r>
     </w:p>
     <w:p>
@@ -1837,7 +2107,7 @@
         <w:t>photogallery</w:t>
       </w:r>
       <w:r>
-        <w:t xml:space="preserve"> folders, for example a copy of the production web root that you received from the hosting team:</w:t>
+        <w:t xml:space="preserve"> folders (for example a copy of the production web root you received from the hosting team):</w:t>
       </w:r>
     </w:p>
     <w:p>
@@ -1869,7 +2139,7 @@
         <w:t>C:\ZED\packages\ZED-media-&lt;date&gt;.zip</w:t>
       </w:r>
       <w:r>
-        <w:t>. PHP files are never included (uploads must not contain scripts).</w:t>
+        <w:t>. PHP files are never included.</w:t>
       </w:r>
     </w:p>
     <w:p>
@@ -1891,7 +2161,7 @@
         <w:t xml:space="preserve">Note: </w:t>
       </w:r>
       <w:r>
-        <w:t xml:space="preserve">If the production server is Linux, the hosting team can create the same zip there: </w:t>
+        <w:t xml:space="preserve">The production server is Linux? The hosting team can make the same zip there: </w:t>
       </w:r>
       <w:r>
         <w:rPr>
@@ -1899,127 +2169,6 @@
           <w:sz w:val="19"/>
         </w:rPr>
         <w:t>cd /var/www/zed &amp;&amp; zip -r ~/ZED-media.zip uploads slider photogallery -x '*.php'</w:t>
-      </w:r>
-    </w:p>
-    <w:p>
-      <w:pPr>
-        <w:pStyle w:val="Heading3"/>
-      </w:pPr>
-      <w:r>
-        <w:t>A5. Copy the packages to the server</w:t>
-      </w:r>
-    </w:p>
-    <w:p>
-      <w:pPr>
-        <w:tabs>
-          <w:tab w:pos="510" w:val="left"/>
-        </w:tabs>
-        <w:spacing w:after="40"/>
-        <w:ind w:left="510" w:hanging="340"/>
-      </w:pPr>
-      <w:r>
-        <w:t>1.</w:t>
-        <w:tab/>
-      </w:r>
-      <w:r>
-        <w:t xml:space="preserve">Open Remote Desktop Connection, enter 20.219.21.200, click </w:t>
-      </w:r>
-      <w:r>
-        <w:rPr>
-          <w:b/>
-        </w:rPr>
-        <w:t>Show Options &gt; Local Resources &gt; More...</w:t>
-      </w:r>
-      <w:r>
-        <w:t xml:space="preserve">, tick </w:t>
-      </w:r>
-      <w:r>
-        <w:rPr>
-          <w:b/>
-        </w:rPr>
-        <w:t>Drives</w:t>
-      </w:r>
-      <w:r>
-        <w:t xml:space="preserve"> (your C: drive) and connect.</w:t>
-      </w:r>
-    </w:p>
-    <w:p>
-      <w:pPr>
-        <w:tabs>
-          <w:tab w:pos="510" w:val="left"/>
-        </w:tabs>
-        <w:spacing w:after="40"/>
-        <w:ind w:left="510" w:hanging="340"/>
-      </w:pPr>
-      <w:r>
-        <w:t>2.</w:t>
-        <w:tab/>
-      </w:r>
-      <w:r>
-        <w:t xml:space="preserve">On the server, open File Explorer and create the folder </w:t>
-      </w:r>
-      <w:r>
-        <w:rPr>
-          <w:rFonts w:ascii="Consolas" w:hAnsi="Consolas" w:eastAsia="Consolas"/>
-          <w:sz w:val="19"/>
-        </w:rPr>
-        <w:t>C:\ZED-setup</w:t>
-      </w:r>
-      <w:r>
-        <w:t>.</w:t>
-      </w:r>
-    </w:p>
-    <w:p>
-      <w:pPr>
-        <w:tabs>
-          <w:tab w:pos="510" w:val="left"/>
-        </w:tabs>
-        <w:spacing w:after="40"/>
-        <w:ind w:left="510" w:hanging="340"/>
-      </w:pPr>
-      <w:r>
-        <w:t>3.</w:t>
-        <w:tab/>
-      </w:r>
-      <w:r>
-        <w:t xml:space="preserve">In File Explorer on the server, open </w:t>
-      </w:r>
-      <w:r>
-        <w:rPr>
-          <w:b/>
-        </w:rPr>
-        <w:t>This PC &gt; C on &lt;your Dell&gt;</w:t>
-      </w:r>
-      <w:r>
-        <w:t xml:space="preserve">, go to </w:t>
-      </w:r>
-      <w:r>
-        <w:rPr>
-          <w:rFonts w:ascii="Consolas" w:hAnsi="Consolas" w:eastAsia="Consolas"/>
-          <w:sz w:val="19"/>
-        </w:rPr>
-        <w:t>C:\ZED\packages</w:t>
-      </w:r>
-      <w:r>
-        <w:t xml:space="preserve"> and copy the release zip (and the media zip) into </w:t>
-      </w:r>
-      <w:r>
-        <w:rPr>
-          <w:rFonts w:ascii="Consolas" w:hAnsi="Consolas" w:eastAsia="Consolas"/>
-          <w:sz w:val="19"/>
-        </w:rPr>
-        <w:t>C:\ZED-setup</w:t>
-      </w:r>
-      <w:r>
-        <w:t>.</w:t>
-      </w:r>
-    </w:p>
-    <w:p>
-      <w:pPr>
-        <w:spacing w:after="80"/>
-      </w:pPr>
-      <w:r>
-        <w:t>(Copy and paste between the two desktops also works, but is slower for large files.)</w:t>
       </w:r>
     </w:p>
     <w:p>
@@ -2032,7 +2181,7 @@
         <w:pStyle w:val="Heading1"/>
       </w:pPr>
       <w:r>
-        <w:t>Part B - On the staging server: first installation</w:t>
+        <w:t>Part B - First installation on the server</w:t>
       </w:r>
     </w:p>
     <w:p>
@@ -2040,50 +2189,7 @@
         <w:spacing w:after="80"/>
       </w:pPr>
       <w:r>
-        <w:t xml:space="preserve">All commands in Part B run on the server in </w:t>
-      </w:r>
-      <w:r>
-        <w:rPr>
-          <w:b/>
-        </w:rPr>
-        <w:t>PowerShell as administrator</w:t>
-      </w:r>
-      <w:r>
-        <w:t xml:space="preserve">: Start &gt; type PowerShell &gt; right-click </w:t>
-      </w:r>
-      <w:r>
-        <w:rPr>
-          <w:b/>
-        </w:rPr>
-        <w:t>Windows PowerShell</w:t>
-      </w:r>
-      <w:r>
-        <w:t xml:space="preserve"> &gt; </w:t>
-      </w:r>
-      <w:r>
-        <w:rPr>
-          <w:b/>
-        </w:rPr>
-        <w:t>Run as administrator</w:t>
-      </w:r>
-      <w:r>
-        <w:t>.</w:t>
-      </w:r>
-    </w:p>
-    <w:p>
-      <w:pPr>
-        <w:pStyle w:val="Heading3"/>
-      </w:pPr>
-      <w:r>
-        <w:t>B1. Unpack the release package</w:t>
-      </w:r>
-    </w:p>
-    <w:p>
-      <w:pPr>
-        <w:spacing w:after="80"/>
-      </w:pPr>
-      <w:r>
-        <w:t>Replace the file name with the one you copied (press Tab to complete names):</w:t>
+        <w:t>Everything in Part B is started from the Dell in PowerShell. Go to the scripts folder first:</w:t>
       </w:r>
     </w:p>
     <w:p>
@@ -2097,49 +2203,7 @@
           <w:rFonts w:ascii="Consolas" w:hAnsi="Consolas" w:eastAsia="Consolas"/>
           <w:sz w:val="18"/>
         </w:rPr>
-        <w:t>cd C:\ZED-setup</w:t>
-      </w:r>
-    </w:p>
-    <w:p>
-      <w:pPr>
-        <w:shd w:val="clear" w:color="auto" w:fill="F2F4F5"/>
-        <w:spacing w:before="0" w:after="0"/>
-        <w:ind w:left="227"/>
-      </w:pPr>
-      <w:r>
-        <w:rPr>
-          <w:rFonts w:ascii="Consolas" w:hAnsi="Consolas" w:eastAsia="Consolas"/>
-          <w:sz w:val="18"/>
-        </w:rPr>
-        <w:t>Unblock-File .\ZED-release-20261016-1700-2c04118.zip</w:t>
-      </w:r>
-    </w:p>
-    <w:p>
-      <w:pPr>
-        <w:shd w:val="clear" w:color="auto" w:fill="F2F4F5"/>
-        <w:spacing w:before="0" w:after="0"/>
-        <w:ind w:left="227"/>
-      </w:pPr>
-      <w:r>
-        <w:rPr>
-          <w:rFonts w:ascii="Consolas" w:hAnsi="Consolas" w:eastAsia="Consolas"/>
-          <w:sz w:val="18"/>
-        </w:rPr>
-        <w:t>Expand-Archive .\ZED-release-20261016-1700-2c04118.zip -DestinationPath .\ZED-release-20261016-1700-2c04118</w:t>
-      </w:r>
-    </w:p>
-    <w:p>
-      <w:pPr>
-        <w:shd w:val="clear" w:color="auto" w:fill="F2F4F5"/>
-        <w:spacing w:before="0" w:after="0"/>
-        <w:ind w:left="227"/>
-      </w:pPr>
-      <w:r>
-        <w:rPr>
-          <w:rFonts w:ascii="Consolas" w:hAnsi="Consolas" w:eastAsia="Consolas"/>
-          <w:sz w:val="18"/>
-        </w:rPr>
-        <w:t>cd .\ZED-release-20261016-1700-2c04118\scripts</w:t>
+        <w:t>cd C:\ZED\ZED-Website\deploy\windows</w:t>
       </w:r>
     </w:p>
     <w:p>
@@ -2161,7 +2225,7 @@
         <w:spacing w:after="80"/>
       </w:pPr>
       <w:r>
-        <w:t>The last line allows the scripts to run in this PowerShell window only. Repeat it whenever you open a new window.</w:t>
+        <w:t>The second line allows the scripts to run in this PowerShell window only; repeat it in every new window.</w:t>
       </w:r>
     </w:p>
     <w:p>
@@ -2169,7 +2233,7 @@
         <w:pStyle w:val="Heading3"/>
       </w:pPr>
       <w:r>
-        <w:t>B2. Install the server software (once, 10-20 minutes)</w:t>
+        <w:t>B1. Check DNS and ports (checklist items 2 and 3)</w:t>
       </w:r>
     </w:p>
     <w:p>
@@ -2183,7 +2247,7 @@
           <w:rFonts w:ascii="Consolas" w:hAnsi="Consolas" w:eastAsia="Consolas"/>
           <w:sz w:val="18"/>
         </w:rPr>
-        <w:t>.\Install-ZedServer.ps1</w:t>
+        <w:t>nslookup zedcms.umon.in</w:t>
       </w:r>
     </w:p>
     <w:p>
@@ -2191,507 +2255,7 @@
         <w:spacing w:after="80"/>
       </w:pPr>
       <w:r>
-        <w:t>It installs and configures:</w:t>
-      </w:r>
-    </w:p>
-    <w:tbl>
-      <w:tblPr>
-        <w:tblStyle w:val="TableGrid"/>
-        <w:tblW w:type="auto" w:w="0"/>
-        <w:jc w:val="center"/>
-        <w:tblLook w:firstColumn="1" w:firstRow="1" w:lastColumn="0" w:lastRow="0" w:noHBand="0" w:noVBand="1" w:val="04A0"/>
-      </w:tblPr>
-      <w:tblGrid>
-        <w:gridCol w:w="4819"/>
-        <w:gridCol w:w="4819"/>
-      </w:tblGrid>
-      <w:tr>
-        <w:tc>
-          <w:tcPr>
-            <w:tcW w:type="dxa" w:w="2268"/>
-            <w:shd w:val="clear" w:color="auto" w:fill="2E7D4F"/>
-          </w:tcPr>
-          <w:p>
-            <w:pPr>
-              <w:spacing w:after="20"/>
-            </w:pPr>
-            <w:r>
-              <w:rPr>
-                <w:sz w:val="19"/>
-              </w:rPr>
-            </w:r>
-            <w:r>
-              <w:rPr>
-                <w:b/>
-                <w:color w:val="FFFFFF"/>
-                <w:sz w:val="19"/>
-              </w:rPr>
-              <w:t>Component</w:t>
-            </w:r>
-          </w:p>
-        </w:tc>
-        <w:tc>
-          <w:tcPr>
-            <w:tcW w:type="dxa" w:w="7370"/>
-            <w:shd w:val="clear" w:color="auto" w:fill="2E7D4F"/>
-          </w:tcPr>
-          <w:p>
-            <w:pPr>
-              <w:spacing w:after="20"/>
-            </w:pPr>
-            <w:r>
-              <w:rPr>
-                <w:sz w:val="19"/>
-              </w:rPr>
-            </w:r>
-            <w:r>
-              <w:rPr>
-                <w:b/>
-                <w:color w:val="FFFFFF"/>
-                <w:sz w:val="19"/>
-              </w:rPr>
-              <w:t>Details</w:t>
-            </w:r>
-          </w:p>
-        </w:tc>
-      </w:tr>
-      <w:tr>
-        <w:tc>
-          <w:tcPr>
-            <w:tcW w:type="dxa" w:w="2268"/>
-          </w:tcPr>
-          <w:p>
-            <w:pPr>
-              <w:spacing w:after="20"/>
-            </w:pPr>
-            <w:r>
-              <w:rPr>
-                <w:sz w:val="19"/>
-              </w:rPr>
-            </w:r>
-            <w:r>
-              <w:rPr>
-                <w:sz w:val="19"/>
-              </w:rPr>
-              <w:t>IIS</w:t>
-            </w:r>
-          </w:p>
-        </w:tc>
-        <w:tc>
-          <w:tcPr>
-            <w:tcW w:type="dxa" w:w="7370"/>
-          </w:tcPr>
-          <w:p>
-            <w:pPr>
-              <w:spacing w:after="20"/>
-            </w:pPr>
-            <w:r>
-              <w:rPr>
-                <w:sz w:val="19"/>
-              </w:rPr>
-            </w:r>
-            <w:r>
-              <w:rPr>
-                <w:sz w:val="19"/>
-              </w:rPr>
-              <w:t>Web server with CGI, compression, request filtering, IIS Manager.</w:t>
-            </w:r>
-          </w:p>
-        </w:tc>
-      </w:tr>
-      <w:tr>
-        <w:tc>
-          <w:tcPr>
-            <w:tcW w:type="dxa" w:w="2268"/>
-          </w:tcPr>
-          <w:p>
-            <w:pPr>
-              <w:spacing w:after="20"/>
-            </w:pPr>
-            <w:r>
-              <w:rPr>
-                <w:sz w:val="19"/>
-              </w:rPr>
-            </w:r>
-            <w:r>
-              <w:rPr>
-                <w:sz w:val="19"/>
-              </w:rPr>
-              <w:t>IIS URL Rewrite 2.1</w:t>
-            </w:r>
-          </w:p>
-        </w:tc>
-        <w:tc>
-          <w:tcPr>
-            <w:tcW w:type="dxa" w:w="7370"/>
-          </w:tcPr>
-          <w:p>
-            <w:pPr>
-              <w:spacing w:after="20"/>
-            </w:pPr>
-            <w:r>
-              <w:rPr>
-                <w:sz w:val="19"/>
-              </w:rPr>
-            </w:r>
-            <w:r>
-              <w:rPr>
-                <w:sz w:val="19"/>
-              </w:rPr>
-              <w:t>Needed for the website's addresses (all pages go through index.php).</w:t>
-            </w:r>
-          </w:p>
-        </w:tc>
-      </w:tr>
-      <w:tr>
-        <w:tc>
-          <w:tcPr>
-            <w:tcW w:type="dxa" w:w="2268"/>
-          </w:tcPr>
-          <w:p>
-            <w:pPr>
-              <w:spacing w:after="20"/>
-            </w:pPr>
-            <w:r>
-              <w:rPr>
-                <w:sz w:val="19"/>
-              </w:rPr>
-            </w:r>
-            <w:r>
-              <w:rPr>
-                <w:sz w:val="19"/>
-              </w:rPr>
-              <w:t>Visual C++ runtime</w:t>
-            </w:r>
-          </w:p>
-        </w:tc>
-        <w:tc>
-          <w:tcPr>
-            <w:tcW w:type="dxa" w:w="7370"/>
-          </w:tcPr>
-          <w:p>
-            <w:pPr>
-              <w:spacing w:after="20"/>
-            </w:pPr>
-            <w:r>
-              <w:rPr>
-                <w:sz w:val="19"/>
-              </w:rPr>
-            </w:r>
-            <w:r>
-              <w:rPr>
-                <w:sz w:val="19"/>
-              </w:rPr>
-              <w:t>Required by PHP and MySQL.</w:t>
-            </w:r>
-          </w:p>
-        </w:tc>
-      </w:tr>
-      <w:tr>
-        <w:tc>
-          <w:tcPr>
-            <w:tcW w:type="dxa" w:w="2268"/>
-          </w:tcPr>
-          <w:p>
-            <w:pPr>
-              <w:spacing w:after="20"/>
-            </w:pPr>
-            <w:r>
-              <w:rPr>
-                <w:sz w:val="19"/>
-              </w:rPr>
-            </w:r>
-            <w:r>
-              <w:rPr>
-                <w:sz w:val="19"/>
-              </w:rPr>
-              <w:t>PHP 8.4 (latest)</w:t>
-            </w:r>
-          </w:p>
-        </w:tc>
-        <w:tc>
-          <w:tcPr>
-            <w:tcW w:type="dxa" w:w="7370"/>
-          </w:tcPr>
-          <w:p>
-            <w:pPr>
-              <w:spacing w:after="20"/>
-            </w:pPr>
-            <w:r>
-              <w:rPr>
-                <w:sz w:val="19"/>
-              </w:rPr>
-            </w:r>
-            <w:r>
-              <w:rPr>
-                <w:rFonts w:ascii="Consolas" w:hAnsi="Consolas" w:eastAsia="Consolas"/>
-                <w:sz w:val="19"/>
-              </w:rPr>
-              <w:t>C:\PHP</w:t>
-            </w:r>
-            <w:r>
-              <w:rPr>
-                <w:sz w:val="19"/>
-              </w:rPr>
-              <w:t>, non-thread-safe build, registered in IIS as FastCGI. php.ini: required extensions, OPcache, 24 MB uploads, Asia/Kolkata time zone, CA certificates for the ZED portal APIs.</w:t>
-            </w:r>
-          </w:p>
-        </w:tc>
-      </w:tr>
-      <w:tr>
-        <w:tc>
-          <w:tcPr>
-            <w:tcW w:type="dxa" w:w="2268"/>
-          </w:tcPr>
-          <w:p>
-            <w:pPr>
-              <w:spacing w:after="20"/>
-            </w:pPr>
-            <w:r>
-              <w:rPr>
-                <w:sz w:val="19"/>
-              </w:rPr>
-            </w:r>
-            <w:r>
-              <w:rPr>
-                <w:sz w:val="19"/>
-              </w:rPr>
-              <w:t>Composer</w:t>
-            </w:r>
-          </w:p>
-        </w:tc>
-        <w:tc>
-          <w:tcPr>
-            <w:tcW w:type="dxa" w:w="7370"/>
-          </w:tcPr>
-          <w:p>
-            <w:pPr>
-              <w:spacing w:after="20"/>
-            </w:pPr>
-            <w:r>
-              <w:rPr>
-                <w:sz w:val="19"/>
-              </w:rPr>
-            </w:r>
-            <w:r>
-              <w:rPr>
-                <w:rFonts w:ascii="Consolas" w:hAnsi="Consolas" w:eastAsia="Consolas"/>
-                <w:sz w:val="19"/>
-              </w:rPr>
-              <w:t>C:\PHP\composer.phar</w:t>
-            </w:r>
-            <w:r>
-              <w:rPr>
-                <w:sz w:val="19"/>
-              </w:rPr>
-              <w:t xml:space="preserve"> (installs the website's PHP libraries).</w:t>
-            </w:r>
-          </w:p>
-        </w:tc>
-      </w:tr>
-      <w:tr>
-        <w:tc>
-          <w:tcPr>
-            <w:tcW w:type="dxa" w:w="2268"/>
-          </w:tcPr>
-          <w:p>
-            <w:pPr>
-              <w:spacing w:after="20"/>
-            </w:pPr>
-            <w:r>
-              <w:rPr>
-                <w:sz w:val="19"/>
-              </w:rPr>
-            </w:r>
-            <w:r>
-              <w:rPr>
-                <w:sz w:val="19"/>
-              </w:rPr>
-              <w:t>Firewall</w:t>
-            </w:r>
-          </w:p>
-        </w:tc>
-        <w:tc>
-          <w:tcPr>
-            <w:tcW w:type="dxa" w:w="7370"/>
-          </w:tcPr>
-          <w:p>
-            <w:pPr>
-              <w:spacing w:after="20"/>
-            </w:pPr>
-            <w:r>
-              <w:rPr>
-                <w:sz w:val="19"/>
-              </w:rPr>
-            </w:r>
-            <w:r>
-              <w:rPr>
-                <w:sz w:val="19"/>
-              </w:rPr>
-              <w:t>Inbound TCP 80 and 443 allowed in Windows Firewall.</w:t>
-            </w:r>
-          </w:p>
-        </w:tc>
-      </w:tr>
-      <w:tr>
-        <w:tc>
-          <w:tcPr>
-            <w:tcW w:type="dxa" w:w="2268"/>
-          </w:tcPr>
-          <w:p>
-            <w:pPr>
-              <w:spacing w:after="20"/>
-            </w:pPr>
-            <w:r>
-              <w:rPr>
-                <w:sz w:val="19"/>
-              </w:rPr>
-            </w:r>
-            <w:r>
-              <w:rPr>
-                <w:sz w:val="19"/>
-              </w:rPr>
-              <w:t>MySQL 8.4 LTS</w:t>
-            </w:r>
-          </w:p>
-        </w:tc>
-        <w:tc>
-          <w:tcPr>
-            <w:tcW w:type="dxa" w:w="7370"/>
-          </w:tcPr>
-          <w:p>
-            <w:pPr>
-              <w:spacing w:after="20"/>
-            </w:pPr>
-            <w:r>
-              <w:rPr>
-                <w:sz w:val="19"/>
-              </w:rPr>
-            </w:r>
-            <w:r>
-              <w:rPr>
-                <w:rFonts w:ascii="Consolas" w:hAnsi="Consolas" w:eastAsia="Consolas"/>
-                <w:sz w:val="19"/>
-              </w:rPr>
-              <w:t>C:\MySQL</w:t>
-            </w:r>
-            <w:r>
-              <w:rPr>
-                <w:sz w:val="19"/>
-              </w:rPr>
-              <w:t xml:space="preserve">, Windows service </w:t>
-            </w:r>
-            <w:r>
-              <w:rPr>
-                <w:b/>
-                <w:sz w:val="19"/>
-              </w:rPr>
-              <w:t>MySQL84</w:t>
-            </w:r>
-            <w:r>
-              <w:rPr>
-                <w:sz w:val="19"/>
-              </w:rPr>
-              <w:t>, listening on 127.0.0.1 only (not reachable from outside).</w:t>
-            </w:r>
-          </w:p>
-        </w:tc>
-      </w:tr>
-    </w:tbl>
-    <w:p>
-      <w:pPr>
-        <w:spacing w:after="40"/>
-      </w:pPr>
-    </w:p>
-    <w:p>
-      <w:pPr>
-        <w:spacing w:after="80"/>
-      </w:pPr>
-      <w:r>
-        <w:t xml:space="preserve">Near the end it asks you to choose the </w:t>
-      </w:r>
-      <w:r>
-        <w:rPr>
-          <w:b/>
-        </w:rPr>
-        <w:t>MySQL root password</w:t>
-      </w:r>
-      <w:r>
-        <w:t xml:space="preserve"> (typed twice, not shown). Write it down in your password manager; you need it in the next step.</w:t>
-      </w:r>
-    </w:p>
-    <w:p>
-      <w:pPr>
-        <w:pBdr>
-          <w:top w:val="single" w:sz="6" w:space="4" w:color="C77700"/>
-          <w:left w:val="single" w:sz="6" w:space="4" w:color="C77700"/>
-          <w:bottom w:val="single" w:sz="6" w:space="4" w:color="C77700"/>
-          <w:right w:val="single" w:sz="6" w:space="4" w:color="C77700"/>
-        </w:pBdr>
-        <w:shd w:val="clear" w:color="auto" w:fill="FFF4E5"/>
-        <w:spacing w:after="160"/>
-        <w:ind w:left="113" w:right="113"/>
-      </w:pPr>
-      <w:r>
-        <w:rPr>
-          <w:b/>
-        </w:rPr>
-        <w:t xml:space="preserve">Important: </w:t>
-      </w:r>
-      <w:r>
-        <w:t xml:space="preserve">If the script says Windows needs a restart, restart the server, open PowerShell as administrator again and continue with B3 (repeat the </w:t>
-      </w:r>
-      <w:r>
-        <w:rPr>
-          <w:rFonts w:ascii="Consolas" w:hAnsi="Consolas" w:eastAsia="Consolas"/>
-          <w:sz w:val="19"/>
-        </w:rPr>
-        <w:t>cd</w:t>
-      </w:r>
-      <w:r>
-        <w:t xml:space="preserve"> and </w:t>
-      </w:r>
-      <w:r>
-        <w:rPr>
-          <w:rFonts w:ascii="Consolas" w:hAnsi="Consolas" w:eastAsia="Consolas"/>
-          <w:sz w:val="19"/>
-        </w:rPr>
-        <w:t>Set-ExecutionPolicy</w:t>
-      </w:r>
-      <w:r>
-        <w:t xml:space="preserve"> lines from B1).</w:t>
-      </w:r>
-    </w:p>
-    <w:p>
-      <w:pPr>
-        <w:pBdr>
-          <w:top w:val="single" w:sz="6" w:space="4" w:color="1F6F8B"/>
-          <w:left w:val="single" w:sz="6" w:space="4" w:color="1F6F8B"/>
-          <w:bottom w:val="single" w:sz="6" w:space="4" w:color="1F6F8B"/>
-          <w:right w:val="single" w:sz="6" w:space="4" w:color="1F6F8B"/>
-        </w:pBdr>
-        <w:shd w:val="clear" w:color="auto" w:fill="EAF4FB"/>
-        <w:spacing w:after="160"/>
-        <w:ind w:left="113" w:right="113"/>
-      </w:pPr>
-      <w:r>
-        <w:rPr>
-          <w:b/>
-        </w:rPr>
-        <w:t xml:space="preserve">Note: </w:t>
-      </w:r>
-      <w:r>
-        <w:t xml:space="preserve">MySQL already installed on this server, or a separate database server? Run </w:t>
-      </w:r>
-      <w:r>
-        <w:rPr>
-          <w:rFonts w:ascii="Consolas" w:hAnsi="Consolas" w:eastAsia="Consolas"/>
-          <w:sz w:val="19"/>
-        </w:rPr>
-        <w:t>.\Install-ZedServer.ps1 -SkipMySql</w:t>
-      </w:r>
-      <w:r>
-        <w:t xml:space="preserve"> instead.</w:t>
+        <w:t>The answer must be 13.232.227.197. If not, change the DNS record and wait until it shows (usually minutes, at most a few hours).</w:t>
       </w:r>
     </w:p>
     <w:p>
@@ -2699,7 +2263,7 @@
         <w:pStyle w:val="Heading3"/>
       </w:pPr>
       <w:r>
-        <w:t>B3. Create the database (once)</w:t>
+        <w:t>B2. Install everything (one command, 10-20 minutes)</w:t>
       </w:r>
     </w:p>
     <w:p>
@@ -2707,7 +2271,35 @@
         <w:spacing w:after="80"/>
       </w:pPr>
       <w:r>
-        <w:t>Using the database copy that comes with the code:</w:t>
+        <w:t>Replace the media file name and the e-mail addresses:</w:t>
+      </w:r>
+    </w:p>
+    <w:p>
+      <w:pPr>
+        <w:shd w:val="clear" w:color="auto" w:fill="F2F4F5"/>
+        <w:spacing w:before="0" w:after="0"/>
+        <w:ind w:left="227"/>
+      </w:pPr>
+      <w:r>
+        <w:rPr>
+          <w:rFonts w:ascii="Consolas" w:hAnsi="Consolas" w:eastAsia="Consolas"/>
+          <w:sz w:val="18"/>
+        </w:rPr>
+        <w:t>.\Publish-ZedRelease.ps1 -KeyFile C:\ZED\keys\zed-staging.pem -Setup `</w:t>
+      </w:r>
+    </w:p>
+    <w:p>
+      <w:pPr>
+        <w:shd w:val="clear" w:color="auto" w:fill="F2F4F5"/>
+        <w:spacing w:before="0" w:after="0"/>
+        <w:ind w:left="227"/>
+      </w:pPr>
+      <w:r>
+        <w:rPr>
+          <w:rFonts w:ascii="Consolas" w:hAnsi="Consolas" w:eastAsia="Consolas"/>
+          <w:sz w:val="18"/>
+        </w:rPr>
+        <w:t xml:space="preserve">    -MediaZip C:\ZED\packages\ZED-media-20261016-1500.zip `</w:t>
       </w:r>
     </w:p>
     <w:p>
@@ -2721,7 +2313,7 @@
           <w:rFonts w:ascii="Consolas" w:hAnsi="Consolas" w:eastAsia="Consolas"/>
           <w:sz w:val="18"/>
         </w:rPr>
-        <w:t>.\Initialize-ZedDatabase.ps1</w:t>
+        <w:t xml:space="preserve">    -AdminEmail your.name@example.com -HttpsEmail your.name@example.com</w:t>
       </w:r>
     </w:p>
     <w:p>
@@ -2729,21 +2321,14 @@
         <w:spacing w:after="80"/>
       </w:pPr>
       <w:r>
-        <w:t>Or, recommended, with a recent production export (copy the .sql file to C:\ZED-setup first):</w:t>
+        <w:t xml:space="preserve">With a production database export (copy it to the Dell first), add: </w:t>
       </w:r>
-    </w:p>
-    <w:p>
-      <w:pPr>
-        <w:shd w:val="clear" w:color="auto" w:fill="F2F4F5"/>
-        <w:spacing w:before="0" w:after="120"/>
-        <w:ind w:left="227"/>
-      </w:pPr>
       <w:r>
         <w:rPr>
           <w:rFonts w:ascii="Consolas" w:hAnsi="Consolas" w:eastAsia="Consolas"/>
-          <w:sz w:val="18"/>
+          <w:sz w:val="19"/>
         </w:rPr>
-        <w:t>.\Initialize-ZedDatabase.ps1 -DumpFile C:\ZED-setup\zedcms-production.sql</w:t>
+        <w:t>-DumpFile C:\ZED\packages\zedcms-production.sql</w:t>
       </w:r>
     </w:p>
     <w:p>
@@ -2751,7 +2336,527 @@
         <w:spacing w:after="80"/>
       </w:pPr>
       <w:r>
-        <w:t>It asks for the MySQL root password, then:</w:t>
+        <w:t>What happens on the server:</w:t>
+      </w:r>
+    </w:p>
+    <w:tbl>
+      <w:tblPr>
+        <w:tblStyle w:val="TableGrid"/>
+        <w:tblW w:type="auto" w:w="0"/>
+        <w:jc w:val="center"/>
+        <w:tblLook w:firstColumn="1" w:firstRow="1" w:lastColumn="0" w:lastRow="0" w:noHBand="0" w:noVBand="1" w:val="04A0"/>
+      </w:tblPr>
+      <w:tblGrid>
+        <w:gridCol w:w="3213"/>
+        <w:gridCol w:w="3213"/>
+        <w:gridCol w:w="3213"/>
+      </w:tblGrid>
+      <w:tr>
+        <w:tc>
+          <w:tcPr>
+            <w:tcW w:type="dxa" w:w="1587"/>
+            <w:shd w:val="clear" w:color="auto" w:fill="2E7D4F"/>
+          </w:tcPr>
+          <w:p>
+            <w:pPr>
+              <w:spacing w:after="20"/>
+            </w:pPr>
+            <w:r>
+              <w:rPr>
+                <w:sz w:val="19"/>
+              </w:rPr>
+            </w:r>
+            <w:r>
+              <w:rPr>
+                <w:b/>
+                <w:color w:val="FFFFFF"/>
+                <w:sz w:val="19"/>
+              </w:rPr>
+              <w:t>Step</w:t>
+            </w:r>
+          </w:p>
+        </w:tc>
+        <w:tc>
+          <w:tcPr>
+            <w:tcW w:type="dxa" w:w="2041"/>
+            <w:shd w:val="clear" w:color="auto" w:fill="2E7D4F"/>
+          </w:tcPr>
+          <w:p>
+            <w:pPr>
+              <w:spacing w:after="20"/>
+            </w:pPr>
+            <w:r>
+              <w:rPr>
+                <w:sz w:val="19"/>
+              </w:rPr>
+            </w:r>
+            <w:r>
+              <w:rPr>
+                <w:b/>
+                <w:color w:val="FFFFFF"/>
+                <w:sz w:val="19"/>
+              </w:rPr>
+              <w:t>Script</w:t>
+            </w:r>
+          </w:p>
+        </w:tc>
+        <w:tc>
+          <w:tcPr>
+            <w:tcW w:type="dxa" w:w="6009"/>
+            <w:shd w:val="clear" w:color="auto" w:fill="2E7D4F"/>
+          </w:tcPr>
+          <w:p>
+            <w:pPr>
+              <w:spacing w:after="20"/>
+            </w:pPr>
+            <w:r>
+              <w:rPr>
+                <w:sz w:val="19"/>
+              </w:rPr>
+            </w:r>
+            <w:r>
+              <w:rPr>
+                <w:b/>
+                <w:color w:val="FFFFFF"/>
+                <w:sz w:val="19"/>
+              </w:rPr>
+              <w:t>Details</w:t>
+            </w:r>
+          </w:p>
+        </w:tc>
+      </w:tr>
+      <w:tr>
+        <w:tc>
+          <w:tcPr>
+            <w:tcW w:type="dxa" w:w="1587"/>
+          </w:tcPr>
+          <w:p>
+            <w:pPr>
+              <w:spacing w:after="20"/>
+            </w:pPr>
+            <w:r>
+              <w:rPr>
+                <w:sz w:val="19"/>
+              </w:rPr>
+            </w:r>
+            <w:r>
+              <w:rPr>
+                <w:sz w:val="19"/>
+              </w:rPr>
+              <w:t>Upload</w:t>
+            </w:r>
+          </w:p>
+        </w:tc>
+        <w:tc>
+          <w:tcPr>
+            <w:tcW w:type="dxa" w:w="2041"/>
+          </w:tcPr>
+          <w:p>
+            <w:pPr>
+              <w:spacing w:after="20"/>
+            </w:pPr>
+            <w:r>
+              <w:rPr>
+                <w:sz w:val="19"/>
+              </w:rPr>
+            </w:r>
+            <w:r>
+              <w:rPr>
+                <w:sz w:val="19"/>
+              </w:rPr>
+              <w:t>-</w:t>
+            </w:r>
+          </w:p>
+        </w:tc>
+        <w:tc>
+          <w:tcPr>
+            <w:tcW w:type="dxa" w:w="6009"/>
+          </w:tcPr>
+          <w:p>
+            <w:pPr>
+              <w:spacing w:after="20"/>
+            </w:pPr>
+            <w:r>
+              <w:rPr>
+                <w:sz w:val="19"/>
+              </w:rPr>
+            </w:r>
+            <w:r>
+              <w:rPr>
+                <w:sz w:val="19"/>
+              </w:rPr>
+              <w:t xml:space="preserve">The package (and media zip / database export) go to </w:t>
+            </w:r>
+            <w:r>
+              <w:rPr>
+                <w:rFonts w:ascii="Consolas" w:hAnsi="Consolas" w:eastAsia="Consolas"/>
+                <w:sz w:val="19"/>
+              </w:rPr>
+              <w:t>~/zed-deploy</w:t>
+            </w:r>
+            <w:r>
+              <w:rPr>
+                <w:sz w:val="19"/>
+              </w:rPr>
+              <w:t xml:space="preserve"> on the server.</w:t>
+            </w:r>
+          </w:p>
+        </w:tc>
+      </w:tr>
+      <w:tr>
+        <w:tc>
+          <w:tcPr>
+            <w:tcW w:type="dxa" w:w="1587"/>
+          </w:tcPr>
+          <w:p>
+            <w:pPr>
+              <w:spacing w:after="20"/>
+            </w:pPr>
+            <w:r>
+              <w:rPr>
+                <w:sz w:val="19"/>
+              </w:rPr>
+            </w:r>
+            <w:r>
+              <w:rPr>
+                <w:sz w:val="19"/>
+              </w:rPr>
+              <w:t>Server software</w:t>
+            </w:r>
+          </w:p>
+        </w:tc>
+        <w:tc>
+          <w:tcPr>
+            <w:tcW w:type="dxa" w:w="2041"/>
+          </w:tcPr>
+          <w:p>
+            <w:pPr>
+              <w:spacing w:after="20"/>
+            </w:pPr>
+            <w:r>
+              <w:rPr>
+                <w:sz w:val="19"/>
+              </w:rPr>
+            </w:r>
+            <w:r>
+              <w:rPr>
+                <w:rFonts w:ascii="Consolas" w:hAnsi="Consolas" w:eastAsia="Consolas"/>
+                <w:sz w:val="19"/>
+              </w:rPr>
+              <w:t>install-server.sh</w:t>
+            </w:r>
+          </w:p>
+        </w:tc>
+        <w:tc>
+          <w:tcPr>
+            <w:tcW w:type="dxa" w:w="6009"/>
+          </w:tcPr>
+          <w:p>
+            <w:pPr>
+              <w:spacing w:after="20"/>
+            </w:pPr>
+            <w:r>
+              <w:rPr>
+                <w:sz w:val="19"/>
+              </w:rPr>
+            </w:r>
+            <w:r>
+              <w:rPr>
+                <w:sz w:val="19"/>
+              </w:rPr>
+              <w:t xml:space="preserve">nginx (if missing), PHP 8.4-FPM from ppa:ondrej/php with its own pool and user </w:t>
+            </w:r>
+            <w:r>
+              <w:rPr>
+                <w:rFonts w:ascii="Consolas" w:hAnsi="Consolas" w:eastAsia="Consolas"/>
+                <w:sz w:val="19"/>
+              </w:rPr>
+              <w:t>zedcms</w:t>
+            </w:r>
+            <w:r>
+              <w:rPr>
+                <w:sz w:val="19"/>
+              </w:rPr>
+              <w:t>, Composer, MySQL (only if no MySQL/MariaDB is installed yet), certbot for the free SSL certificate.</w:t>
+            </w:r>
+          </w:p>
+        </w:tc>
+      </w:tr>
+      <w:tr>
+        <w:tc>
+          <w:tcPr>
+            <w:tcW w:type="dxa" w:w="1587"/>
+          </w:tcPr>
+          <w:p>
+            <w:pPr>
+              <w:spacing w:after="20"/>
+            </w:pPr>
+            <w:r>
+              <w:rPr>
+                <w:sz w:val="19"/>
+              </w:rPr>
+            </w:r>
+            <w:r>
+              <w:rPr>
+                <w:sz w:val="19"/>
+              </w:rPr>
+              <w:t>Database</w:t>
+            </w:r>
+          </w:p>
+        </w:tc>
+        <w:tc>
+          <w:tcPr>
+            <w:tcW w:type="dxa" w:w="2041"/>
+          </w:tcPr>
+          <w:p>
+            <w:pPr>
+              <w:spacing w:after="20"/>
+            </w:pPr>
+            <w:r>
+              <w:rPr>
+                <w:sz w:val="19"/>
+              </w:rPr>
+            </w:r>
+            <w:r>
+              <w:rPr>
+                <w:rFonts w:ascii="Consolas" w:hAnsi="Consolas" w:eastAsia="Consolas"/>
+                <w:sz w:val="19"/>
+              </w:rPr>
+              <w:t>init-database.sh</w:t>
+            </w:r>
+          </w:p>
+        </w:tc>
+        <w:tc>
+          <w:tcPr>
+            <w:tcW w:type="dxa" w:w="6009"/>
+          </w:tcPr>
+          <w:p>
+            <w:pPr>
+              <w:spacing w:after="20"/>
+            </w:pPr>
+            <w:r>
+              <w:rPr>
+                <w:sz w:val="19"/>
+              </w:rPr>
+            </w:r>
+            <w:r>
+              <w:rPr>
+                <w:sz w:val="19"/>
+              </w:rPr>
+              <w:t xml:space="preserve">Database </w:t>
+            </w:r>
+            <w:r>
+              <w:rPr>
+                <w:rFonts w:ascii="Consolas" w:hAnsi="Consolas" w:eastAsia="Consolas"/>
+                <w:sz w:val="19"/>
+              </w:rPr>
+              <w:t>zedcms</w:t>
+            </w:r>
+            <w:r>
+              <w:rPr>
+                <w:sz w:val="19"/>
+              </w:rPr>
+              <w:t xml:space="preserve"> (utf8mb4), import, upgrade scripts, MySQL user </w:t>
+            </w:r>
+            <w:r>
+              <w:rPr>
+                <w:rFonts w:ascii="Consolas" w:hAnsi="Consolas" w:eastAsia="Consolas"/>
+                <w:sz w:val="19"/>
+              </w:rPr>
+              <w:t>zed</w:t>
+            </w:r>
+            <w:r>
+              <w:rPr>
+                <w:sz w:val="19"/>
+              </w:rPr>
+              <w:t xml:space="preserve"> with a random password and access to this database only; settings written to </w:t>
+            </w:r>
+            <w:r>
+              <w:rPr>
+                <w:rFonts w:ascii="Consolas" w:hAnsi="Consolas" w:eastAsia="Consolas"/>
+                <w:sz w:val="19"/>
+              </w:rPr>
+              <w:t>/var/www/zedcms/shared/.env</w:t>
+            </w:r>
+            <w:r>
+              <w:rPr>
+                <w:sz w:val="19"/>
+              </w:rPr>
+              <w:t>.</w:t>
+            </w:r>
+          </w:p>
+        </w:tc>
+      </w:tr>
+      <w:tr>
+        <w:tc>
+          <w:tcPr>
+            <w:tcW w:type="dxa" w:w="1587"/>
+          </w:tcPr>
+          <w:p>
+            <w:pPr>
+              <w:spacing w:after="20"/>
+            </w:pPr>
+            <w:r>
+              <w:rPr>
+                <w:sz w:val="19"/>
+              </w:rPr>
+            </w:r>
+            <w:r>
+              <w:rPr>
+                <w:sz w:val="19"/>
+              </w:rPr>
+              <w:t>Website</w:t>
+            </w:r>
+          </w:p>
+        </w:tc>
+        <w:tc>
+          <w:tcPr>
+            <w:tcW w:type="dxa" w:w="2041"/>
+          </w:tcPr>
+          <w:p>
+            <w:pPr>
+              <w:spacing w:after="20"/>
+            </w:pPr>
+            <w:r>
+              <w:rPr>
+                <w:sz w:val="19"/>
+              </w:rPr>
+            </w:r>
+            <w:r>
+              <w:rPr>
+                <w:rFonts w:ascii="Consolas" w:hAnsi="Consolas" w:eastAsia="Consolas"/>
+                <w:sz w:val="19"/>
+              </w:rPr>
+              <w:t>deploy.sh</w:t>
+            </w:r>
+          </w:p>
+        </w:tc>
+        <w:tc>
+          <w:tcPr>
+            <w:tcW w:type="dxa" w:w="6009"/>
+          </w:tcPr>
+          <w:p>
+            <w:pPr>
+              <w:spacing w:after="20"/>
+            </w:pPr>
+            <w:r>
+              <w:rPr>
+                <w:sz w:val="19"/>
+              </w:rPr>
+            </w:r>
+            <w:r>
+              <w:rPr>
+                <w:sz w:val="19"/>
+              </w:rPr>
+              <w:t xml:space="preserve">Copies the release, links settings/storage/uploads, installs PHP libraries (composer), runs database migrations, builds caches, writes the nginx site for zedcms.umon.in, switches the site to the new release, creates the CMS superadmin and checks that </w:t>
+            </w:r>
+            <w:r>
+              <w:rPr>
+                <w:rFonts w:ascii="Consolas" w:hAnsi="Consolas" w:eastAsia="Consolas"/>
+                <w:sz w:val="19"/>
+              </w:rPr>
+              <w:t>/</w:t>
+            </w:r>
+            <w:r>
+              <w:rPr>
+                <w:sz w:val="19"/>
+              </w:rPr>
+              <w:t xml:space="preserve"> and </w:t>
+            </w:r>
+            <w:r>
+              <w:rPr>
+                <w:rFonts w:ascii="Consolas" w:hAnsi="Consolas" w:eastAsia="Consolas"/>
+                <w:sz w:val="19"/>
+              </w:rPr>
+              <w:t>/cms/login</w:t>
+            </w:r>
+            <w:r>
+              <w:rPr>
+                <w:sz w:val="19"/>
+              </w:rPr>
+              <w:t xml:space="preserve"> answer.</w:t>
+            </w:r>
+          </w:p>
+        </w:tc>
+      </w:tr>
+      <w:tr>
+        <w:tc>
+          <w:tcPr>
+            <w:tcW w:type="dxa" w:w="1587"/>
+          </w:tcPr>
+          <w:p>
+            <w:pPr>
+              <w:spacing w:after="20"/>
+            </w:pPr>
+            <w:r>
+              <w:rPr>
+                <w:sz w:val="19"/>
+              </w:rPr>
+            </w:r>
+            <w:r>
+              <w:rPr>
+                <w:sz w:val="19"/>
+              </w:rPr>
+              <w:t>Free SSL</w:t>
+            </w:r>
+          </w:p>
+        </w:tc>
+        <w:tc>
+          <w:tcPr>
+            <w:tcW w:type="dxa" w:w="2041"/>
+          </w:tcPr>
+          <w:p>
+            <w:pPr>
+              <w:spacing w:after="20"/>
+            </w:pPr>
+            <w:r>
+              <w:rPr>
+                <w:sz w:val="19"/>
+              </w:rPr>
+            </w:r>
+            <w:r>
+              <w:rPr>
+                <w:rFonts w:ascii="Consolas" w:hAnsi="Consolas" w:eastAsia="Consolas"/>
+                <w:sz w:val="19"/>
+              </w:rPr>
+              <w:t>enable-https.sh</w:t>
+            </w:r>
+          </w:p>
+        </w:tc>
+        <w:tc>
+          <w:tcPr>
+            <w:tcW w:type="dxa" w:w="6009"/>
+          </w:tcPr>
+          <w:p>
+            <w:pPr>
+              <w:spacing w:after="20"/>
+            </w:pPr>
+            <w:r>
+              <w:rPr>
+                <w:sz w:val="19"/>
+              </w:rPr>
+            </w:r>
+            <w:r>
+              <w:rPr>
+                <w:sz w:val="19"/>
+              </w:rPr>
+              <w:t>Checks DNS, gets the Let's Encrypt certificate, switches the site to HTTPS and tests the automatic renewal.</w:t>
+            </w:r>
+          </w:p>
+        </w:tc>
+      </w:tr>
+    </w:tbl>
+    <w:p>
+      <w:pPr>
+        <w:spacing w:after="40"/>
+      </w:pPr>
+    </w:p>
+    <w:p>
+      <w:pPr>
+        <w:pStyle w:val="Heading3"/>
+      </w:pPr>
+      <w:r>
+        <w:t>B3. What you are asked during B2</w:t>
       </w:r>
     </w:p>
     <w:p>
@@ -2760,17 +2865,16 @@
         <w:spacing w:after="40"/>
       </w:pPr>
       <w:r>
-        <w:t xml:space="preserve">creates the database </w:t>
+        <w:t xml:space="preserve">"Are you sure you want to continue connecting (yes/no)?" - the first connection only: type </w:t>
       </w:r>
       <w:r>
         <w:rPr>
-          <w:rFonts w:ascii="Consolas" w:hAnsi="Consolas" w:eastAsia="Consolas"/>
-          <w:sz w:val="19"/>
+          <w:b/>
         </w:rPr>
-        <w:t>zedcms</w:t>
+        <w:t>yes</w:t>
       </w:r>
       <w:r>
-        <w:t xml:space="preserve"> (utf8mb4) and imports the dump;</w:t>
+        <w:t>.</w:t>
       </w:r>
     </w:p>
     <w:p>
@@ -2779,37 +2883,17 @@
         <w:spacing w:after="40"/>
       </w:pPr>
       <w:r>
-        <w:t xml:space="preserve">applies </w:t>
+        <w:t>"New password" / "Repeat the password" - the password for the CMS superadmin (</w:t>
       </w:r>
       <w:r>
         <w:rPr>
           <w:rFonts w:ascii="Consolas" w:hAnsi="Consolas" w:eastAsia="Consolas"/>
           <w:sz w:val="19"/>
         </w:rPr>
-        <w:t>upgrade_mysql8.sql</w:t>
+        <w:t>-AdminEmail</w:t>
       </w:r>
       <w:r>
-        <w:t xml:space="preserve"> and </w:t>
-      </w:r>
-      <w:r>
-        <w:rPr>
-          <w:rFonts w:ascii="Consolas" w:hAnsi="Consolas" w:eastAsia="Consolas"/>
-          <w:sz w:val="19"/>
-        </w:rPr>
-        <w:t>upgrade_2026_10_security.sql</w:t>
-      </w:r>
-      <w:r>
-        <w:t xml:space="preserve"> (skip with </w:t>
-      </w:r>
-      <w:r>
-        <w:rPr>
-          <w:rFonts w:ascii="Consolas" w:hAnsi="Consolas" w:eastAsia="Consolas"/>
-          <w:sz w:val="19"/>
-        </w:rPr>
-        <w:t>-SkipUpgradeScripts</w:t>
-      </w:r>
-      <w:r>
-        <w:t xml:space="preserve"> if the export comes from a server that already runs this version);</w:t>
+        <w:t>): at least 10 characters with upper and lower case letters, a digit and a symbol. Not shown while typing.</w:t>
       </w:r>
     </w:p>
     <w:p>
@@ -2818,27 +2902,7 @@
         <w:spacing w:after="40"/>
       </w:pPr>
       <w:r>
-        <w:t xml:space="preserve">creates the MySQL user </w:t>
-      </w:r>
-      <w:r>
-        <w:rPr>
-          <w:rFonts w:ascii="Consolas" w:hAnsi="Consolas" w:eastAsia="Consolas"/>
-          <w:sz w:val="19"/>
-        </w:rPr>
-        <w:t>zed</w:t>
-      </w:r>
-      <w:r>
-        <w:t xml:space="preserve"> with a random password and access to </w:t>
-      </w:r>
-      <w:r>
-        <w:rPr>
-          <w:rFonts w:ascii="Consolas" w:hAnsi="Consolas" w:eastAsia="Consolas"/>
-          <w:sz w:val="19"/>
-        </w:rPr>
-        <w:t>zedcms</w:t>
-      </w:r>
-      <w:r>
-        <w:t xml:space="preserve"> only;</w:t>
+        <w:t>"[sudo] password for ubuntu" - only if the server account needs one (AWS Ubuntu normally does not).</w:t>
       </w:r>
     </w:p>
     <w:p>
@@ -2847,245 +2911,7 @@
         <w:spacing w:after="40"/>
       </w:pPr>
       <w:r>
-        <w:t xml:space="preserve">writes the connection settings to </w:t>
-      </w:r>
-      <w:r>
-        <w:rPr>
-          <w:rFonts w:ascii="Consolas" w:hAnsi="Consolas" w:eastAsia="Consolas"/>
-          <w:sz w:val="19"/>
-        </w:rPr>
-        <w:t>C:\inetpub\zedcms\shared\.env</w:t>
-      </w:r>
-      <w:r>
-        <w:t xml:space="preserve"> (you never need to type that password).</w:t>
-      </w:r>
-    </w:p>
-    <w:p>
-      <w:pPr>
-        <w:pBdr>
-          <w:top w:val="single" w:sz="6" w:space="4" w:color="1F6F8B"/>
-          <w:left w:val="single" w:sz="6" w:space="4" w:color="1F6F8B"/>
-          <w:bottom w:val="single" w:sz="6" w:space="4" w:color="1F6F8B"/>
-          <w:right w:val="single" w:sz="6" w:space="4" w:color="1F6F8B"/>
-        </w:pBdr>
-        <w:shd w:val="clear" w:color="auto" w:fill="EAF4FB"/>
-        <w:spacing w:after="160"/>
-        <w:ind w:left="113" w:right="113"/>
-      </w:pPr>
-      <w:r>
-        <w:rPr>
-          <w:b/>
-        </w:rPr>
-        <w:t xml:space="preserve">Note: </w:t>
-      </w:r>
-      <w:r>
-        <w:t xml:space="preserve">Running it again later keeps the existing database. To start over with fresh data: </w:t>
-      </w:r>
-      <w:r>
-        <w:rPr>
-          <w:rFonts w:ascii="Consolas" w:hAnsi="Consolas" w:eastAsia="Consolas"/>
-          <w:sz w:val="19"/>
-        </w:rPr>
-        <w:t>.\Initialize-ZedDatabase.ps1 -Replace</w:t>
-      </w:r>
-      <w:r>
-        <w:t xml:space="preserve"> (asks you to type DELETE to confirm).</w:t>
-      </w:r>
-    </w:p>
-    <w:p>
-      <w:pPr>
-        <w:pStyle w:val="Heading3"/>
-      </w:pPr>
-      <w:r>
-        <w:t>B4. Deploy the website</w:t>
-      </w:r>
-    </w:p>
-    <w:p>
-      <w:pPr>
-        <w:spacing w:after="80"/>
-      </w:pPr>
-      <w:r>
-        <w:t>Replace the media file name and the e-mail address. The e-mail becomes a CMS superadmin; you choose its password when asked (at least 10 characters with upper and lower case letters, a digit and a symbol).</w:t>
-      </w:r>
-    </w:p>
-    <w:p>
-      <w:pPr>
-        <w:shd w:val="clear" w:color="auto" w:fill="F2F4F5"/>
-        <w:spacing w:before="0" w:after="120"/>
-        <w:ind w:left="227"/>
-      </w:pPr>
-      <w:r>
-        <w:rPr>
-          <w:rFonts w:ascii="Consolas" w:hAnsi="Consolas" w:eastAsia="Consolas"/>
-          <w:sz w:val="18"/>
-        </w:rPr>
-        <w:t>.\Deploy-ZedSite.ps1 -MediaZip C:\ZED-setup\ZED-media-20261016-1500.zip -AdminEmail your.name@example.com</w:t>
-      </w:r>
-    </w:p>
-    <w:p>
-      <w:pPr>
-        <w:spacing w:after="80"/>
-      </w:pPr>
-      <w:r>
-        <w:t>What it does, in order:</w:t>
-      </w:r>
-    </w:p>
-    <w:p>
-      <w:pPr>
-        <w:tabs>
-          <w:tab w:pos="510" w:val="left"/>
-        </w:tabs>
-        <w:spacing w:after="40"/>
-        <w:ind w:left="510" w:hanging="340"/>
-      </w:pPr>
-      <w:r>
-        <w:t>1.</w:t>
-        <w:tab/>
-      </w:r>
-      <w:r>
-        <w:t xml:space="preserve">copies the website to </w:t>
-      </w:r>
-      <w:r>
-        <w:rPr>
-          <w:rFonts w:ascii="Consolas" w:hAnsi="Consolas" w:eastAsia="Consolas"/>
-          <w:sz w:val="19"/>
-        </w:rPr>
-        <w:t>C:\inetpub\zedcms\releases\&lt;date-time&gt;</w:t>
-      </w:r>
-      <w:r>
-        <w:t>;</w:t>
-      </w:r>
-    </w:p>
-    <w:p>
-      <w:pPr>
-        <w:tabs>
-          <w:tab w:pos="510" w:val="left"/>
-        </w:tabs>
-        <w:spacing w:after="40"/>
-        <w:ind w:left="510" w:hanging="340"/>
-      </w:pPr>
-      <w:r>
-        <w:t>2.</w:t>
-        <w:tab/>
-      </w:r>
-      <w:r>
-        <w:t>links the shared settings (</w:t>
-      </w:r>
-      <w:r>
-        <w:rPr>
-          <w:rFonts w:ascii="Consolas" w:hAnsi="Consolas" w:eastAsia="Consolas"/>
-          <w:sz w:val="19"/>
-        </w:rPr>
-        <w:t>.env</w:t>
-      </w:r>
-      <w:r>
-        <w:t>), storage (logs, sessions) and uploaded files;</w:t>
-      </w:r>
-    </w:p>
-    <w:p>
-      <w:pPr>
-        <w:tabs>
-          <w:tab w:pos="510" w:val="left"/>
-        </w:tabs>
-        <w:spacing w:after="40"/>
-        <w:ind w:left="510" w:hanging="340"/>
-      </w:pPr>
-      <w:r>
-        <w:t>3.</w:t>
-        <w:tab/>
-      </w:r>
-      <w:r>
-        <w:t>installs the PHP libraries (composer), runs the database migrations and builds Laravel's caches;</w:t>
-      </w:r>
-    </w:p>
-    <w:p>
-      <w:pPr>
-        <w:tabs>
-          <w:tab w:pos="510" w:val="left"/>
-        </w:tabs>
-        <w:spacing w:after="40"/>
-        <w:ind w:left="510" w:hanging="340"/>
-      </w:pPr>
-      <w:r>
-        <w:t>4.</w:t>
-        <w:tab/>
-      </w:r>
-      <w:r>
-        <w:t xml:space="preserve">creates the IIS app pool </w:t>
-      </w:r>
-      <w:r>
-        <w:rPr>
-          <w:b/>
-        </w:rPr>
-        <w:t>zedcms</w:t>
-      </w:r>
-      <w:r>
-        <w:t xml:space="preserve"> (no .NET) and the website </w:t>
-      </w:r>
-      <w:r>
-        <w:rPr>
-          <w:b/>
-        </w:rPr>
-        <w:t>zedcms</w:t>
-      </w:r>
-      <w:r>
-        <w:t xml:space="preserve"> bound to </w:t>
-      </w:r>
-      <w:r>
-        <w:rPr>
-          <w:rFonts w:ascii="Consolas" w:hAnsi="Consolas" w:eastAsia="Consolas"/>
-          <w:sz w:val="19"/>
-        </w:rPr>
-        <w:t>zedcms.umon.in</w:t>
-      </w:r>
-      <w:r>
-        <w:t xml:space="preserve"> on port 80, and sets file permissions;</w:t>
-      </w:r>
-    </w:p>
-    <w:p>
-      <w:pPr>
-        <w:tabs>
-          <w:tab w:pos="510" w:val="left"/>
-        </w:tabs>
-        <w:spacing w:after="40"/>
-        <w:ind w:left="510" w:hanging="340"/>
-      </w:pPr>
-      <w:r>
-        <w:t>5.</w:t>
-        <w:tab/>
-      </w:r>
-      <w:r>
-        <w:t xml:space="preserve">switches </w:t>
-      </w:r>
-      <w:r>
-        <w:rPr>
-          <w:rFonts w:ascii="Consolas" w:hAnsi="Consolas" w:eastAsia="Consolas"/>
-          <w:sz w:val="19"/>
-        </w:rPr>
-        <w:t>C:\inetpub\zedcms\current</w:t>
-      </w:r>
-      <w:r>
-        <w:t xml:space="preserve"> to the new release and checks that </w:t>
-      </w:r>
-      <w:r>
-        <w:rPr>
-          <w:rFonts w:ascii="Consolas" w:hAnsi="Consolas" w:eastAsia="Consolas"/>
-          <w:sz w:val="19"/>
-        </w:rPr>
-        <w:t>/</w:t>
-      </w:r>
-      <w:r>
-        <w:t xml:space="preserve"> and </w:t>
-      </w:r>
-      <w:r>
-        <w:rPr>
-          <w:rFonts w:ascii="Consolas" w:hAnsi="Consolas" w:eastAsia="Consolas"/>
-          <w:sz w:val="19"/>
-        </w:rPr>
-        <w:t>/cms/login</w:t>
-      </w:r>
-      <w:r>
-        <w:t xml:space="preserve"> answer HTTP 200.</w:t>
+        <w:t>"MySQL root password" - only if the server's existing MySQL uses a root password.</w:t>
       </w:r>
     </w:p>
     <w:p>
@@ -3107,7 +2933,7 @@
         <w:t xml:space="preserve">Result: </w:t>
       </w:r>
       <w:r>
-        <w:t>Deployed. Website: http://zedcms.umon.in/   CMS: http://zedcms.umon.in/cms</w:t>
+        <w:t>Deployed. Website: https://zedcms.umon.in/   CMS: https://zedcms.umon.in/cms</w:t>
       </w:r>
     </w:p>
     <w:p>
@@ -3115,7 +2941,7 @@
         <w:pStyle w:val="Heading3"/>
       </w:pPr>
       <w:r>
-        <w:t>B5. Check the site in a browser</w:t>
+        <w:t>B4. Check the site in a browser</w:t>
       </w:r>
     </w:p>
     <w:p>
@@ -3123,7 +2949,7 @@
         <w:spacing w:after="80"/>
       </w:pPr>
       <w:r>
-        <w:t>Open http://zedcms.umon.in/ from your Dell. You should see the ZED home page with logos, slider, dashboard figures and the language (Bhashini) button at the top right.</w:t>
+        <w:t>Open https://zedcms.umon.in/ (or http:// if the certificate was not requested yet). You should see the ZED home page with logos, slider, dashboard figures and the language (Bhashini) button at the top right.</w:t>
       </w:r>
     </w:p>
     <w:p>
@@ -3131,7 +2957,7 @@
         <w:pStyle w:val="Heading3"/>
       </w:pPr>
       <w:r>
-        <w:t>B6. Free SSL certificate and HTTPS (once)</w:t>
+        <w:t>B5. Free SSL certificate (Let's Encrypt)</w:t>
       </w:r>
     </w:p>
     <w:p>
@@ -3139,16 +2965,27 @@
         <w:spacing w:after="80"/>
       </w:pPr>
       <w:r>
-        <w:t xml:space="preserve">The site uses a </w:t>
+        <w:t xml:space="preserve">If you left out </w:t>
       </w:r>
       <w:r>
         <w:rPr>
-          <w:b/>
+          <w:rFonts w:ascii="Consolas" w:hAnsi="Consolas" w:eastAsia="Consolas"/>
+          <w:sz w:val="19"/>
         </w:rPr>
-        <w:t>free SSL certificate from Let's Encrypt</w:t>
+        <w:t>-HttpsEmail</w:t>
       </w:r>
       <w:r>
-        <w:t xml:space="preserve"> (no cost, no account to buy, trusted by all browsers). One command gets it and switches the site to HTTPS:</w:t>
+        <w:t xml:space="preserve"> in B2, or DNS/port 80 were not ready, get the certificate later with the same publish command plus </w:t>
+      </w:r>
+      <w:r>
+        <w:rPr>
+          <w:rFonts w:ascii="Consolas" w:hAnsi="Consolas" w:eastAsia="Consolas"/>
+          <w:sz w:val="19"/>
+        </w:rPr>
+        <w:t>-HttpsEmail</w:t>
+      </w:r>
+      <w:r>
+        <w:t xml:space="preserve"> (it re-installs the current package and then requests the certificate):</w:t>
       </w:r>
     </w:p>
     <w:p>
@@ -3162,53 +2999,7 @@
           <w:rFonts w:ascii="Consolas" w:hAnsi="Consolas" w:eastAsia="Consolas"/>
           <w:sz w:val="18"/>
         </w:rPr>
-        <w:t>.\Enable-ZedHttps.ps1 -Email your.name@example.com</w:t>
-      </w:r>
-    </w:p>
-    <w:p>
-      <w:pPr>
-        <w:spacing w:after="80"/>
-      </w:pPr>
-      <w:r>
-        <w:t xml:space="preserve">It downloads win-acme (the Let's Encrypt client for Windows), gets the certificate for zedcms.umon.in, adds the https binding in IIS and then switches the website to HTTPS: </w:t>
-      </w:r>
-      <w:r>
-        <w:rPr>
-          <w:rFonts w:ascii="Consolas" w:hAnsi="Consolas" w:eastAsia="Consolas"/>
-          <w:sz w:val="19"/>
-        </w:rPr>
-        <w:t>APP_URL=https://zedcms.umon.in</w:t>
-      </w:r>
-      <w:r>
-        <w:t>, secure cookies, and every http address redirects to https. It ends by showing the certificate's expiry date and the automatic renewal task.</w:t>
-      </w:r>
-    </w:p>
-    <w:p>
-      <w:pPr>
-        <w:spacing w:after="80"/>
-      </w:pPr>
-      <w:r>
-        <w:t xml:space="preserve">Tip: on the first deployment you can do B4 and B6 in one go by adding </w:t>
-      </w:r>
-      <w:r>
-        <w:rPr>
-          <w:rFonts w:ascii="Consolas" w:hAnsi="Consolas" w:eastAsia="Consolas"/>
-          <w:sz w:val="19"/>
-        </w:rPr>
-        <w:t>-HttpsEmail your.name@example.com</w:t>
-      </w:r>
-      <w:r>
-        <w:t xml:space="preserve"> to the </w:t>
-      </w:r>
-      <w:r>
-        <w:rPr>
-          <w:rFonts w:ascii="Consolas" w:hAnsi="Consolas" w:eastAsia="Consolas"/>
-          <w:sz w:val="19"/>
-        </w:rPr>
-        <w:t>Deploy-ZedSite.ps1</w:t>
-      </w:r>
-      <w:r>
-        <w:t xml:space="preserve"> command.</w:t>
+        <w:t>.\Publish-ZedRelease.ps1 -KeyFile C:\ZED\keys\zed-staging.pem -HttpsEmail your.name@example.com</w:t>
       </w:r>
     </w:p>
     <w:tbl>
@@ -3310,7 +3101,7 @@
               <w:rPr>
                 <w:sz w:val="19"/>
               </w:rPr>
-              <w:t>Free (Let's Encrypt, a non-profit certificate authority).</w:t>
+              <w:t>Free (Let's Encrypt, a non-profit certificate authority), trusted by all browsers.</w:t>
             </w:r>
           </w:p>
         </w:tc>
@@ -3398,20 +3189,7 @@
               <w:rPr>
                 <w:sz w:val="19"/>
               </w:rPr>
-              <w:t xml:space="preserve">Automatic: the Windows scheduled task </w:t>
-            </w:r>
-            <w:r>
-              <w:rPr>
-                <w:b/>
-                <w:sz w:val="19"/>
-              </w:rPr>
-              <w:t>win-acme renew</w:t>
-            </w:r>
-            <w:r>
-              <w:rPr>
-                <w:sz w:val="19"/>
-              </w:rPr>
-              <w:t xml:space="preserve"> runs daily and renews about 30 days before expiry, then updates IIS by itself. Nothing to do by hand.</w:t>
+              <w:t>Automatic: certbot's timer on the server checks twice a day and renews about 30 days before expiry, then reloads nginx. Nothing to do by hand.</w:t>
             </w:r>
           </w:p>
         </w:tc>
@@ -3455,7 +3233,7 @@
               <w:rPr>
                 <w:sz w:val="19"/>
               </w:rPr>
-              <w:t>Port 80 must stay open to the internet (Azure inbound rule): every renewal is checked over http. The website keeps that check path out of the https redirect.</w:t>
+              <w:t>DNS keeps pointing to the server and port 80 stays open to the internet: every renewal is checked over http (the site keeps that check path out of the https redirect).</w:t>
             </w:r>
           </w:p>
         </w:tc>
@@ -3499,20 +3277,14 @@
               <w:rPr>
                 <w:sz w:val="19"/>
               </w:rPr>
-              <w:t xml:space="preserve">Let's Encrypt no longer sends them (since 2025). Check now and then with </w:t>
+              <w:t xml:space="preserve">Let's Encrypt no longer sends them (since 2025). Check monthly: </w:t>
             </w:r>
             <w:r>
               <w:rPr>
                 <w:rFonts w:ascii="Consolas" w:hAnsi="Consolas" w:eastAsia="Consolas"/>
                 <w:sz w:val="19"/>
               </w:rPr>
-              <w:t>.\Enable-ZedHttps.ps1 -Status</w:t>
-            </w:r>
-            <w:r>
-              <w:rPr>
-                <w:sz w:val="19"/>
-              </w:rPr>
-              <w:t xml:space="preserve"> (Part D).</w:t>
+              <w:t>.\Publish-ZedRelease.ps1 -KeyFile C:\ZED\keys\zed-staging.pem -CertificateStatus</w:t>
             </w:r>
           </w:p>
         </w:tc>
@@ -3525,73 +3297,10 @@
     </w:p>
     <w:p>
       <w:pPr>
-        <w:pBdr>
-          <w:top w:val="single" w:sz="6" w:space="4" w:color="C77700"/>
-          <w:left w:val="single" w:sz="6" w:space="4" w:color="C77700"/>
-          <w:bottom w:val="single" w:sz="6" w:space="4" w:color="C77700"/>
-          <w:right w:val="single" w:sz="6" w:space="4" w:color="C77700"/>
-        </w:pBdr>
-        <w:shd w:val="clear" w:color="auto" w:fill="FFF4E5"/>
-        <w:spacing w:after="160"/>
-        <w:ind w:left="113" w:right="113"/>
-      </w:pPr>
-      <w:r>
-        <w:rPr>
-          <w:b/>
-        </w:rPr>
-        <w:t xml:space="preserve">Important: </w:t>
-      </w:r>
-      <w:r>
-        <w:t>Let's Encrypt must reach http://zedcms.umon.in/ from the internet. If it fails, check the Azure inbound rule for port 80 (checklist item 4).</w:t>
-      </w:r>
-    </w:p>
-    <w:p>
-      <w:pPr>
-        <w:pBdr>
-          <w:top w:val="single" w:sz="6" w:space="4" w:color="1F6F8B"/>
-          <w:left w:val="single" w:sz="6" w:space="4" w:color="1F6F8B"/>
-          <w:bottom w:val="single" w:sz="6" w:space="4" w:color="1F6F8B"/>
-          <w:right w:val="single" w:sz="6" w:space="4" w:color="1F6F8B"/>
-        </w:pBdr>
-        <w:shd w:val="clear" w:color="auto" w:fill="EAF4FB"/>
-        <w:spacing w:after="160"/>
-        <w:ind w:left="113" w:right="113"/>
-      </w:pPr>
-      <w:r>
-        <w:rPr>
-          <w:b/>
-        </w:rPr>
-        <w:t xml:space="preserve">Note: </w:t>
-      </w:r>
-      <w:r>
-        <w:t xml:space="preserve">Using your own certificate (for example *.umon.in)? Import the .pfx on the server (double-click &gt; Local Machine), in IIS Manager open site </w:t>
-      </w:r>
-      <w:r>
-        <w:rPr>
-          <w:b/>
-        </w:rPr>
-        <w:t>zedcms</w:t>
-      </w:r>
-      <w:r>
-        <w:t xml:space="preserve"> &gt; Bindings &gt; Add &gt; https, host name zedcms.umon.in, choose the certificate, then run </w:t>
-      </w:r>
-      <w:r>
-        <w:rPr>
-          <w:rFonts w:ascii="Consolas" w:hAnsi="Consolas" w:eastAsia="Consolas"/>
-          <w:sz w:val="19"/>
-        </w:rPr>
-        <w:t>.\Enable-ZedHttps.ps1 -SkipCertificate</w:t>
-      </w:r>
-      <w:r>
-        <w:t>.</w:t>
-      </w:r>
-    </w:p>
-    <w:p>
-      <w:pPr>
         <w:pStyle w:val="Heading3"/>
       </w:pPr>
       <w:r>
-        <w:t>B7. Final checks</w:t>
+        <w:t>B6. Final checks</w:t>
       </w:r>
     </w:p>
     <w:tbl>
@@ -3782,7 +3491,7 @@
               <w:rPr>
                 <w:sz w:val="19"/>
               </w:rPr>
-              <w:t>CMS login with captcha and password eye button; sign in with the B4 account.</w:t>
+              <w:t>CMS login with captcha image and password eye button; sign in with the B2 account.</w:t>
             </w:r>
           </w:p>
         </w:tc>
@@ -3937,7 +3646,7 @@
               <w:rPr>
                 <w:sz w:val="19"/>
               </w:rPr>
-              <w:t>Dashboard figures on the home page</w:t>
+              <w:t>Dashboard figures</w:t>
             </w:r>
           </w:p>
         </w:tc>
@@ -3959,6 +3668,50 @@
                 <w:sz w:val="19"/>
               </w:rPr>
               <w:t>Live numbers from the ZED portal (CMS numbers if the portal is unreachable).</w:t>
+            </w:r>
+          </w:p>
+        </w:tc>
+      </w:tr>
+      <w:tr>
+        <w:tc>
+          <w:tcPr>
+            <w:tcW w:type="dxa" w:w="3402"/>
+          </w:tcPr>
+          <w:p>
+            <w:pPr>
+              <w:spacing w:after="20"/>
+            </w:pPr>
+            <w:r>
+              <w:rPr>
+                <w:sz w:val="19"/>
+              </w:rPr>
+            </w:r>
+            <w:r>
+              <w:rPr>
+                <w:sz w:val="19"/>
+              </w:rPr>
+              <w:t>The other website on the server</w:t>
+            </w:r>
+          </w:p>
+        </w:tc>
+        <w:tc>
+          <w:tcPr>
+            <w:tcW w:type="dxa" w:w="6236"/>
+          </w:tcPr>
+          <w:p>
+            <w:pPr>
+              <w:spacing w:after="20"/>
+            </w:pPr>
+            <w:r>
+              <w:rPr>
+                <w:sz w:val="19"/>
+              </w:rPr>
+            </w:r>
+            <w:r>
+              <w:rPr>
+                <w:sz w:val="19"/>
+              </w:rPr>
+              <w:t>Still works as before.</w:t>
             </w:r>
           </w:p>
         </w:tc>
@@ -4039,7 +3792,7 @@
           <w:rFonts w:ascii="Consolas" w:hAnsi="Consolas" w:eastAsia="Consolas"/>
           <w:sz w:val="19"/>
         </w:rPr>
-        <w:t>C:\inetpub\zedcms\shared\storage\logs\laravel.log</w:t>
+        <w:t>/var/www/zedcms/shared/storage/logs/laravel.log</w:t>
       </w:r>
       <w:r>
         <w:t>. To send real mail, see Part D.</w:t>
@@ -4063,82 +3816,7 @@
         <w:spacing w:after="80"/>
       </w:pPr>
       <w:r>
-        <w:t>When new code has been pushed to GitHub:</w:t>
-      </w:r>
-    </w:p>
-    <w:p>
-      <w:pPr>
-        <w:tabs>
-          <w:tab w:pos="510" w:val="left"/>
-        </w:tabs>
-        <w:spacing w:after="40"/>
-        <w:ind w:left="510" w:hanging="340"/>
-      </w:pPr>
-      <w:r>
-        <w:t>1.</w:t>
-        <w:tab/>
-      </w:r>
-      <w:r>
-        <w:t xml:space="preserve">On the Dell: </w:t>
-      </w:r>
-      <w:r>
-        <w:rPr>
-          <w:rFonts w:ascii="Consolas" w:hAnsi="Consolas" w:eastAsia="Consolas"/>
-          <w:sz w:val="19"/>
-        </w:rPr>
-        <w:t>powershell -ExecutionPolicy Bypass -File C:\ZED\ZED-Website\deploy\windows\Get-ZedCode.ps1</w:t>
-      </w:r>
-    </w:p>
-    <w:p>
-      <w:pPr>
-        <w:tabs>
-          <w:tab w:pos="510" w:val="left"/>
-        </w:tabs>
-        <w:spacing w:after="40"/>
-        <w:ind w:left="510" w:hanging="340"/>
-      </w:pPr>
-      <w:r>
-        <w:t>2.</w:t>
-        <w:tab/>
-      </w:r>
-      <w:r>
-        <w:t xml:space="preserve">Copy the new </w:t>
-      </w:r>
-      <w:r>
-        <w:rPr>
-          <w:rFonts w:ascii="Consolas" w:hAnsi="Consolas" w:eastAsia="Consolas"/>
-          <w:sz w:val="19"/>
-        </w:rPr>
-        <w:t>ZED-release-*.zip</w:t>
-      </w:r>
-      <w:r>
-        <w:t xml:space="preserve"> to </w:t>
-      </w:r>
-      <w:r>
-        <w:rPr>
-          <w:rFonts w:ascii="Consolas" w:hAnsi="Consolas" w:eastAsia="Consolas"/>
-          <w:sz w:val="19"/>
-        </w:rPr>
-        <w:t>C:\ZED-setup</w:t>
-      </w:r>
-      <w:r>
-        <w:t xml:space="preserve"> on the server (A5).</w:t>
-      </w:r>
-    </w:p>
-    <w:p>
-      <w:pPr>
-        <w:tabs>
-          <w:tab w:pos="510" w:val="left"/>
-        </w:tabs>
-        <w:spacing w:after="40"/>
-        <w:ind w:left="510" w:hanging="340"/>
-      </w:pPr>
-      <w:r>
-        <w:t>3.</w:t>
-        <w:tab/>
-      </w:r>
-      <w:r>
-        <w:t>On the server, PowerShell as administrator, unpack it and deploy (no media or admin options needed):</w:t>
+        <w:t>When new code has been pushed to GitHub, on the Dell:</w:t>
       </w:r>
     </w:p>
     <w:p>
@@ -4152,49 +3830,7 @@
           <w:rFonts w:ascii="Consolas" w:hAnsi="Consolas" w:eastAsia="Consolas"/>
           <w:sz w:val="18"/>
         </w:rPr>
-        <w:t>cd C:\ZED-setup</w:t>
-      </w:r>
-    </w:p>
-    <w:p>
-      <w:pPr>
-        <w:shd w:val="clear" w:color="auto" w:fill="F2F4F5"/>
-        <w:spacing w:before="0" w:after="0"/>
-        <w:ind w:left="227"/>
-      </w:pPr>
-      <w:r>
-        <w:rPr>
-          <w:rFonts w:ascii="Consolas" w:hAnsi="Consolas" w:eastAsia="Consolas"/>
-          <w:sz w:val="18"/>
-        </w:rPr>
-        <w:t>Unblock-File .\ZED-release-20261020-1000-abcd123.zip</w:t>
-      </w:r>
-    </w:p>
-    <w:p>
-      <w:pPr>
-        <w:shd w:val="clear" w:color="auto" w:fill="F2F4F5"/>
-        <w:spacing w:before="0" w:after="0"/>
-        <w:ind w:left="227"/>
-      </w:pPr>
-      <w:r>
-        <w:rPr>
-          <w:rFonts w:ascii="Consolas" w:hAnsi="Consolas" w:eastAsia="Consolas"/>
-          <w:sz w:val="18"/>
-        </w:rPr>
-        <w:t>Expand-Archive .\ZED-release-20261020-1000-abcd123.zip -DestinationPath .\ZED-release-20261020-1000-abcd123</w:t>
-      </w:r>
-    </w:p>
-    <w:p>
-      <w:pPr>
-        <w:shd w:val="clear" w:color="auto" w:fill="F2F4F5"/>
-        <w:spacing w:before="0" w:after="0"/>
-        <w:ind w:left="227"/>
-      </w:pPr>
-      <w:r>
-        <w:rPr>
-          <w:rFonts w:ascii="Consolas" w:hAnsi="Consolas" w:eastAsia="Consolas"/>
-          <w:sz w:val="18"/>
-        </w:rPr>
-        <w:t>cd .\ZED-release-20261020-1000-abcd123\scripts</w:t>
+        <w:t>cd C:\ZED\ZED-Website\deploy\windows</w:t>
       </w:r>
     </w:p>
     <w:p>
@@ -4214,44 +3850,6 @@
     <w:p>
       <w:pPr>
         <w:shd w:val="clear" w:color="auto" w:fill="F2F4F5"/>
-        <w:spacing w:before="0" w:after="120"/>
-        <w:ind w:left="227"/>
-      </w:pPr>
-      <w:r>
-        <w:rPr>
-          <w:rFonts w:ascii="Consolas" w:hAnsi="Consolas" w:eastAsia="Consolas"/>
-          <w:sz w:val="18"/>
-        </w:rPr>
-        <w:t>.\Deploy-ZedSite.ps1</w:t>
-      </w:r>
-    </w:p>
-    <w:p>
-      <w:pPr>
-        <w:spacing w:after="80"/>
-      </w:pPr>
-      <w:r>
-        <w:t>Settings, uploaded files, sessions and logs are kept. The switch takes a few seconds. If anything fails before the switch, the site keeps running the previous release.</w:t>
-      </w:r>
-    </w:p>
-    <w:p>
-      <w:pPr>
-        <w:pStyle w:val="Heading2"/>
-      </w:pPr>
-      <w:r>
-        <w:t>Rollback</w:t>
-      </w:r>
-    </w:p>
-    <w:p>
-      <w:pPr>
-        <w:spacing w:after="80"/>
-      </w:pPr>
-      <w:r>
-        <w:t>To go back to the previous release (the last 3 are kept):</w:t>
-      </w:r>
-    </w:p>
-    <w:p>
-      <w:pPr>
-        <w:shd w:val="clear" w:color="auto" w:fill="F2F4F5"/>
         <w:spacing w:before="0" w:after="0"/>
         <w:ind w:left="227"/>
       </w:pPr>
@@ -4260,21 +3858,7 @@
           <w:rFonts w:ascii="Consolas" w:hAnsi="Consolas" w:eastAsia="Consolas"/>
           <w:sz w:val="18"/>
         </w:rPr>
-        <w:t>cd C:\ZED-setup\&lt;any release folder&gt;\scripts</w:t>
-      </w:r>
-    </w:p>
-    <w:p>
-      <w:pPr>
-        <w:shd w:val="clear" w:color="auto" w:fill="F2F4F5"/>
-        <w:spacing w:before="0" w:after="0"/>
-        <w:ind w:left="227"/>
-      </w:pPr>
-      <w:r>
-        <w:rPr>
-          <w:rFonts w:ascii="Consolas" w:hAnsi="Consolas" w:eastAsia="Consolas"/>
-          <w:sz w:val="18"/>
-        </w:rPr>
-        <w:t>Set-ExecutionPolicy -Scope Process Bypass -Force</w:t>
+        <w:t>.\Get-ZedCode.ps1</w:t>
       </w:r>
     </w:p>
     <w:p>
@@ -4288,7 +3872,45 @@
           <w:rFonts w:ascii="Consolas" w:hAnsi="Consolas" w:eastAsia="Consolas"/>
           <w:sz w:val="18"/>
         </w:rPr>
-        <w:t>.\Deploy-ZedSite.ps1 -Rollback</w:t>
+        <w:t>.\Publish-ZedRelease.ps1 -KeyFile C:\ZED\keys\zed-staging.pem</w:t>
+      </w:r>
+    </w:p>
+    <w:p>
+      <w:pPr>
+        <w:spacing w:after="80"/>
+      </w:pPr>
+      <w:r>
+        <w:t>Settings, uploaded files, sessions, logs and the SSL certificate are kept. The switch takes a few seconds. If anything fails before the switch, the site keeps running the previous release.</w:t>
+      </w:r>
+    </w:p>
+    <w:p>
+      <w:pPr>
+        <w:pStyle w:val="Heading2"/>
+      </w:pPr>
+      <w:r>
+        <w:t>Rollback</w:t>
+      </w:r>
+    </w:p>
+    <w:p>
+      <w:pPr>
+        <w:shd w:val="clear" w:color="auto" w:fill="F2F4F5"/>
+        <w:spacing w:before="0" w:after="120"/>
+        <w:ind w:left="227"/>
+      </w:pPr>
+      <w:r>
+        <w:rPr>
+          <w:rFonts w:ascii="Consolas" w:hAnsi="Consolas" w:eastAsia="Consolas"/>
+          <w:sz w:val="18"/>
+        </w:rPr>
+        <w:t>.\Publish-ZedRelease.ps1 -KeyFile C:\ZED\keys\zed-staging.pem -Rollback</w:t>
+      </w:r>
+    </w:p>
+    <w:p>
+      <w:pPr>
+        <w:spacing w:after="80"/>
+      </w:pPr>
+      <w:r>
+        <w:t>Goes back to the previous release (the last 3 are kept on the server).</w:t>
       </w:r>
     </w:p>
     <w:p>
@@ -4310,7 +3932,7 @@
         <w:t xml:space="preserve">Note: </w:t>
       </w:r>
       <w:r>
-        <w:t>Rollback changes the code only. Database changes made by a newer release stay (they are designed to be additive, so the older code still works).</w:t>
+        <w:t>Rollback changes the code only. Database changes made by a newer release stay (they are additive, so the older code still works).</w:t>
       </w:r>
     </w:p>
     <w:p>
@@ -4327,14 +3949,14 @@
         <w:spacing w:after="40"/>
       </w:pPr>
       <w:r>
-        <w:t xml:space="preserve">New uploaded files: make a new media zip (A4) and run </w:t>
+        <w:t xml:space="preserve">New uploaded files: make a new media zip (A5) and run Publish with </w:t>
       </w:r>
       <w:r>
         <w:rPr>
           <w:rFonts w:ascii="Consolas" w:hAnsi="Consolas" w:eastAsia="Consolas"/>
           <w:sz w:val="19"/>
         </w:rPr>
-        <w:t>.\Deploy-ZedSite.ps1 -MediaZip C:\ZED-setup\ZED-media-&lt;date&gt;.zip</w:t>
+        <w:t>-MediaZip C:\ZED\packages\ZED-media-&lt;date&gt;.zip</w:t>
       </w:r>
       <w:r>
         <w:t>. Files are added; newer files already on staging are kept.</w:t>
@@ -4346,27 +3968,17 @@
         <w:spacing w:after="40"/>
       </w:pPr>
       <w:r>
-        <w:t xml:space="preserve">Fresh data: </w:t>
+        <w:t xml:space="preserve">Fresh data (replaces all staging content): copy the export to the server and run, in an SSH session (Part D): </w:t>
       </w:r>
       <w:r>
         <w:rPr>
           <w:rFonts w:ascii="Consolas" w:hAnsi="Consolas" w:eastAsia="Consolas"/>
           <w:sz w:val="19"/>
         </w:rPr>
-        <w:t>.\Initialize-ZedDatabase.ps1 -Replace -DumpFile C:\ZED-setup\zedcms-production.sql</w:t>
+        <w:t>sudo bash ~/zed-deploy/&lt;latest package&gt;/server/init-database.sh --replace --dump ~/zed-deploy/zedcms-production.sql</w:t>
       </w:r>
       <w:r>
-        <w:t xml:space="preserve">, then </w:t>
-      </w:r>
-      <w:r>
-        <w:rPr>
-          <w:rFonts w:ascii="Consolas" w:hAnsi="Consolas" w:eastAsia="Consolas"/>
-          <w:sz w:val="19"/>
-        </w:rPr>
-        <w:t>.\Deploy-ZedSite.ps1</w:t>
-      </w:r>
-      <w:r>
-        <w:t xml:space="preserve"> (runs the migrations). CMS accounts then come from production; reset yours with the command in Part D.</w:t>
+        <w:t>, then Publish again (runs the migrations). CMS accounts then come from production; reset yours with the command in Part D.</w:t>
       </w:r>
     </w:p>
     <w:p>
@@ -4375,6 +3987,28 @@
       </w:pPr>
       <w:r>
         <w:t>Part D - Day-to-day operation</w:t>
+      </w:r>
+    </w:p>
+    <w:p>
+      <w:pPr>
+        <w:spacing w:after="80"/>
+      </w:pPr>
+      <w:r>
+        <w:t>For these tasks open an SSH session from the Dell:</w:t>
+      </w:r>
+    </w:p>
+    <w:p>
+      <w:pPr>
+        <w:shd w:val="clear" w:color="auto" w:fill="F2F4F5"/>
+        <w:spacing w:before="0" w:after="120"/>
+        <w:ind w:left="227"/>
+      </w:pPr>
+      <w:r>
+        <w:rPr>
+          <w:rFonts w:ascii="Consolas" w:hAnsi="Consolas" w:eastAsia="Consolas"/>
+          <w:sz w:val="18"/>
+        </w:rPr>
+        <w:t>ssh -i C:\ZED\keys\zed-staging.pem ubuntu@13.232.227.197</w:t>
       </w:r>
     </w:p>
     <w:tbl>
@@ -4433,7 +4067,7 @@
                 <w:color w:val="FFFFFF"/>
                 <w:sz w:val="19"/>
               </w:rPr>
-              <w:t>How (PowerShell as administrator)</w:t>
+              <w:t>Command on the server</w:t>
             </w:r>
           </w:p>
         </w:tc>
@@ -4478,7 +4112,7 @@
                 <w:rFonts w:ascii="Consolas" w:hAnsi="Consolas" w:eastAsia="Consolas"/>
                 <w:sz w:val="19"/>
               </w:rPr>
-              <w:t>C:\inetpub\zedcms\shared\storage\logs\laravel.log</w:t>
+              <w:t>tail -n 50 /var/www/zedcms/shared/storage/logs/laravel.log</w:t>
             </w:r>
           </w:p>
         </w:tc>
@@ -4501,7 +4135,7 @@
               <w:rPr>
                 <w:sz w:val="19"/>
               </w:rPr>
-              <w:t>PHP error log</w:t>
+              <w:t>nginx logs</w:t>
             </w:r>
           </w:p>
         </w:tc>
@@ -4523,7 +4157,20 @@
                 <w:rFonts w:ascii="Consolas" w:hAnsi="Consolas" w:eastAsia="Consolas"/>
                 <w:sz w:val="19"/>
               </w:rPr>
-              <w:t>C:\PHP\logs\php-errors.log</w:t>
+              <w:t>/var/log/nginx/zedcms.error.log</w:t>
+            </w:r>
+            <w:r>
+              <w:rPr>
+                <w:sz w:val="19"/>
+              </w:rPr>
+              <w:t xml:space="preserve">, </w:t>
+            </w:r>
+            <w:r>
+              <w:rPr>
+                <w:rFonts w:ascii="Consolas" w:hAnsi="Consolas" w:eastAsia="Consolas"/>
+                <w:sz w:val="19"/>
+              </w:rPr>
+              <w:t>/var/log/nginx/zedcms.access.log</w:t>
             </w:r>
           </w:p>
         </w:tc>
@@ -4546,7 +4193,7 @@
               <w:rPr>
                 <w:sz w:val="19"/>
               </w:rPr>
-              <w:t>IIS request logs</w:t>
+              <w:t>Script logs</w:t>
             </w:r>
           </w:p>
         </w:tc>
@@ -4568,7 +4215,13 @@
                 <w:rFonts w:ascii="Consolas" w:hAnsi="Consolas" w:eastAsia="Consolas"/>
                 <w:sz w:val="19"/>
               </w:rPr>
-              <w:t>C:\inetpub\logs\LogFiles\W3SVC&lt;site id&gt;</w:t>
+              <w:t>ls /var/log/zed-deploy</w:t>
+            </w:r>
+            <w:r>
+              <w:rPr>
+                <w:sz w:val="19"/>
+              </w:rPr>
+              <w:t xml:space="preserve"> (one file per script run; send it to the developer when asking for help)</w:t>
             </w:r>
           </w:p>
         </w:tc>
@@ -4591,7 +4244,7 @@
               <w:rPr>
                 <w:sz w:val="19"/>
               </w:rPr>
-              <w:t>Script logs</w:t>
+              <w:t>Restart the website</w:t>
             </w:r>
           </w:p>
         </w:tc>
@@ -4613,13 +4266,7 @@
                 <w:rFonts w:ascii="Consolas" w:hAnsi="Consolas" w:eastAsia="Consolas"/>
                 <w:sz w:val="19"/>
               </w:rPr>
-              <w:t>C:\ZED-setup\logs</w:t>
-            </w:r>
-            <w:r>
-              <w:rPr>
-                <w:sz w:val="19"/>
-              </w:rPr>
-              <w:t xml:space="preserve"> (one file per script run; send it to the developer when asking for help)</w:t>
+              <w:t>sudo systemctl reload php8.4-fpm nginx</w:t>
             </w:r>
           </w:p>
         </w:tc>
@@ -4642,7 +4289,7 @@
               <w:rPr>
                 <w:sz w:val="19"/>
               </w:rPr>
-              <w:t>Restart the website</w:t>
+              <w:t>Change a setting</w:t>
             </w:r>
           </w:p>
         </w:tc>
@@ -4664,7 +4311,20 @@
                 <w:rFonts w:ascii="Consolas" w:hAnsi="Consolas" w:eastAsia="Consolas"/>
                 <w:sz w:val="19"/>
               </w:rPr>
-              <w:t>Restart-WebAppPool zedcms</w:t>
+              <w:t>sudo nano /var/www/zedcms/shared/.env</w:t>
+            </w:r>
+            <w:r>
+              <w:rPr>
+                <w:sz w:val="19"/>
+              </w:rPr>
+              <w:t xml:space="preserve">, save, then: </w:t>
+            </w:r>
+            <w:r>
+              <w:rPr>
+                <w:rFonts w:ascii="Consolas" w:hAnsi="Consolas" w:eastAsia="Consolas"/>
+                <w:sz w:val="19"/>
+              </w:rPr>
+              <w:t>cd /var/www/zedcms/current &amp;&amp; sudo -u zedcms php8.4 artisan optimize &amp;&amp; sudo systemctl reload php8.4-fpm</w:t>
             </w:r>
           </w:p>
         </w:tc>
@@ -4687,7 +4347,7 @@
               <w:rPr>
                 <w:sz w:val="19"/>
               </w:rPr>
-              <w:t>Change a setting</w:t>
+              <w:t>Send real e-mail</w:t>
             </w:r>
           </w:p>
         </w:tc>
@@ -4708,27 +4368,98 @@
               <w:rPr>
                 <w:sz w:val="19"/>
               </w:rPr>
-              <w:t xml:space="preserve">Edit </w:t>
+              <w:t xml:space="preserve">In </w:t>
             </w:r>
             <w:r>
               <w:rPr>
                 <w:rFonts w:ascii="Consolas" w:hAnsi="Consolas" w:eastAsia="Consolas"/>
                 <w:sz w:val="19"/>
               </w:rPr>
-              <w:t>C:\inetpub\zedcms\shared\.env</w:t>
-            </w:r>
-            <w:r>
-              <w:rPr>
-                <w:sz w:val="19"/>
-              </w:rPr>
-              <w:t xml:space="preserve"> in Notepad, then: </w:t>
+              <w:t>.env</w:t>
+            </w:r>
+            <w:r>
+              <w:rPr>
+                <w:sz w:val="19"/>
+              </w:rPr>
+              <w:t xml:space="preserve"> set </w:t>
             </w:r>
             <w:r>
               <w:rPr>
                 <w:rFonts w:ascii="Consolas" w:hAnsi="Consolas" w:eastAsia="Consolas"/>
                 <w:sz w:val="19"/>
               </w:rPr>
-              <w:t>cd C:\inetpub\zedcms\current; php artisan optimize; Restart-WebAppPool zedcms</w:t>
+              <w:t>MAIL_MAILER=smtp</w:t>
+            </w:r>
+            <w:r>
+              <w:rPr>
+                <w:sz w:val="19"/>
+              </w:rPr>
+              <w:t xml:space="preserve">, </w:t>
+            </w:r>
+            <w:r>
+              <w:rPr>
+                <w:rFonts w:ascii="Consolas" w:hAnsi="Consolas" w:eastAsia="Consolas"/>
+                <w:sz w:val="19"/>
+              </w:rPr>
+              <w:t>MAIL_HOST</w:t>
+            </w:r>
+            <w:r>
+              <w:rPr>
+                <w:sz w:val="19"/>
+              </w:rPr>
+              <w:t xml:space="preserve">, </w:t>
+            </w:r>
+            <w:r>
+              <w:rPr>
+                <w:rFonts w:ascii="Consolas" w:hAnsi="Consolas" w:eastAsia="Consolas"/>
+                <w:sz w:val="19"/>
+              </w:rPr>
+              <w:t>MAIL_PORT</w:t>
+            </w:r>
+            <w:r>
+              <w:rPr>
+                <w:sz w:val="19"/>
+              </w:rPr>
+              <w:t xml:space="preserve">, </w:t>
+            </w:r>
+            <w:r>
+              <w:rPr>
+                <w:rFonts w:ascii="Consolas" w:hAnsi="Consolas" w:eastAsia="Consolas"/>
+                <w:sz w:val="19"/>
+              </w:rPr>
+              <w:t>MAIL_USERNAME</w:t>
+            </w:r>
+            <w:r>
+              <w:rPr>
+                <w:sz w:val="19"/>
+              </w:rPr>
+              <w:t xml:space="preserve">, </w:t>
+            </w:r>
+            <w:r>
+              <w:rPr>
+                <w:rFonts w:ascii="Consolas" w:hAnsi="Consolas" w:eastAsia="Consolas"/>
+                <w:sz w:val="19"/>
+              </w:rPr>
+              <w:t>MAIL_PASSWORD</w:t>
+            </w:r>
+            <w:r>
+              <w:rPr>
+                <w:sz w:val="19"/>
+              </w:rPr>
+              <w:t xml:space="preserve">, </w:t>
+            </w:r>
+            <w:r>
+              <w:rPr>
+                <w:rFonts w:ascii="Consolas" w:hAnsi="Consolas" w:eastAsia="Consolas"/>
+                <w:sz w:val="19"/>
+              </w:rPr>
+              <w:t>MAIL_FROM_ADDRESS</w:t>
+            </w:r>
+            <w:r>
+              <w:rPr>
+                <w:sz w:val="19"/>
+              </w:rPr>
+              <w:t>; then the "Change a setting" commands.</w:t>
             </w:r>
           </w:p>
         </w:tc>
@@ -4751,7 +4482,7 @@
               <w:rPr>
                 <w:sz w:val="19"/>
               </w:rPr>
-              <w:t>Send real e-mail</w:t>
+              <w:t>Certificate check (Verify ZED Certificate page)</w:t>
             </w:r>
           </w:p>
         </w:tc>
@@ -4770,100 +4501,29 @@
             </w:r>
             <w:r>
               <w:rPr>
-                <w:sz w:val="19"/>
-              </w:rPr>
-              <w:t xml:space="preserve">In </w:t>
-            </w:r>
-            <w:r>
-              <w:rPr>
                 <w:rFonts w:ascii="Consolas" w:hAnsi="Consolas" w:eastAsia="Consolas"/>
                 <w:sz w:val="19"/>
               </w:rPr>
+              <w:t>ZED_VERIFY_TOKEN</w:t>
+            </w:r>
+            <w:r>
+              <w:rPr>
+                <w:sz w:val="19"/>
+              </w:rPr>
+              <w:t xml:space="preserve"> in </w:t>
+            </w:r>
+            <w:r>
+              <w:rPr>
+                <w:rFonts w:ascii="Consolas" w:hAnsi="Consolas" w:eastAsia="Consolas"/>
+                <w:sz w:val="19"/>
+              </w:rPr>
               <w:t>.env</w:t>
             </w:r>
             <w:r>
               <w:rPr>
                 <w:sz w:val="19"/>
               </w:rPr>
-              <w:t xml:space="preserve"> set </w:t>
-            </w:r>
-            <w:r>
-              <w:rPr>
-                <w:rFonts w:ascii="Consolas" w:hAnsi="Consolas" w:eastAsia="Consolas"/>
-                <w:sz w:val="19"/>
-              </w:rPr>
-              <w:t>MAIL_MAILER=smtp</w:t>
-            </w:r>
-            <w:r>
-              <w:rPr>
-                <w:sz w:val="19"/>
-              </w:rPr>
-              <w:t xml:space="preserve">, </w:t>
-            </w:r>
-            <w:r>
-              <w:rPr>
-                <w:rFonts w:ascii="Consolas" w:hAnsi="Consolas" w:eastAsia="Consolas"/>
-                <w:sz w:val="19"/>
-              </w:rPr>
-              <w:t>MAIL_HOST</w:t>
-            </w:r>
-            <w:r>
-              <w:rPr>
-                <w:sz w:val="19"/>
-              </w:rPr>
-              <w:t xml:space="preserve">, </w:t>
-            </w:r>
-            <w:r>
-              <w:rPr>
-                <w:rFonts w:ascii="Consolas" w:hAnsi="Consolas" w:eastAsia="Consolas"/>
-                <w:sz w:val="19"/>
-              </w:rPr>
-              <w:t>MAIL_PORT</w:t>
-            </w:r>
-            <w:r>
-              <w:rPr>
-                <w:sz w:val="19"/>
-              </w:rPr>
-              <w:t xml:space="preserve">, </w:t>
-            </w:r>
-            <w:r>
-              <w:rPr>
-                <w:rFonts w:ascii="Consolas" w:hAnsi="Consolas" w:eastAsia="Consolas"/>
-                <w:sz w:val="19"/>
-              </w:rPr>
-              <w:t>MAIL_USERNAME</w:t>
-            </w:r>
-            <w:r>
-              <w:rPr>
-                <w:sz w:val="19"/>
-              </w:rPr>
-              <w:t xml:space="preserve">, </w:t>
-            </w:r>
-            <w:r>
-              <w:rPr>
-                <w:rFonts w:ascii="Consolas" w:hAnsi="Consolas" w:eastAsia="Consolas"/>
-                <w:sz w:val="19"/>
-              </w:rPr>
-              <w:t>MAIL_PASSWORD</w:t>
-            </w:r>
-            <w:r>
-              <w:rPr>
-                <w:sz w:val="19"/>
-              </w:rPr>
-              <w:t xml:space="preserve">, </w:t>
-            </w:r>
-            <w:r>
-              <w:rPr>
-                <w:rFonts w:ascii="Consolas" w:hAnsi="Consolas" w:eastAsia="Consolas"/>
-                <w:sz w:val="19"/>
-              </w:rPr>
-              <w:t>MAIL_FROM_ADDRESS</w:t>
-            </w:r>
-            <w:r>
-              <w:rPr>
-                <w:sz w:val="19"/>
-              </w:rPr>
-              <w:t>; then the "Change a setting" commands.</w:t>
+              <w:t xml:space="preserve"> - ask the ZED portal team.</w:t>
             </w:r>
           </w:p>
         </w:tc>
@@ -4886,7 +4546,7 @@
               <w:rPr>
                 <w:sz w:val="19"/>
               </w:rPr>
-              <w:t>Certificate check</w:t>
+              <w:t>New CMS admin / forgotten password</w:t>
             </w:r>
           </w:p>
         </w:tc>
@@ -4908,26 +4568,7 @@
                 <w:rFonts w:ascii="Consolas" w:hAnsi="Consolas" w:eastAsia="Consolas"/>
                 <w:sz w:val="19"/>
               </w:rPr>
-              <w:t>ZED_VERIFY_TOKEN</w:t>
-            </w:r>
-            <w:r>
-              <w:rPr>
-                <w:sz w:val="19"/>
-              </w:rPr>
-              <w:t xml:space="preserve"> in </w:t>
-            </w:r>
-            <w:r>
-              <w:rPr>
-                <w:rFonts w:ascii="Consolas" w:hAnsi="Consolas" w:eastAsia="Consolas"/>
-                <w:sz w:val="19"/>
-              </w:rPr>
-              <w:t>.env</w:t>
-            </w:r>
-            <w:r>
-              <w:rPr>
-                <w:sz w:val="19"/>
-              </w:rPr>
-              <w:t xml:space="preserve"> (Verify ZED Certificate page) - ask the ZED portal team.</w:t>
+              <w:t>cd /var/www/zedcms/current &amp;&amp; sudo -u zedcms php8.4 artisan zed:cms-admin someone@example.com</w:t>
             </w:r>
           </w:p>
         </w:tc>
@@ -4950,7 +4591,7 @@
               <w:rPr>
                 <w:sz w:val="19"/>
               </w:rPr>
-              <w:t>New CMS admin / forgotten password</w:t>
+              <w:t>Database backup</w:t>
             </w:r>
           </w:p>
         </w:tc>
@@ -4972,7 +4613,7 @@
                 <w:rFonts w:ascii="Consolas" w:hAnsi="Consolas" w:eastAsia="Consolas"/>
                 <w:sz w:val="19"/>
               </w:rPr>
-              <w:t>cd C:\inetpub\zedcms\current; php artisan zed:cms-admin someone@example.com</w:t>
+              <w:t>sudo mysqldump --single-transaction zedcms | gzip &gt; ~/zedcms-$(date +%F).sql.gz</w:t>
             </w:r>
           </w:p>
         </w:tc>
@@ -4995,7 +4636,7 @@
               <w:rPr>
                 <w:sz w:val="19"/>
               </w:rPr>
-              <w:t>Database backup</w:t>
+              <w:t>Uploaded files backup</w:t>
             </w:r>
           </w:p>
         </w:tc>
@@ -5017,13 +4658,7 @@
                 <w:rFonts w:ascii="Consolas" w:hAnsi="Consolas" w:eastAsia="Consolas"/>
                 <w:sz w:val="19"/>
               </w:rPr>
-              <w:t>&amp; "$env:ZED_MYSQL_BIN\mysqldump.exe" -u root -p --single-transaction --default-character-set=utf8mb4 --result-file=C:\ZED-setup\backup-zedcms.sql zedcms</w:t>
-            </w:r>
-            <w:r>
-              <w:rPr>
-                <w:sz w:val="19"/>
-              </w:rPr>
-              <w:t xml:space="preserve"> (use --result-file, not &gt;, which would save the file as UTF-16)</w:t>
+              <w:t>sudo tar czf ~/zed-media-$(date +%F).tar.gz -C /var/www/zedcms/shared media</w:t>
             </w:r>
           </w:p>
         </w:tc>
@@ -5046,7 +4681,7 @@
               <w:rPr>
                 <w:sz w:val="19"/>
               </w:rPr>
-              <w:t>Uploaded files backup</w:t>
+              <w:t>SSL certificate status (monthly)</w:t>
             </w:r>
           </w:p>
         </w:tc>
@@ -5067,14 +4702,20 @@
               <w:rPr>
                 <w:sz w:val="19"/>
               </w:rPr>
-              <w:t xml:space="preserve">Copy </w:t>
+              <w:t xml:space="preserve">From the Dell: </w:t>
             </w:r>
             <w:r>
               <w:rPr>
                 <w:rFonts w:ascii="Consolas" w:hAnsi="Consolas" w:eastAsia="Consolas"/>
                 <w:sz w:val="19"/>
               </w:rPr>
-              <w:t>C:\inetpub\zedcms\shared\media</w:t>
+              <w:t>.\Publish-ZedRelease.ps1 -KeyFile ... -CertificateStatus</w:t>
+            </w:r>
+            <w:r>
+              <w:rPr>
+                <w:sz w:val="19"/>
+              </w:rPr>
+              <w:t xml:space="preserve"> (expiry date, days left, renewal timer)</w:t>
             </w:r>
           </w:p>
         </w:tc>
@@ -5097,7 +4738,7 @@
               <w:rPr>
                 <w:sz w:val="19"/>
               </w:rPr>
-              <w:t>SSL certificate status (monthly)</w:t>
+              <w:t>SSL certificate renewal</w:t>
             </w:r>
           </w:p>
         </w:tc>
@@ -5118,33 +4759,27 @@
               <w:rPr>
                 <w:sz w:val="19"/>
               </w:rPr>
-              <w:t xml:space="preserve">From any release </w:t>
+              <w:t>Automatic (</w:t>
             </w:r>
             <w:r>
               <w:rPr>
                 <w:rFonts w:ascii="Consolas" w:hAnsi="Consolas" w:eastAsia="Consolas"/>
                 <w:sz w:val="19"/>
               </w:rPr>
-              <w:t>scripts</w:t>
-            </w:r>
-            <w:r>
-              <w:rPr>
-                <w:sz w:val="19"/>
-              </w:rPr>
-              <w:t xml:space="preserve"> folder: </w:t>
+              <w:t>systemctl list-timers certbot.timer</w:t>
+            </w:r>
+            <w:r>
+              <w:rPr>
+                <w:sz w:val="19"/>
+              </w:rPr>
+              <w:t xml:space="preserve">). Test: </w:t>
             </w:r>
             <w:r>
               <w:rPr>
                 <w:rFonts w:ascii="Consolas" w:hAnsi="Consolas" w:eastAsia="Consolas"/>
                 <w:sz w:val="19"/>
               </w:rPr>
-              <w:t>.\Enable-ZedHttps.ps1 -Status</w:t>
-            </w:r>
-            <w:r>
-              <w:rPr>
-                <w:sz w:val="19"/>
-              </w:rPr>
-              <w:t xml:space="preserve"> - shows the expiry date, days left and the renewal task (and recreates the task if missing).</w:t>
+              <w:t>sudo certbot renew --dry-run</w:t>
             </w:r>
           </w:p>
         </w:tc>
@@ -5167,7 +4802,7 @@
               <w:rPr>
                 <w:sz w:val="19"/>
               </w:rPr>
-              <w:t>SSL certificate renewal</w:t>
+              <w:t>Download a backup to the Dell</w:t>
             </w:r>
           </w:p>
         </w:tc>
@@ -5188,71 +4823,14 @@
               <w:rPr>
                 <w:sz w:val="19"/>
               </w:rPr>
-              <w:t xml:space="preserve">Automatic (Task Scheduler &gt; win-acme renew). Renew now by hand: </w:t>
+              <w:t xml:space="preserve">On the Dell: </w:t>
             </w:r>
             <w:r>
               <w:rPr>
                 <w:rFonts w:ascii="Consolas" w:hAnsi="Consolas" w:eastAsia="Consolas"/>
                 <w:sz w:val="19"/>
               </w:rPr>
-              <w:t>C:\win-acme\wacs.exe --renew</w:t>
-            </w:r>
-          </w:p>
-        </w:tc>
-      </w:tr>
-      <w:tr>
-        <w:tc>
-          <w:tcPr>
-            <w:tcW w:type="dxa" w:w="2551"/>
-          </w:tcPr>
-          <w:p>
-            <w:pPr>
-              <w:spacing w:after="20"/>
-            </w:pPr>
-            <w:r>
-              <w:rPr>
-                <w:sz w:val="19"/>
-              </w:rPr>
-            </w:r>
-            <w:r>
-              <w:rPr>
-                <w:sz w:val="19"/>
-              </w:rPr>
-              <w:t>Update PHP to the newest 8.4</w:t>
-            </w:r>
-          </w:p>
-        </w:tc>
-        <w:tc>
-          <w:tcPr>
-            <w:tcW w:type="dxa" w:w="7087"/>
-          </w:tcPr>
-          <w:p>
-            <w:pPr>
-              <w:spacing w:after="20"/>
-            </w:pPr>
-            <w:r>
-              <w:rPr>
-                <w:sz w:val="19"/>
-              </w:rPr>
-            </w:r>
-            <w:r>
-              <w:rPr>
-                <w:sz w:val="19"/>
-              </w:rPr>
-              <w:t xml:space="preserve">Run </w:t>
-            </w:r>
-            <w:r>
-              <w:rPr>
-                <w:rFonts w:ascii="Consolas" w:hAnsi="Consolas" w:eastAsia="Consolas"/>
-                <w:sz w:val="19"/>
-              </w:rPr>
-              <w:t>.\Install-ZedServer.ps1</w:t>
-            </w:r>
-            <w:r>
-              <w:rPr>
-                <w:sz w:val="19"/>
-              </w:rPr>
-              <w:t xml:space="preserve"> again from the latest scripts folder.</w:t>
+              <w:t>scp -i C:\ZED\keys\zed-staging.pem ubuntu@13.232.227.197:zedcms-2026-10-16.sql.gz C:\ZED\</w:t>
             </w:r>
           </w:p>
         </w:tc>
@@ -5310,7 +4888,7 @@
         </w:tc>
         <w:tc>
           <w:tcPr>
-            <w:tcW w:type="dxa" w:w="2608"/>
+            <w:tcW w:type="dxa" w:w="2381"/>
             <w:shd w:val="clear" w:color="auto" w:fill="2E7D4F"/>
           </w:tcPr>
           <w:p>
@@ -5334,7 +4912,7 @@
         </w:tc>
         <w:tc>
           <w:tcPr>
-            <w:tcW w:type="dxa" w:w="4422"/>
+            <w:tcW w:type="dxa" w:w="4649"/>
             <w:shd w:val="clear" w:color="auto" w:fill="2E7D4F"/>
           </w:tcPr>
           <w:p>
@@ -5381,7 +4959,7 @@
         </w:tc>
         <w:tc>
           <w:tcPr>
-            <w:tcW w:type="dxa" w:w="2608"/>
+            <w:tcW w:type="dxa" w:w="2381"/>
           </w:tcPr>
           <w:p>
             <w:pPr>
@@ -5402,7 +4980,7 @@
         </w:tc>
         <w:tc>
           <w:tcPr>
-            <w:tcW w:type="dxa" w:w="4422"/>
+            <w:tcW w:type="dxa" w:w="4649"/>
           </w:tcPr>
           <w:p>
             <w:pPr>
@@ -5412,12 +4990,6 @@
               <w:rPr>
                 <w:sz w:val="19"/>
               </w:rPr>
-            </w:r>
-            <w:r>
-              <w:rPr>
-                <w:sz w:val="19"/>
-              </w:rPr>
-              <w:t xml:space="preserve">Run </w:t>
             </w:r>
             <w:r>
               <w:rPr>
@@ -5453,13 +5025,13 @@
               <w:rPr>
                 <w:sz w:val="19"/>
               </w:rPr>
-              <w:t>"Run this script ... as administrator"</w:t>
+              <w:t>ssh: "Connection timed out"</w:t>
             </w:r>
           </w:p>
         </w:tc>
         <w:tc>
           <w:tcPr>
-            <w:tcW w:type="dxa" w:w="2608"/>
+            <w:tcW w:type="dxa" w:w="2381"/>
           </w:tcPr>
           <w:p>
             <w:pPr>
@@ -5474,13 +5046,13 @@
               <w:rPr>
                 <w:sz w:val="19"/>
               </w:rPr>
-              <w:t>PowerShell not elevated.</w:t>
+              <w:t>Port 22 closed for your IP.</w:t>
             </w:r>
           </w:p>
         </w:tc>
         <w:tc>
           <w:tcPr>
-            <w:tcW w:type="dxa" w:w="4422"/>
+            <w:tcW w:type="dxa" w:w="4649"/>
           </w:tcPr>
           <w:p>
             <w:pPr>
@@ -5495,7 +5067,7 @@
               <w:rPr>
                 <w:sz w:val="19"/>
               </w:rPr>
-              <w:t>Right-click Windows PowerShell &gt; Run as administrator.</w:t>
+              <w:t>AWS security group: allow TCP 22 from your office IP.</w:t>
             </w:r>
           </w:p>
         </w:tc>
@@ -5518,13 +5090,13 @@
               <w:rPr>
                 <w:sz w:val="19"/>
               </w:rPr>
-              <w:t>Browser shows "HTTP Error 404" from Microsoft-HTTPAPI</w:t>
+              <w:t>ssh: "Permission denied (publickey)"</w:t>
             </w:r>
           </w:p>
         </w:tc>
         <w:tc>
           <w:tcPr>
-            <w:tcW w:type="dxa" w:w="2608"/>
+            <w:tcW w:type="dxa" w:w="2381"/>
           </w:tcPr>
           <w:p>
             <w:pPr>
@@ -5539,13 +5111,13 @@
               <w:rPr>
                 <w:sz w:val="19"/>
               </w:rPr>
-              <w:t>No IIS site has the host name zedcms.umon.in.</w:t>
+              <w:t>Wrong key file or user.</w:t>
             </w:r>
           </w:p>
         </w:tc>
         <w:tc>
           <w:tcPr>
-            <w:tcW w:type="dxa" w:w="4422"/>
+            <w:tcW w:type="dxa" w:w="4649"/>
           </w:tcPr>
           <w:p>
             <w:pPr>
@@ -5560,20 +5132,20 @@
               <w:rPr>
                 <w:sz w:val="19"/>
               </w:rPr>
-              <w:t xml:space="preserve">Run </w:t>
+              <w:t xml:space="preserve">Use the server's .pem and user </w:t>
             </w:r>
             <w:r>
               <w:rPr>
                 <w:rFonts w:ascii="Consolas" w:hAnsi="Consolas" w:eastAsia="Consolas"/>
                 <w:sz w:val="19"/>
               </w:rPr>
-              <w:t>Deploy-ZedSite.ps1</w:t>
-            </w:r>
-            <w:r>
-              <w:rPr>
-                <w:sz w:val="19"/>
-              </w:rPr>
-              <w:t>; in IIS Manager check site zedcms &gt; Bindings.</w:t>
+              <w:t>ubuntu</w:t>
+            </w:r>
+            <w:r>
+              <w:rPr>
+                <w:sz w:val="19"/>
+              </w:rPr>
+              <w:t>.</w:t>
             </w:r>
           </w:p>
         </w:tc>
@@ -5596,13 +5168,13 @@
               <w:rPr>
                 <w:sz w:val="19"/>
               </w:rPr>
-              <w:t>All pages except the home page give 404</w:t>
+              <w:t>"Change the DNS A record of zedcms.umon.in"</w:t>
             </w:r>
           </w:p>
         </w:tc>
         <w:tc>
           <w:tcPr>
-            <w:tcW w:type="dxa" w:w="2608"/>
+            <w:tcW w:type="dxa" w:w="2381"/>
           </w:tcPr>
           <w:p>
             <w:pPr>
@@ -5617,13 +5189,13 @@
               <w:rPr>
                 <w:sz w:val="19"/>
               </w:rPr>
-              <w:t>URL Rewrite missing.</w:t>
+              <w:t>DNS still points elsewhere.</w:t>
             </w:r>
           </w:p>
         </w:tc>
         <w:tc>
           <w:tcPr>
-            <w:tcW w:type="dxa" w:w="4422"/>
+            <w:tcW w:type="dxa" w:w="4649"/>
           </w:tcPr>
           <w:p>
             <w:pPr>
@@ -5638,33 +5210,20 @@
               <w:rPr>
                 <w:sz w:val="19"/>
               </w:rPr>
-              <w:t xml:space="preserve">Run </w:t>
+              <w:t xml:space="preserve">Update the A record to 13.232.227.197; wait; run Publish with </w:t>
             </w:r>
             <w:r>
               <w:rPr>
                 <w:rFonts w:ascii="Consolas" w:hAnsi="Consolas" w:eastAsia="Consolas"/>
                 <w:sz w:val="19"/>
               </w:rPr>
-              <w:t>Install-ZedServer.ps1</w:t>
-            </w:r>
-            <w:r>
-              <w:rPr>
-                <w:sz w:val="19"/>
-              </w:rPr>
-              <w:t xml:space="preserve"> again; restart IIS (</w:t>
-            </w:r>
-            <w:r>
-              <w:rPr>
-                <w:rFonts w:ascii="Consolas" w:hAnsi="Consolas" w:eastAsia="Consolas"/>
-                <w:sz w:val="19"/>
-              </w:rPr>
-              <w:t>iisreset</w:t>
-            </w:r>
-            <w:r>
-              <w:rPr>
-                <w:sz w:val="19"/>
-              </w:rPr>
-              <w:t>).</w:t>
+              <w:t>-HttpsEmail</w:t>
+            </w:r>
+            <w:r>
+              <w:rPr>
+                <w:sz w:val="19"/>
+              </w:rPr>
+              <w:t xml:space="preserve"> again.</w:t>
             </w:r>
           </w:p>
         </w:tc>
@@ -5687,13 +5246,13 @@
               <w:rPr>
                 <w:sz w:val="19"/>
               </w:rPr>
-              <w:t>HTTP 500 error</w:t>
+              <w:t>"Let's Encrypt could not verify"</w:t>
             </w:r>
           </w:p>
         </w:tc>
         <w:tc>
           <w:tcPr>
-            <w:tcW w:type="dxa" w:w="2608"/>
+            <w:tcW w:type="dxa" w:w="2381"/>
           </w:tcPr>
           <w:p>
             <w:pPr>
@@ -5708,13 +5267,13 @@
               <w:rPr>
                 <w:sz w:val="19"/>
               </w:rPr>
-              <w:t>Settings or permission problem.</w:t>
+              <w:t>Port 80 closed from the internet.</w:t>
             </w:r>
           </w:p>
         </w:tc>
         <w:tc>
           <w:tcPr>
-            <w:tcW w:type="dxa" w:w="4422"/>
+            <w:tcW w:type="dxa" w:w="4649"/>
           </w:tcPr>
           <w:p>
             <w:pPr>
@@ -5729,33 +5288,7 @@
               <w:rPr>
                 <w:sz w:val="19"/>
               </w:rPr>
-              <w:t xml:space="preserve">Read the last lines of </w:t>
-            </w:r>
-            <w:r>
-              <w:rPr>
-                <w:rFonts w:ascii="Consolas" w:hAnsi="Consolas" w:eastAsia="Consolas"/>
-                <w:sz w:val="19"/>
-              </w:rPr>
-              <w:t>laravel.log</w:t>
-            </w:r>
-            <w:r>
-              <w:rPr>
-                <w:sz w:val="19"/>
-              </w:rPr>
-              <w:t xml:space="preserve"> and </w:t>
-            </w:r>
-            <w:r>
-              <w:rPr>
-                <w:rFonts w:ascii="Consolas" w:hAnsi="Consolas" w:eastAsia="Consolas"/>
-                <w:sz w:val="19"/>
-              </w:rPr>
-              <w:t>php-errors.log</w:t>
-            </w:r>
-            <w:r>
-              <w:rPr>
-                <w:sz w:val="19"/>
-              </w:rPr>
-              <w:t xml:space="preserve"> (Part D).</w:t>
+              <w:t>AWS security group: allow TCP 80 from 0.0.0.0/0.</w:t>
             </w:r>
           </w:p>
         </w:tc>
@@ -5778,13 +5311,13 @@
               <w:rPr>
                 <w:sz w:val="19"/>
               </w:rPr>
-              <w:t>"could not find driver" / database connection refused</w:t>
+              <w:t>Browser shows the other website or a certificate for *.qci.org.in</w:t>
             </w:r>
           </w:p>
         </w:tc>
         <w:tc>
           <w:tcPr>
-            <w:tcW w:type="dxa" w:w="2608"/>
+            <w:tcW w:type="dxa" w:w="2381"/>
           </w:tcPr>
           <w:p>
             <w:pPr>
@@ -5799,13 +5332,13 @@
               <w:rPr>
                 <w:sz w:val="19"/>
               </w:rPr>
-              <w:t>pdo_mysql missing or MySQL stopped.</w:t>
+              <w:t>DNS or the ZED nginx site missing.</w:t>
             </w:r>
           </w:p>
         </w:tc>
         <w:tc>
           <w:tcPr>
-            <w:tcW w:type="dxa" w:w="4422"/>
+            <w:tcW w:type="dxa" w:w="4649"/>
           </w:tcPr>
           <w:p>
             <w:pPr>
@@ -5821,26 +5354,26 @@
                 <w:rFonts w:ascii="Consolas" w:hAnsi="Consolas" w:eastAsia="Consolas"/>
                 <w:sz w:val="19"/>
               </w:rPr>
-              <w:t>Start-Service MySQL84</w:t>
-            </w:r>
-            <w:r>
-              <w:rPr>
-                <w:sz w:val="19"/>
-              </w:rPr>
-              <w:t xml:space="preserve">; </w:t>
+              <w:t>nslookup zedcms.umon.in</w:t>
+            </w:r>
+            <w:r>
+              <w:rPr>
+                <w:sz w:val="19"/>
+              </w:rPr>
+              <w:t xml:space="preserve">; check that Publish finished; on the server </w:t>
             </w:r>
             <w:r>
               <w:rPr>
                 <w:rFonts w:ascii="Consolas" w:hAnsi="Consolas" w:eastAsia="Consolas"/>
                 <w:sz w:val="19"/>
               </w:rPr>
-              <w:t>php -m</w:t>
-            </w:r>
-            <w:r>
-              <w:rPr>
-                <w:sz w:val="19"/>
-              </w:rPr>
-              <w:t xml:space="preserve"> must list pdo_mysql.</w:t>
+              <w:t>sudo nginx -T | grep zedcms.umon.in</w:t>
+            </w:r>
+            <w:r>
+              <w:rPr>
+                <w:sz w:val="19"/>
+              </w:rPr>
+              <w:t>.</w:t>
             </w:r>
           </w:p>
         </w:tc>
@@ -5863,13 +5396,13 @@
               <w:rPr>
                 <w:sz w:val="19"/>
               </w:rPr>
-              <w:t>Logos and icons missing</w:t>
+              <w:t>502 Bad Gateway</w:t>
             </w:r>
           </w:p>
         </w:tc>
         <w:tc>
           <w:tcPr>
-            <w:tcW w:type="dxa" w:w="2608"/>
+            <w:tcW w:type="dxa" w:w="2381"/>
           </w:tcPr>
           <w:p>
             <w:pPr>
@@ -5884,13 +5417,13 @@
               <w:rPr>
                 <w:sz w:val="19"/>
               </w:rPr>
-              <w:t>Theme images not in GitHub.</w:t>
+              <w:t>PHP-FPM pool not running.</w:t>
             </w:r>
           </w:p>
         </w:tc>
         <w:tc>
           <w:tcPr>
-            <w:tcW w:type="dxa" w:w="4422"/>
+            <w:tcW w:type="dxa" w:w="4649"/>
           </w:tcPr>
           <w:p>
             <w:pPr>
@@ -5903,22 +5436,29 @@
             </w:r>
             <w:r>
               <w:rPr>
-                <w:sz w:val="19"/>
-              </w:rPr>
-              <w:t xml:space="preserve">Developer: commit </w:t>
-            </w:r>
-            <w:r>
-              <w:rPr>
                 <w:rFonts w:ascii="Consolas" w:hAnsi="Consolas" w:eastAsia="Consolas"/>
                 <w:sz w:val="19"/>
               </w:rPr>
-              <w:t>Code/zedcms/assets</w:t>
-            </w:r>
-            <w:r>
-              <w:rPr>
-                <w:sz w:val="19"/>
-              </w:rPr>
-              <w:t xml:space="preserve"> images; rebuild the package.</w:t>
+              <w:t>sudo systemctl status php8.4-fpm</w:t>
+            </w:r>
+            <w:r>
+              <w:rPr>
+                <w:sz w:val="19"/>
+              </w:rPr>
+              <w:t xml:space="preserve">; </w:t>
+            </w:r>
+            <w:r>
+              <w:rPr>
+                <w:rFonts w:ascii="Consolas" w:hAnsi="Consolas" w:eastAsia="Consolas"/>
+                <w:sz w:val="19"/>
+              </w:rPr>
+              <w:t>sudo systemctl restart php8.4-fpm</w:t>
+            </w:r>
+            <w:r>
+              <w:rPr>
+                <w:sz w:val="19"/>
+              </w:rPr>
+              <w:t>.</w:t>
             </w:r>
           </w:p>
         </w:tc>
@@ -5941,13 +5481,13 @@
               <w:rPr>
                 <w:sz w:val="19"/>
               </w:rPr>
-              <w:t>News or gallery images missing</w:t>
+              <w:t>HTTP 500 error</w:t>
             </w:r>
           </w:p>
         </w:tc>
         <w:tc>
           <w:tcPr>
-            <w:tcW w:type="dxa" w:w="2608"/>
+            <w:tcW w:type="dxa" w:w="2381"/>
           </w:tcPr>
           <w:p>
             <w:pPr>
@@ -5962,13 +5502,13 @@
               <w:rPr>
                 <w:sz w:val="19"/>
               </w:rPr>
-              <w:t>Uploaded files not on staging.</w:t>
+              <w:t>Settings or permissions.</w:t>
             </w:r>
           </w:p>
         </w:tc>
         <w:tc>
           <w:tcPr>
-            <w:tcW w:type="dxa" w:w="4422"/>
+            <w:tcW w:type="dxa" w:w="4649"/>
           </w:tcPr>
           <w:p>
             <w:pPr>
@@ -5983,20 +5523,20 @@
               <w:rPr>
                 <w:sz w:val="19"/>
               </w:rPr>
-              <w:t xml:space="preserve">Deploy a media package (A4, </w:t>
+              <w:t xml:space="preserve">Read the end of </w:t>
             </w:r>
             <w:r>
               <w:rPr>
                 <w:rFonts w:ascii="Consolas" w:hAnsi="Consolas" w:eastAsia="Consolas"/>
                 <w:sz w:val="19"/>
               </w:rPr>
-              <w:t>-MediaZip</w:t>
-            </w:r>
-            <w:r>
-              <w:rPr>
-                <w:sz w:val="19"/>
-              </w:rPr>
-              <w:t>).</w:t>
+              <w:t>laravel.log</w:t>
+            </w:r>
+            <w:r>
+              <w:rPr>
+                <w:sz w:val="19"/>
+              </w:rPr>
+              <w:t xml:space="preserve"> (Part D).</w:t>
             </w:r>
           </w:p>
         </w:tc>
@@ -6019,13 +5559,13 @@
               <w:rPr>
                 <w:sz w:val="19"/>
               </w:rPr>
-              <w:t>Cannot stay signed in to the CMS on http://</w:t>
+              <w:t>Captcha image missing on the CMS login</w:t>
             </w:r>
           </w:p>
         </w:tc>
         <w:tc>
           <w:tcPr>
-            <w:tcW w:type="dxa" w:w="2608"/>
+            <w:tcW w:type="dxa" w:w="2381"/>
           </w:tcPr>
           <w:p>
             <w:pPr>
@@ -6040,13 +5580,13 @@
               <w:rPr>
                 <w:sz w:val="19"/>
               </w:rPr>
-              <w:t>Secure cookies switched on without HTTPS.</w:t>
+              <w:t>Old nginx configuration.</w:t>
             </w:r>
           </w:p>
         </w:tc>
         <w:tc>
           <w:tcPr>
-            <w:tcW w:type="dxa" w:w="4422"/>
+            <w:tcW w:type="dxa" w:w="4649"/>
           </w:tcPr>
           <w:p>
             <w:pPr>
@@ -6061,46 +5601,7 @@
               <w:rPr>
                 <w:sz w:val="19"/>
               </w:rPr>
-              <w:t xml:space="preserve">Run </w:t>
-            </w:r>
-            <w:r>
-              <w:rPr>
-                <w:rFonts w:ascii="Consolas" w:hAnsi="Consolas" w:eastAsia="Consolas"/>
-                <w:sz w:val="19"/>
-              </w:rPr>
-              <w:t>Enable-ZedHttps.ps1</w:t>
-            </w:r>
-            <w:r>
-              <w:rPr>
-                <w:sz w:val="19"/>
-              </w:rPr>
-              <w:t xml:space="preserve">, or set </w:t>
-            </w:r>
-            <w:r>
-              <w:rPr>
-                <w:rFonts w:ascii="Consolas" w:hAnsi="Consolas" w:eastAsia="Consolas"/>
-                <w:sz w:val="19"/>
-              </w:rPr>
-              <w:t>SESSION_SECURE_COOKIE=false</w:t>
-            </w:r>
-            <w:r>
-              <w:rPr>
-                <w:sz w:val="19"/>
-              </w:rPr>
-              <w:t xml:space="preserve"> in </w:t>
-            </w:r>
-            <w:r>
-              <w:rPr>
-                <w:rFonts w:ascii="Consolas" w:hAnsi="Consolas" w:eastAsia="Consolas"/>
-                <w:sz w:val="19"/>
-              </w:rPr>
-              <w:t>.env</w:t>
-            </w:r>
-            <w:r>
-              <w:rPr>
-                <w:sz w:val="19"/>
-              </w:rPr>
-              <w:t xml:space="preserve"> (Part D).</w:t>
+              <w:t>Publish again (the ZED nginx site sends missing images to Laravel).</w:t>
             </w:r>
           </w:p>
         </w:tc>
@@ -6123,13 +5624,13 @@
               <w:rPr>
                 <w:sz w:val="19"/>
               </w:rPr>
-              <w:t>Free SSL certificate cannot be issued or renewed</w:t>
+              <w:t>Logos and icons missing</w:t>
             </w:r>
           </w:p>
         </w:tc>
         <w:tc>
           <w:tcPr>
-            <w:tcW w:type="dxa" w:w="2608"/>
+            <w:tcW w:type="dxa" w:w="2381"/>
           </w:tcPr>
           <w:p>
             <w:pPr>
@@ -6144,13 +5645,13 @@
               <w:rPr>
                 <w:sz w:val="19"/>
               </w:rPr>
-              <w:t>Port 80 not reachable from the internet, or DNS changed.</w:t>
+              <w:t>Theme images missing from the package.</w:t>
             </w:r>
           </w:p>
         </w:tc>
         <w:tc>
           <w:tcPr>
-            <w:tcW w:type="dxa" w:w="4422"/>
+            <w:tcW w:type="dxa" w:w="4649"/>
           </w:tcPr>
           <w:p>
             <w:pPr>
@@ -6165,33 +5666,7 @@
               <w:rPr>
                 <w:sz w:val="19"/>
               </w:rPr>
-              <w:t xml:space="preserve">Azure NSG inbound rule for TCP 80; Windows Firewall rule "ZED website"; </w:t>
-            </w:r>
-            <w:r>
-              <w:rPr>
-                <w:rFonts w:ascii="Consolas" w:hAnsi="Consolas" w:eastAsia="Consolas"/>
-                <w:sz w:val="19"/>
-              </w:rPr>
-              <w:t>nslookup zedcms.umon.in</w:t>
-            </w:r>
-            <w:r>
-              <w:rPr>
-                <w:sz w:val="19"/>
-              </w:rPr>
-              <w:t xml:space="preserve">. Then </w:t>
-            </w:r>
-            <w:r>
-              <w:rPr>
-                <w:rFonts w:ascii="Consolas" w:hAnsi="Consolas" w:eastAsia="Consolas"/>
-                <w:sz w:val="19"/>
-              </w:rPr>
-              <w:t>C:\win-acme\wacs.exe --renew</w:t>
-            </w:r>
-            <w:r>
-              <w:rPr>
-                <w:sz w:val="19"/>
-              </w:rPr>
-              <w:t>.</w:t>
+              <w:t>Rebuild the package with Get-ZedCode.ps1 (it warns when images are missing).</w:t>
             </w:r>
           </w:p>
         </w:tc>
@@ -6214,13 +5689,13 @@
               <w:rPr>
                 <w:sz w:val="19"/>
               </w:rPr>
-              <w:t>Browser warns the certificate expired</w:t>
+              <w:t>News or gallery images missing</w:t>
             </w:r>
           </w:p>
         </w:tc>
         <w:tc>
           <w:tcPr>
-            <w:tcW w:type="dxa" w:w="2608"/>
+            <w:tcW w:type="dxa" w:w="2381"/>
           </w:tcPr>
           <w:p>
             <w:pPr>
@@ -6235,13 +5710,13 @@
               <w:rPr>
                 <w:sz w:val="19"/>
               </w:rPr>
-              <w:t>Automatic renewal stopped.</w:t>
+              <w:t>Uploaded files not on staging.</w:t>
             </w:r>
           </w:p>
         </w:tc>
         <w:tc>
           <w:tcPr>
-            <w:tcW w:type="dxa" w:w="4422"/>
+            <w:tcW w:type="dxa" w:w="4649"/>
           </w:tcPr>
           <w:p>
             <w:pPr>
@@ -6254,29 +5729,22 @@
             </w:r>
             <w:r>
               <w:rPr>
+                <w:sz w:val="19"/>
+              </w:rPr>
+              <w:t xml:space="preserve">Publish with </w:t>
+            </w:r>
+            <w:r>
+              <w:rPr>
                 <w:rFonts w:ascii="Consolas" w:hAnsi="Consolas" w:eastAsia="Consolas"/>
                 <w:sz w:val="19"/>
               </w:rPr>
-              <w:t>.\Enable-ZedHttps.ps1 -Status</w:t>
-            </w:r>
-            <w:r>
-              <w:rPr>
-                <w:sz w:val="19"/>
-              </w:rPr>
-              <w:t xml:space="preserve">; fix as above; </w:t>
-            </w:r>
-            <w:r>
-              <w:rPr>
-                <w:rFonts w:ascii="Consolas" w:hAnsi="Consolas" w:eastAsia="Consolas"/>
-                <w:sz w:val="19"/>
-              </w:rPr>
-              <w:t>C:\win-acme\wacs.exe --renew --force</w:t>
-            </w:r>
-            <w:r>
-              <w:rPr>
-                <w:sz w:val="19"/>
-              </w:rPr>
-              <w:t>.</w:t>
+              <w:t>-MediaZip</w:t>
+            </w:r>
+            <w:r>
+              <w:rPr>
+                <w:sz w:val="19"/>
+              </w:rPr>
+              <w:t xml:space="preserve"> (A5).</w:t>
             </w:r>
           </w:p>
         </w:tc>
@@ -6299,13 +5767,13 @@
               <w:rPr>
                 <w:sz w:val="19"/>
               </w:rPr>
-              <w:t>Dashboard shows CMS numbers instead of live ones</w:t>
+              <w:t>Cannot stay signed in to the CMS on http://</w:t>
             </w:r>
           </w:p>
         </w:tc>
         <w:tc>
           <w:tcPr>
-            <w:tcW w:type="dxa" w:w="2608"/>
+            <w:tcW w:type="dxa" w:w="2381"/>
           </w:tcPr>
           <w:p>
             <w:pPr>
@@ -6320,13 +5788,13 @@
               <w:rPr>
                 <w:sz w:val="19"/>
               </w:rPr>
-              <w:t>Server cannot reach loginzed.msme.gov.in.</w:t>
+              <w:t>Secure cookies switched on without HTTPS.</w:t>
             </w:r>
           </w:p>
         </w:tc>
         <w:tc>
           <w:tcPr>
-            <w:tcW w:type="dxa" w:w="4422"/>
+            <w:tcW w:type="dxa" w:w="4649"/>
           </w:tcPr>
           <w:p>
             <w:pPr>
@@ -6341,7 +5809,20 @@
               <w:rPr>
                 <w:sz w:val="19"/>
               </w:rPr>
-              <w:t>Check outbound internet; figures are cached for 10 minutes.</w:t>
+              <w:t xml:space="preserve">Finish B5, or set </w:t>
+            </w:r>
+            <w:r>
+              <w:rPr>
+                <w:rFonts w:ascii="Consolas" w:hAnsi="Consolas" w:eastAsia="Consolas"/>
+                <w:sz w:val="19"/>
+              </w:rPr>
+              <w:t>SESSION_SECURE_COOKIE=false</w:t>
+            </w:r>
+            <w:r>
+              <w:rPr>
+                <w:sz w:val="19"/>
+              </w:rPr>
+              <w:t xml:space="preserve"> (Part D).</w:t>
             </w:r>
           </w:p>
         </w:tc>
@@ -6364,10 +5845,54 @@
               <w:rPr>
                 <w:sz w:val="19"/>
               </w:rPr>
-              <w:t>Composer error during deploy</w:t>
+              <w:t>"$'\r': command not found" on the server</w:t>
             </w:r>
           </w:p>
         </w:tc>
+        <w:tc>
+          <w:tcPr>
+            <w:tcW w:type="dxa" w:w="2381"/>
+          </w:tcPr>
+          <w:p>
+            <w:pPr>
+              <w:spacing w:after="20"/>
+            </w:pPr>
+            <w:r>
+              <w:rPr>
+                <w:sz w:val="19"/>
+              </w:rPr>
+            </w:r>
+            <w:r>
+              <w:rPr>
+                <w:sz w:val="19"/>
+              </w:rPr>
+              <w:t>Windows line endings in a script.</w:t>
+            </w:r>
+          </w:p>
+        </w:tc>
+        <w:tc>
+          <w:tcPr>
+            <w:tcW w:type="dxa" w:w="4649"/>
+          </w:tcPr>
+          <w:p>
+            <w:pPr>
+              <w:spacing w:after="20"/>
+            </w:pPr>
+            <w:r>
+              <w:rPr>
+                <w:sz w:val="19"/>
+              </w:rPr>
+            </w:r>
+            <w:r>
+              <w:rPr>
+                <w:sz w:val="19"/>
+              </w:rPr>
+              <w:t>Publish converts them automatically; rebuild the package with Get-ZedCode.ps1.</w:t>
+            </w:r>
+          </w:p>
+        </w:tc>
+      </w:tr>
+      <w:tr>
         <w:tc>
           <w:tcPr>
             <w:tcW w:type="dxa" w:w="2608"/>
@@ -6385,13 +5910,13 @@
               <w:rPr>
                 <w:sz w:val="19"/>
               </w:rPr>
-              <w:t>No internet, or GitHub/Packagist blocked.</w:t>
+              <w:t>Composer error during deploy</w:t>
             </w:r>
           </w:p>
         </w:tc>
         <w:tc>
           <w:tcPr>
-            <w:tcW w:type="dxa" w:w="4422"/>
+            <w:tcW w:type="dxa" w:w="2381"/>
           </w:tcPr>
           <w:p>
             <w:pPr>
@@ -6406,7 +5931,28 @@
               <w:rPr>
                 <w:sz w:val="19"/>
               </w:rPr>
-              <w:t>Allow outbound HTTPS; run Deploy again.</w:t>
+              <w:t>No internet from the server.</w:t>
+            </w:r>
+          </w:p>
+        </w:tc>
+        <w:tc>
+          <w:tcPr>
+            <w:tcW w:type="dxa" w:w="4649"/>
+          </w:tcPr>
+          <w:p>
+            <w:pPr>
+              <w:spacing w:after="20"/>
+            </w:pPr>
+            <w:r>
+              <w:rPr>
+                <w:sz w:val="19"/>
+              </w:rPr>
+            </w:r>
+            <w:r>
+              <w:rPr>
+                <w:sz w:val="19"/>
+              </w:rPr>
+              <w:t>Allow outbound HTTPS in the AWS security group / network ACL; Publish again.</w:t>
             </w:r>
           </w:p>
         </w:tc>
@@ -6453,7 +5999,7 @@
       <w:tr>
         <w:tc>
           <w:tcPr>
-            <w:tcW w:type="dxa" w:w="2835"/>
+            <w:tcW w:type="dxa" w:w="2551"/>
             <w:shd w:val="clear" w:color="auto" w:fill="2E7D4F"/>
           </w:tcPr>
           <w:p>
@@ -6477,7 +6023,7 @@
         </w:tc>
         <w:tc>
           <w:tcPr>
-            <w:tcW w:type="dxa" w:w="2268"/>
+            <w:tcW w:type="dxa" w:w="1701"/>
             <w:shd w:val="clear" w:color="auto" w:fill="2E7D4F"/>
           </w:tcPr>
           <w:p>
@@ -6501,7 +6047,7 @@
         </w:tc>
         <w:tc>
           <w:tcPr>
-            <w:tcW w:type="dxa" w:w="4535"/>
+            <w:tcW w:type="dxa" w:w="5386"/>
             <w:shd w:val="clear" w:color="auto" w:fill="2E7D4F"/>
           </w:tcPr>
           <w:p>
@@ -6527,7 +6073,7 @@
       <w:tr>
         <w:tc>
           <w:tcPr>
-            <w:tcW w:type="dxa" w:w="2835"/>
+            <w:tcW w:type="dxa" w:w="2551"/>
           </w:tcPr>
           <w:p>
             <w:pPr>
@@ -6549,7 +6095,7 @@
         </w:tc>
         <w:tc>
           <w:tcPr>
-            <w:tcW w:type="dxa" w:w="2268"/>
+            <w:tcW w:type="dxa" w:w="1701"/>
           </w:tcPr>
           <w:p>
             <w:pPr>
@@ -6570,7 +6116,7 @@
         </w:tc>
         <w:tc>
           <w:tcPr>
-            <w:tcW w:type="dxa" w:w="4535"/>
+            <w:tcW w:type="dxa" w:w="5386"/>
           </w:tcPr>
           <w:p>
             <w:pPr>
@@ -6607,7 +6153,7 @@
       <w:tr>
         <w:tc>
           <w:tcPr>
-            <w:tcW w:type="dxa" w:w="2835"/>
+            <w:tcW w:type="dxa" w:w="2551"/>
           </w:tcPr>
           <w:p>
             <w:pPr>
@@ -6629,7 +6175,7 @@
         </w:tc>
         <w:tc>
           <w:tcPr>
-            <w:tcW w:type="dxa" w:w="2268"/>
+            <w:tcW w:type="dxa" w:w="1701"/>
           </w:tcPr>
           <w:p>
             <w:pPr>
@@ -6644,13 +6190,13 @@
               <w:rPr>
                 <w:sz w:val="19"/>
               </w:rPr>
-              <w:t>Dell / any Windows PC</w:t>
+              <w:t>Dell</w:t>
             </w:r>
           </w:p>
         </w:tc>
         <w:tc>
           <w:tcPr>
-            <w:tcW w:type="dxa" w:w="4535"/>
+            <w:tcW w:type="dxa" w:w="5386"/>
           </w:tcPr>
           <w:p>
             <w:pPr>
@@ -6687,7 +6233,7 @@
       <w:tr>
         <w:tc>
           <w:tcPr>
-            <w:tcW w:type="dxa" w:w="2835"/>
+            <w:tcW w:type="dxa" w:w="2551"/>
           </w:tcPr>
           <w:p>
             <w:pPr>
@@ -6703,13 +6249,13 @@
                 <w:rFonts w:ascii="Consolas" w:hAnsi="Consolas" w:eastAsia="Consolas"/>
                 <w:sz w:val="19"/>
               </w:rPr>
-              <w:t>Install-ZedServer.ps1</w:t>
+              <w:t>Publish-ZedRelease.ps1</w:t>
             </w:r>
           </w:p>
         </w:tc>
         <w:tc>
           <w:tcPr>
-            <w:tcW w:type="dxa" w:w="2268"/>
+            <w:tcW w:type="dxa" w:w="1701"/>
           </w:tcPr>
           <w:p>
             <w:pPr>
@@ -6724,13 +6270,13 @@
               <w:rPr>
                 <w:sz w:val="19"/>
               </w:rPr>
-              <w:t>Server (admin)</w:t>
+              <w:t>Dell</w:t>
             </w:r>
           </w:p>
         </w:tc>
         <w:tc>
           <w:tcPr>
-            <w:tcW w:type="dxa" w:w="4535"/>
+            <w:tcW w:type="dxa" w:w="5386"/>
           </w:tcPr>
           <w:p>
             <w:pPr>
@@ -6746,7 +6292,7 @@
                 <w:rFonts w:ascii="Consolas" w:hAnsi="Consolas" w:eastAsia="Consolas"/>
                 <w:sz w:val="19"/>
               </w:rPr>
-              <w:t>-SkipMySql</w:t>
+              <w:t>-KeyFile</w:t>
             </w:r>
             <w:r>
               <w:rPr>
@@ -6759,7 +6305,7 @@
                 <w:rFonts w:ascii="Consolas" w:hAnsi="Consolas" w:eastAsia="Consolas"/>
                 <w:sz w:val="19"/>
               </w:rPr>
-              <w:t>-MySqlVersion 8.4.11</w:t>
+              <w:t>-Server 13.232.227.197</w:t>
             </w:r>
             <w:r>
               <w:rPr>
@@ -6772,7 +6318,98 @@
                 <w:rFonts w:ascii="Consolas" w:hAnsi="Consolas" w:eastAsia="Consolas"/>
                 <w:sz w:val="19"/>
               </w:rPr>
-              <w:t>-PhpVersion 8.4</w:t>
+              <w:t>-User ubuntu</w:t>
+            </w:r>
+            <w:r>
+              <w:rPr>
+                <w:sz w:val="19"/>
+              </w:rPr>
+              <w:t xml:space="preserve">, </w:t>
+            </w:r>
+            <w:r>
+              <w:rPr>
+                <w:rFonts w:ascii="Consolas" w:hAnsi="Consolas" w:eastAsia="Consolas"/>
+                <w:sz w:val="19"/>
+              </w:rPr>
+              <w:t>-Setup</w:t>
+            </w:r>
+            <w:r>
+              <w:rPr>
+                <w:sz w:val="19"/>
+              </w:rPr>
+              <w:t xml:space="preserve">, </w:t>
+            </w:r>
+            <w:r>
+              <w:rPr>
+                <w:rFonts w:ascii="Consolas" w:hAnsi="Consolas" w:eastAsia="Consolas"/>
+                <w:sz w:val="19"/>
+              </w:rPr>
+              <w:t>-DumpFile</w:t>
+            </w:r>
+            <w:r>
+              <w:rPr>
+                <w:sz w:val="19"/>
+              </w:rPr>
+              <w:t xml:space="preserve">, </w:t>
+            </w:r>
+            <w:r>
+              <w:rPr>
+                <w:rFonts w:ascii="Consolas" w:hAnsi="Consolas" w:eastAsia="Consolas"/>
+                <w:sz w:val="19"/>
+              </w:rPr>
+              <w:t>-MediaZip</w:t>
+            </w:r>
+            <w:r>
+              <w:rPr>
+                <w:sz w:val="19"/>
+              </w:rPr>
+              <w:t xml:space="preserve">, </w:t>
+            </w:r>
+            <w:r>
+              <w:rPr>
+                <w:rFonts w:ascii="Consolas" w:hAnsi="Consolas" w:eastAsia="Consolas"/>
+                <w:sz w:val="19"/>
+              </w:rPr>
+              <w:t>-AdminEmail</w:t>
+            </w:r>
+            <w:r>
+              <w:rPr>
+                <w:sz w:val="19"/>
+              </w:rPr>
+              <w:t xml:space="preserve">, </w:t>
+            </w:r>
+            <w:r>
+              <w:rPr>
+                <w:rFonts w:ascii="Consolas" w:hAnsi="Consolas" w:eastAsia="Consolas"/>
+                <w:sz w:val="19"/>
+              </w:rPr>
+              <w:t>-HttpsEmail</w:t>
+            </w:r>
+            <w:r>
+              <w:rPr>
+                <w:sz w:val="19"/>
+              </w:rPr>
+              <w:t xml:space="preserve">, </w:t>
+            </w:r>
+            <w:r>
+              <w:rPr>
+                <w:rFonts w:ascii="Consolas" w:hAnsi="Consolas" w:eastAsia="Consolas"/>
+                <w:sz w:val="19"/>
+              </w:rPr>
+              <w:t>-Rollback</w:t>
+            </w:r>
+            <w:r>
+              <w:rPr>
+                <w:sz w:val="19"/>
+              </w:rPr>
+              <w:t xml:space="preserve">, </w:t>
+            </w:r>
+            <w:r>
+              <w:rPr>
+                <w:rFonts w:ascii="Consolas" w:hAnsi="Consolas" w:eastAsia="Consolas"/>
+                <w:sz w:val="19"/>
+              </w:rPr>
+              <w:t>-CertificateStatus</w:t>
             </w:r>
           </w:p>
         </w:tc>
@@ -6780,7 +6417,7 @@
       <w:tr>
         <w:tc>
           <w:tcPr>
-            <w:tcW w:type="dxa" w:w="2835"/>
+            <w:tcW w:type="dxa" w:w="2551"/>
           </w:tcPr>
           <w:p>
             <w:pPr>
@@ -6796,13 +6433,13 @@
                 <w:rFonts w:ascii="Consolas" w:hAnsi="Consolas" w:eastAsia="Consolas"/>
                 <w:sz w:val="19"/>
               </w:rPr>
-              <w:t>Initialize-ZedDatabase.ps1</w:t>
+              <w:t>install-server.sh</w:t>
             </w:r>
           </w:p>
         </w:tc>
         <w:tc>
           <w:tcPr>
-            <w:tcW w:type="dxa" w:w="2268"/>
+            <w:tcW w:type="dxa" w:w="1701"/>
           </w:tcPr>
           <w:p>
             <w:pPr>
@@ -6817,13 +6454,13 @@
               <w:rPr>
                 <w:sz w:val="19"/>
               </w:rPr>
-              <w:t>Server (admin)</w:t>
+              <w:t>Server (sudo)</w:t>
             </w:r>
           </w:p>
         </w:tc>
         <w:tc>
           <w:tcPr>
-            <w:tcW w:type="dxa" w:w="4535"/>
+            <w:tcW w:type="dxa" w:w="5386"/>
           </w:tcPr>
           <w:p>
             <w:pPr>
@@ -6836,36 +6473,9 @@
             </w:r>
             <w:r>
               <w:rPr>
-                <w:rFonts w:ascii="Consolas" w:hAnsi="Consolas" w:eastAsia="Consolas"/>
-                <w:sz w:val="19"/>
-              </w:rPr>
-              <w:t>-DumpFile</w:t>
-            </w:r>
-            <w:r>
-              <w:rPr>
-                <w:sz w:val="19"/>
-              </w:rPr>
-              <w:t xml:space="preserve">, </w:t>
-            </w:r>
-            <w:r>
-              <w:rPr>
-                <w:rFonts w:ascii="Consolas" w:hAnsi="Consolas" w:eastAsia="Consolas"/>
-                <w:sz w:val="19"/>
-              </w:rPr>
-              <w:t>-SkipUpgradeScripts</w:t>
-            </w:r>
-            <w:r>
-              <w:rPr>
-                <w:sz w:val="19"/>
-              </w:rPr>
-              <w:t xml:space="preserve">, </w:t>
-            </w:r>
-            <w:r>
-              <w:rPr>
-                <w:rFonts w:ascii="Consolas" w:hAnsi="Consolas" w:eastAsia="Consolas"/>
-                <w:sz w:val="19"/>
-              </w:rPr>
-              <w:t>-Replace</w:t>
+                <w:sz w:val="19"/>
+              </w:rPr>
+              <w:t>-</w:t>
             </w:r>
           </w:p>
         </w:tc>
@@ -6873,7 +6483,7 @@
       <w:tr>
         <w:tc>
           <w:tcPr>
-            <w:tcW w:type="dxa" w:w="2835"/>
+            <w:tcW w:type="dxa" w:w="2551"/>
           </w:tcPr>
           <w:p>
             <w:pPr>
@@ -6889,13 +6499,13 @@
                 <w:rFonts w:ascii="Consolas" w:hAnsi="Consolas" w:eastAsia="Consolas"/>
                 <w:sz w:val="19"/>
               </w:rPr>
-              <w:t>Deploy-ZedSite.ps1</w:t>
+              <w:t>init-database.sh</w:t>
             </w:r>
           </w:p>
         </w:tc>
         <w:tc>
           <w:tcPr>
-            <w:tcW w:type="dxa" w:w="2268"/>
+            <w:tcW w:type="dxa" w:w="1701"/>
           </w:tcPr>
           <w:p>
             <w:pPr>
@@ -6910,13 +6520,13 @@
               <w:rPr>
                 <w:sz w:val="19"/>
               </w:rPr>
-              <w:t>Server (admin)</w:t>
+              <w:t>Server (sudo)</w:t>
             </w:r>
           </w:p>
         </w:tc>
         <w:tc>
           <w:tcPr>
-            <w:tcW w:type="dxa" w:w="4535"/>
+            <w:tcW w:type="dxa" w:w="5386"/>
           </w:tcPr>
           <w:p>
             <w:pPr>
@@ -6932,7 +6542,7 @@
                 <w:rFonts w:ascii="Consolas" w:hAnsi="Consolas" w:eastAsia="Consolas"/>
                 <w:sz w:val="19"/>
               </w:rPr>
-              <w:t>-MediaZip</w:t>
+              <w:t>--dump FILE</w:t>
             </w:r>
             <w:r>
               <w:rPr>
@@ -6945,7 +6555,7 @@
                 <w:rFonts w:ascii="Consolas" w:hAnsi="Consolas" w:eastAsia="Consolas"/>
                 <w:sz w:val="19"/>
               </w:rPr>
-              <w:t>-AdminEmail</w:t>
+              <w:t>--skip-upgrade</w:t>
             </w:r>
             <w:r>
               <w:rPr>
@@ -6958,33 +6568,7 @@
                 <w:rFonts w:ascii="Consolas" w:hAnsi="Consolas" w:eastAsia="Consolas"/>
                 <w:sz w:val="19"/>
               </w:rPr>
-              <w:t>-HttpsEmail</w:t>
-            </w:r>
-            <w:r>
-              <w:rPr>
-                <w:sz w:val="19"/>
-              </w:rPr>
-              <w:t xml:space="preserve">, </w:t>
-            </w:r>
-            <w:r>
-              <w:rPr>
-                <w:rFonts w:ascii="Consolas" w:hAnsi="Consolas" w:eastAsia="Consolas"/>
-                <w:sz w:val="19"/>
-              </w:rPr>
-              <w:t>-Rollback</w:t>
-            </w:r>
-            <w:r>
-              <w:rPr>
-                <w:sz w:val="19"/>
-              </w:rPr>
-              <w:t xml:space="preserve">, </w:t>
-            </w:r>
-            <w:r>
-              <w:rPr>
-                <w:rFonts w:ascii="Consolas" w:hAnsi="Consolas" w:eastAsia="Consolas"/>
-                <w:sz w:val="19"/>
-              </w:rPr>
-              <w:t>-HostName</w:t>
+              <w:t>--replace</w:t>
             </w:r>
           </w:p>
         </w:tc>
@@ -6992,7 +6576,7 @@
       <w:tr>
         <w:tc>
           <w:tcPr>
-            <w:tcW w:type="dxa" w:w="2835"/>
+            <w:tcW w:type="dxa" w:w="2551"/>
           </w:tcPr>
           <w:p>
             <w:pPr>
@@ -7008,13 +6592,13 @@
                 <w:rFonts w:ascii="Consolas" w:hAnsi="Consolas" w:eastAsia="Consolas"/>
                 <w:sz w:val="19"/>
               </w:rPr>
-              <w:t>Enable-ZedHttps.ps1</w:t>
+              <w:t>deploy.sh</w:t>
             </w:r>
           </w:p>
         </w:tc>
         <w:tc>
           <w:tcPr>
-            <w:tcW w:type="dxa" w:w="2268"/>
+            <w:tcW w:type="dxa" w:w="1701"/>
           </w:tcPr>
           <w:p>
             <w:pPr>
@@ -7029,13 +6613,13 @@
               <w:rPr>
                 <w:sz w:val="19"/>
               </w:rPr>
-              <w:t>Server (admin)</w:t>
+              <w:t>Server (sudo)</w:t>
             </w:r>
           </w:p>
         </w:tc>
         <w:tc>
           <w:tcPr>
-            <w:tcW w:type="dxa" w:w="4535"/>
+            <w:tcW w:type="dxa" w:w="5386"/>
           </w:tcPr>
           <w:p>
             <w:pPr>
@@ -7051,7 +6635,7 @@
                 <w:rFonts w:ascii="Consolas" w:hAnsi="Consolas" w:eastAsia="Consolas"/>
                 <w:sz w:val="19"/>
               </w:rPr>
-              <w:t>-Email</w:t>
+              <w:t>--media ZIP</w:t>
             </w:r>
             <w:r>
               <w:rPr>
@@ -7064,7 +6648,7 @@
                 <w:rFonts w:ascii="Consolas" w:hAnsi="Consolas" w:eastAsia="Consolas"/>
                 <w:sz w:val="19"/>
               </w:rPr>
-              <w:t>-Status</w:t>
+              <w:t>--admin-email</w:t>
             </w:r>
             <w:r>
               <w:rPr>
@@ -7077,7 +6661,113 @@
                 <w:rFonts w:ascii="Consolas" w:hAnsi="Consolas" w:eastAsia="Consolas"/>
                 <w:sz w:val="19"/>
               </w:rPr>
-              <w:t>-SkipCertificate</w:t>
+              <w:t>--https-email</w:t>
+            </w:r>
+            <w:r>
+              <w:rPr>
+                <w:sz w:val="19"/>
+              </w:rPr>
+              <w:t xml:space="preserve">, </w:t>
+            </w:r>
+            <w:r>
+              <w:rPr>
+                <w:rFonts w:ascii="Consolas" w:hAnsi="Consolas" w:eastAsia="Consolas"/>
+                <w:sz w:val="19"/>
+              </w:rPr>
+              <w:t>--rollback</w:t>
+            </w:r>
+          </w:p>
+        </w:tc>
+      </w:tr>
+      <w:tr>
+        <w:tc>
+          <w:tcPr>
+            <w:tcW w:type="dxa" w:w="2551"/>
+          </w:tcPr>
+          <w:p>
+            <w:pPr>
+              <w:spacing w:after="20"/>
+            </w:pPr>
+            <w:r>
+              <w:rPr>
+                <w:sz w:val="19"/>
+              </w:rPr>
+            </w:r>
+            <w:r>
+              <w:rPr>
+                <w:rFonts w:ascii="Consolas" w:hAnsi="Consolas" w:eastAsia="Consolas"/>
+                <w:sz w:val="19"/>
+              </w:rPr>
+              <w:t>enable-https.sh</w:t>
+            </w:r>
+          </w:p>
+        </w:tc>
+        <w:tc>
+          <w:tcPr>
+            <w:tcW w:type="dxa" w:w="1701"/>
+          </w:tcPr>
+          <w:p>
+            <w:pPr>
+              <w:spacing w:after="20"/>
+            </w:pPr>
+            <w:r>
+              <w:rPr>
+                <w:sz w:val="19"/>
+              </w:rPr>
+            </w:r>
+            <w:r>
+              <w:rPr>
+                <w:sz w:val="19"/>
+              </w:rPr>
+              <w:t>Server (sudo)</w:t>
+            </w:r>
+          </w:p>
+        </w:tc>
+        <w:tc>
+          <w:tcPr>
+            <w:tcW w:type="dxa" w:w="5386"/>
+          </w:tcPr>
+          <w:p>
+            <w:pPr>
+              <w:spacing w:after="20"/>
+            </w:pPr>
+            <w:r>
+              <w:rPr>
+                <w:sz w:val="19"/>
+              </w:rPr>
+            </w:r>
+            <w:r>
+              <w:rPr>
+                <w:rFonts w:ascii="Consolas" w:hAnsi="Consolas" w:eastAsia="Consolas"/>
+                <w:sz w:val="19"/>
+              </w:rPr>
+              <w:t>--email</w:t>
+            </w:r>
+            <w:r>
+              <w:rPr>
+                <w:sz w:val="19"/>
+              </w:rPr>
+              <w:t xml:space="preserve">, </w:t>
+            </w:r>
+            <w:r>
+              <w:rPr>
+                <w:rFonts w:ascii="Consolas" w:hAnsi="Consolas" w:eastAsia="Consolas"/>
+                <w:sz w:val="19"/>
+              </w:rPr>
+              <w:t>--status</w:t>
+            </w:r>
+            <w:r>
+              <w:rPr>
+                <w:sz w:val="19"/>
+              </w:rPr>
+              <w:t xml:space="preserve">, </w:t>
+            </w:r>
+            <w:r>
+              <w:rPr>
+                <w:rFonts w:ascii="Consolas" w:hAnsi="Consolas" w:eastAsia="Consolas"/>
+                <w:sz w:val="19"/>
+              </w:rPr>
+              <w:t>--skip-dns-check</w:t>
             </w:r>
           </w:p>
         </w:tc>
@@ -7093,7 +6783,7 @@
         <w:pStyle w:val="Heading2"/>
       </w:pPr>
       <w:r>
-        <w:t>Folders on the server</w:t>
+        <w:t>Folders and files on the server</w:t>
       </w:r>
     </w:p>
     <w:p>
@@ -7107,7 +6797,7 @@
           <w:rFonts w:ascii="Consolas" w:hAnsi="Consolas" w:eastAsia="Consolas"/>
           <w:sz w:val="18"/>
         </w:rPr>
-        <w:t>C:\inetpub\zedcms\current\           link to the live release (IIS site physical path: current\public)</w:t>
+        <w:t>/var/www/zedcms/current             link to the live release (nginx root: current/public)</w:t>
       </w:r>
     </w:p>
     <w:p>
@@ -7121,7 +6811,7 @@
           <w:rFonts w:ascii="Consolas" w:hAnsi="Consolas" w:eastAsia="Consolas"/>
           <w:sz w:val="18"/>
         </w:rPr>
-        <w:t>C:\inetpub\zedcms\releases\&lt;date&gt;\   the last 3 releases</w:t>
+        <w:t>/var/www/zedcms/releases/&lt;date&gt;/    the last 3 releases</w:t>
       </w:r>
     </w:p>
     <w:p>
@@ -7135,7 +6825,7 @@
           <w:rFonts w:ascii="Consolas" w:hAnsi="Consolas" w:eastAsia="Consolas"/>
           <w:sz w:val="18"/>
         </w:rPr>
-        <w:t>C:\inetpub\zedcms\shared\.env         settings (database, APP_KEY, mail, APP_URL)</w:t>
+        <w:t>/var/www/zedcms/shared/.env         settings (database, APP_KEY, mail, APP_URL)</w:t>
       </w:r>
     </w:p>
     <w:p>
@@ -7149,7 +6839,7 @@
           <w:rFonts w:ascii="Consolas" w:hAnsi="Consolas" w:eastAsia="Consolas"/>
           <w:sz w:val="18"/>
         </w:rPr>
-        <w:t>C:\inetpub\zedcms\shared\storage\    logs, sessions, cache</w:t>
+        <w:t>/var/www/zedcms/shared/storage/     logs, sessions, cache</w:t>
       </w:r>
     </w:p>
     <w:p>
@@ -7163,7 +6853,7 @@
           <w:rFonts w:ascii="Consolas" w:hAnsi="Consolas" w:eastAsia="Consolas"/>
           <w:sz w:val="18"/>
         </w:rPr>
-        <w:t>C:\inetpub\zedcms\shared\media\      uploads, slider, photogallery</w:t>
+        <w:t>/var/www/zedcms/shared/media/       uploads, slider, photogallery</w:t>
       </w:r>
     </w:p>
     <w:p>
@@ -7177,7 +6867,7 @@
           <w:rFonts w:ascii="Consolas" w:hAnsi="Consolas" w:eastAsia="Consolas"/>
           <w:sz w:val="18"/>
         </w:rPr>
-        <w:t>C:\PHP\                              PHP 8.4, php.ini, composer.phar, logs</w:t>
+        <w:t>/etc/nginx/sites-available/zedcms.conf       the ZED nginx site</w:t>
       </w:r>
     </w:p>
     <w:p>
@@ -7191,7 +6881,7 @@
           <w:rFonts w:ascii="Consolas" w:hAnsi="Consolas" w:eastAsia="Consolas"/>
           <w:sz w:val="18"/>
         </w:rPr>
-        <w:t>C:\MySQL\                            MySQL 8.4 program, data, my.ini (service MySQL84)</w:t>
+        <w:t>/etc/php/8.4/fpm/pool.d/zedcms.conf          the ZED PHP-FPM pool (user zedcms)</w:t>
       </w:r>
     </w:p>
     <w:p>
@@ -7205,7 +6895,21 @@
           <w:rFonts w:ascii="Consolas" w:hAnsi="Consolas" w:eastAsia="Consolas"/>
           <w:sz w:val="18"/>
         </w:rPr>
-        <w:t>C:\ZED-setup\                        packages, downloads, script logs</w:t>
+        <w:t>/etc/letsencrypt/live/zedcms.umon.in/        the free SSL certificate</w:t>
+      </w:r>
+    </w:p>
+    <w:p>
+      <w:pPr>
+        <w:shd w:val="clear" w:color="auto" w:fill="F2F4F5"/>
+        <w:spacing w:before="0" w:after="0"/>
+        <w:ind w:left="227"/>
+      </w:pPr>
+      <w:r>
+        <w:rPr>
+          <w:rFonts w:ascii="Consolas" w:hAnsi="Consolas" w:eastAsia="Consolas"/>
+          <w:sz w:val="18"/>
+        </w:rPr>
+        <w:t>/var/log/zed-deploy/                script logs</w:t>
       </w:r>
     </w:p>
     <w:p>
@@ -7219,7 +6923,7 @@
           <w:rFonts w:ascii="Consolas" w:hAnsi="Consolas" w:eastAsia="Consolas"/>
           <w:sz w:val="18"/>
         </w:rPr>
-        <w:t>C:\win-acme\                         Let's Encrypt client</w:t>
+        <w:t>~/zed-deploy/                       uploaded packages (last 3)</w:t>
       </w:r>
     </w:p>
     <w:p>
@@ -7240,47 +6944,37 @@
           <w:rFonts w:ascii="Consolas" w:hAnsi="Consolas" w:eastAsia="Consolas"/>
           <w:sz w:val="19"/>
         </w:rPr>
-        <w:t>Code/zed-laravel/public/web.config</w:t>
+        <w:t>deploy/windows</w:t>
       </w:r>
       <w:r>
-        <w:t xml:space="preserve"> - IIS rules: all addresses go to Laravel, no trailing slashes, HTTPS redirect (switched on by the scripts), 32 MB request limit, no directory listing, no X-Powered-By / Server headers, and no script execution in </w:t>
+        <w:t xml:space="preserve"> (PowerShell, Dell) and </w:t>
       </w:r>
       <w:r>
         <w:rPr>
           <w:rFonts w:ascii="Consolas" w:hAnsi="Consolas" w:eastAsia="Consolas"/>
           <w:sz w:val="19"/>
         </w:rPr>
-        <w:t>uploads</w:t>
+        <w:t>deploy/linux</w:t>
       </w:r>
       <w:r>
-        <w:t xml:space="preserve">, </w:t>
+        <w:t xml:space="preserve"> (bash, server) - the scripts in this guide, plus nginx templates. Missing image files are passed to Laravel, so the captcha image (</w:t>
       </w:r>
       <w:r>
         <w:rPr>
           <w:rFonts w:ascii="Consolas" w:hAnsi="Consolas" w:eastAsia="Consolas"/>
           <w:sz w:val="19"/>
         </w:rPr>
-        <w:t>slider</w:t>
+        <w:t>/captcha/login.png</w:t>
       </w:r>
       <w:r>
-        <w:t xml:space="preserve">, </w:t>
+        <w:t xml:space="preserve">) works; the same fix was made in </w:t>
       </w:r>
       <w:r>
         <w:rPr>
           <w:rFonts w:ascii="Consolas" w:hAnsi="Consolas" w:eastAsia="Consolas"/>
           <w:sz w:val="19"/>
         </w:rPr>
-        <w:t>photogallery</w:t>
-      </w:r>
-      <w:r>
-        <w:t xml:space="preserve"> and </w:t>
-      </w:r>
-      <w:r>
-        <w:rPr>
-          <w:rFonts w:ascii="Consolas" w:hAnsi="Consolas" w:eastAsia="Consolas"/>
-          <w:sz w:val="19"/>
-        </w:rPr>
-        <w:t>assets</w:t>
+        <w:t>deploy/nginx/zed-laravel.conf</w:t>
       </w:r>
       <w:r>
         <w:t>.</w:t>
@@ -7325,7 +7019,7 @@
         <w:t>config/zed.php</w:t>
       </w:r>
       <w:r>
-        <w:t>), so image links saved on staging also work after copying content elsewhere.</w:t>
+        <w:t>).</w:t>
       </w:r>
     </w:p>
     <w:p>
@@ -7338,10 +7032,10 @@
           <w:rFonts w:ascii="Consolas" w:hAnsi="Consolas" w:eastAsia="Consolas"/>
           <w:sz w:val="19"/>
         </w:rPr>
-        <w:t>deploy/windows/*.ps1</w:t>
+        <w:t>.gitattributes</w:t>
       </w:r>
       <w:r>
-        <w:t xml:space="preserve"> - the scripts in this guide.</w:t>
+        <w:t xml:space="preserve"> keeps Unix line endings for the server scripts on Windows checkouts.</w:t>
       </w:r>
     </w:p>
     <w:p>
@@ -7350,6 +7044,35 @@
       </w:pPr>
       <w:r>
         <w:t>Security notes</w:t>
+      </w:r>
+    </w:p>
+    <w:p>
+      <w:pPr>
+        <w:pStyle w:val="ListBullet"/>
+        <w:spacing w:after="40"/>
+      </w:pPr>
+      <w:r>
+        <w:t xml:space="preserve">The ZED PHP code runs as its own user </w:t>
+      </w:r>
+      <w:r>
+        <w:rPr>
+          <w:rFonts w:ascii="Consolas" w:hAnsi="Consolas" w:eastAsia="Consolas"/>
+          <w:sz w:val="19"/>
+        </w:rPr>
+        <w:t>zedcms</w:t>
+      </w:r>
+      <w:r>
+        <w:t xml:space="preserve"> in its own PHP-FPM pool, limited to </w:t>
+      </w:r>
+      <w:r>
+        <w:rPr>
+          <w:rFonts w:ascii="Consolas" w:hAnsi="Consolas" w:eastAsia="Consolas"/>
+          <w:sz w:val="19"/>
+        </w:rPr>
+        <w:t>/var/www/zedcms</w:t>
+      </w:r>
+      <w:r>
+        <w:t xml:space="preserve"> (open_basedir); other websites on the server are separate.</w:t>
       </w:r>
     </w:p>
     <w:p>
@@ -7374,27 +7097,7 @@
         <w:t>.env</w:t>
       </w:r>
       <w:r>
-        <w:t xml:space="preserve"> (passwords, keys) lies outside the web folder; IIS also refuses to serve </w:t>
-      </w:r>
-      <w:r>
-        <w:rPr>
-          <w:rFonts w:ascii="Consolas" w:hAnsi="Consolas" w:eastAsia="Consolas"/>
-          <w:sz w:val="19"/>
-        </w:rPr>
-        <w:t>.env</w:t>
-      </w:r>
-      <w:r>
-        <w:t xml:space="preserve"> and </w:t>
-      </w:r>
-      <w:r>
-        <w:rPr>
-          <w:rFonts w:ascii="Consolas" w:hAnsi="Consolas" w:eastAsia="Consolas"/>
-          <w:sz w:val="19"/>
-        </w:rPr>
-        <w:t>.git</w:t>
-      </w:r>
-      <w:r>
-        <w:t>.</w:t>
+        <w:t xml:space="preserve"> (passwords, keys) lies outside the web folder and is readable only by root and the zedcms user; nginx refuses dot-files and backup/config file types.</w:t>
       </w:r>
     </w:p>
     <w:p>
@@ -7403,7 +7106,17 @@
         <w:spacing w:after="40"/>
       </w:pPr>
       <w:r>
-        <w:t>Uploaded files cannot run as scripts; PHP files are dropped from media packages.</w:t>
+        <w:t xml:space="preserve">Only </w:t>
+      </w:r>
+      <w:r>
+        <w:rPr>
+          <w:rFonts w:ascii="Consolas" w:hAnsi="Consolas" w:eastAsia="Consolas"/>
+          <w:sz w:val="19"/>
+        </w:rPr>
+        <w:t>index.php</w:t>
+      </w:r>
+      <w:r>
+        <w:t xml:space="preserve"> runs PHP; uploaded files can never run as scripts and PHP files are dropped from media packages.</w:t>
       </w:r>
     </w:p>
     <w:p>
@@ -7412,7 +7125,7 @@
         <w:spacing w:after="40"/>
       </w:pPr>
       <w:r>
-        <w:t>The application sends the strict Content-Security-Policy and other security headers itself (security audit Verification Report No. I).</w:t>
+        <w:t>The application sends the strict Content-Security-Policy and other security headers itself (security audit Verification Report No. I); HTTPS uses TLS 1.2/1.3 with HSTS.</w:t>
       </w:r>
     </w:p>
     <w:p>
@@ -7421,7 +7134,7 @@
         <w:spacing w:after="40"/>
       </w:pPr>
       <w:r>
-        <w:t>Restrict Remote Desktop (port 3389) in Azure to your office IP address.</w:t>
+        <w:t>Restrict SSH (port 22) in the AWS security group to your office IP; keep the .pem key private.</w:t>
       </w:r>
     </w:p>
     <w:sectPr>
